--- a/templates/02-ho-so-cap-do/thuyet-minh-de-xuat-cap-do.docx
+++ b/templates/02-ho-so-cap-do/thuyet-minh-de-xuat-cap-do.docx
@@ -145,12 +145,12 @@
       </w:tblPr>
       <w:tblGrid>
         <w:gridCol w:w="630"/>
-        <w:gridCol w:w="1740"/>
-        <w:gridCol w:w="1396"/>
-        <w:gridCol w:w="1134"/>
-        <w:gridCol w:w="1821"/>
+        <w:gridCol w:w="1672"/>
+        <w:gridCol w:w="1311"/>
+        <w:gridCol w:w="1084"/>
+        <w:gridCol w:w="1719"/>
         <w:gridCol w:w="772"/>
-        <w:gridCol w:w="1532"/>
+        <w:gridCol w:w="1837"/>
       </w:tblGrid>
       <w:tr>
         <w:trPr>
@@ -177,6 +177,7 @@
           </w:tcPr>
           <w:p>
             <w:pPr>
+              <w:keepNext/>
               <w:spacing w:after="0" w:before="0" w:line="240" w:lineRule="auto"/>
               <w:jc w:val="center"/>
             </w:pPr>
@@ -196,7 +197,7 @@
         </w:tc>
         <w:tc>
           <w:tcPr>
-            <w:tcW w:type="dxa" w:w="1740"/>
+            <w:tcW w:type="dxa" w:w="1672"/>
             <w:tcBorders>
               <w:top w:val="single" w:color="000000" w:sz="4"/>
               <w:left w:val="single" w:color="000000" w:sz="4"/>
@@ -214,6 +215,7 @@
           </w:tcPr>
           <w:p>
             <w:pPr>
+              <w:keepNext/>
               <w:spacing w:after="0" w:before="0" w:line="240" w:lineRule="auto"/>
               <w:jc w:val="center"/>
             </w:pPr>
@@ -233,7 +235,7 @@
         </w:tc>
         <w:tc>
           <w:tcPr>
-            <w:tcW w:type="dxa" w:w="1396"/>
+            <w:tcW w:type="dxa" w:w="1311"/>
             <w:tcBorders>
               <w:top w:val="single" w:color="000000" w:sz="4"/>
               <w:left w:val="single" w:color="000000" w:sz="4"/>
@@ -251,6 +253,7 @@
           </w:tcPr>
           <w:p>
             <w:pPr>
+              <w:keepNext/>
               <w:spacing w:after="0" w:before="0" w:line="240" w:lineRule="auto"/>
               <w:jc w:val="center"/>
             </w:pPr>
@@ -270,7 +273,7 @@
         </w:tc>
         <w:tc>
           <w:tcPr>
-            <w:tcW w:type="dxa" w:w="1134"/>
+            <w:tcW w:type="dxa" w:w="1084"/>
             <w:tcBorders>
               <w:top w:val="single" w:color="000000" w:sz="4"/>
               <w:left w:val="single" w:color="000000" w:sz="4"/>
@@ -288,6 +291,7 @@
           </w:tcPr>
           <w:p>
             <w:pPr>
+              <w:keepNext/>
               <w:spacing w:after="0" w:before="0" w:line="240" w:lineRule="auto"/>
               <w:jc w:val="center"/>
             </w:pPr>
@@ -307,7 +311,7 @@
         </w:tc>
         <w:tc>
           <w:tcPr>
-            <w:tcW w:type="dxa" w:w="1821"/>
+            <w:tcW w:type="dxa" w:w="1719"/>
             <w:tcBorders>
               <w:top w:val="single" w:color="000000" w:sz="4"/>
               <w:left w:val="single" w:color="000000" w:sz="4"/>
@@ -325,6 +329,7 @@
           </w:tcPr>
           <w:p>
             <w:pPr>
+              <w:keepNext/>
               <w:spacing w:after="0" w:before="0" w:line="240" w:lineRule="auto"/>
               <w:jc w:val="center"/>
             </w:pPr>
@@ -362,6 +367,7 @@
           </w:tcPr>
           <w:p>
             <w:pPr>
+              <w:keepNext/>
               <w:spacing w:after="0" w:before="0" w:line="240" w:lineRule="auto"/>
               <w:jc w:val="center"/>
             </w:pPr>
@@ -381,7 +387,7 @@
         </w:tc>
         <w:tc>
           <w:tcPr>
-            <w:tcW w:type="dxa" w:w="1532"/>
+            <w:tcW w:type="dxa" w:w="1837"/>
             <w:tcBorders>
               <w:top w:val="single" w:color="000000" w:sz="4"/>
               <w:left w:val="single" w:color="000000" w:sz="4"/>
@@ -399,6 +405,7 @@
           </w:tcPr>
           <w:p>
             <w:pPr>
+              <w:keepNext/>
               <w:spacing w:after="0" w:before="0" w:line="240" w:lineRule="auto"/>
               <w:jc w:val="center"/>
             </w:pPr>
@@ -441,6 +448,7 @@
           </w:tcPr>
           <w:p>
             <w:pPr>
+              <w:keepNext w:val="false"/>
               <w:spacing w:after="0" w:before="0" w:line="240" w:lineRule="auto"/>
               <w:jc w:val="left"/>
             </w:pPr>
@@ -460,23 +468,24 @@
         </w:tc>
         <w:tc>
           <w:tcPr>
-            <w:tcW w:type="dxa" w:w="1740"/>
-            <w:tcBorders>
-              <w:top w:val="single" w:color="000000" w:sz="4"/>
-              <w:left w:val="single" w:color="000000" w:sz="4"/>
-              <w:bottom w:val="single" w:color="000000" w:sz="4"/>
-              <w:right w:val="single" w:color="000000" w:sz="4"/>
-            </w:tcBorders>
-            <w:tcMar>
-              <w:top w:type="dxa" w:w="30"/>
-              <w:left w:type="dxa" w:w="70"/>
-              <w:bottom w:type="dxa" w:w="30"/>
-              <w:right w:type="dxa" w:w="70"/>
-            </w:tcMar>
-            <w:vAlign w:val="center"/>
-          </w:tcPr>
-          <w:p>
-            <w:pPr>
+            <w:tcW w:type="dxa" w:w="1672"/>
+            <w:tcBorders>
+              <w:top w:val="single" w:color="000000" w:sz="4"/>
+              <w:left w:val="single" w:color="000000" w:sz="4"/>
+              <w:bottom w:val="single" w:color="000000" w:sz="4"/>
+              <w:right w:val="single" w:color="000000" w:sz="4"/>
+            </w:tcBorders>
+            <w:tcMar>
+              <w:top w:type="dxa" w:w="30"/>
+              <w:left w:type="dxa" w:w="70"/>
+              <w:bottom w:type="dxa" w:w="30"/>
+              <w:right w:type="dxa" w:w="70"/>
+            </w:tcMar>
+            <w:vAlign w:val="center"/>
+          </w:tcPr>
+          <w:p>
+            <w:pPr>
+              <w:keepNext w:val="false"/>
               <w:spacing w:after="0" w:before="0" w:line="240" w:lineRule="auto"/>
               <w:jc w:val="left"/>
             </w:pPr>
@@ -497,23 +506,24 @@
         </w:tc>
         <w:tc>
           <w:tcPr>
-            <w:tcW w:type="dxa" w:w="1396"/>
-            <w:tcBorders>
-              <w:top w:val="single" w:color="000000" w:sz="4"/>
-              <w:left w:val="single" w:color="000000" w:sz="4"/>
-              <w:bottom w:val="single" w:color="000000" w:sz="4"/>
-              <w:right w:val="single" w:color="000000" w:sz="4"/>
-            </w:tcBorders>
-            <w:tcMar>
-              <w:top w:type="dxa" w:w="30"/>
-              <w:left w:type="dxa" w:w="70"/>
-              <w:bottom w:type="dxa" w:w="30"/>
-              <w:right w:type="dxa" w:w="70"/>
-            </w:tcMar>
-            <w:vAlign w:val="center"/>
-          </w:tcPr>
-          <w:p>
-            <w:pPr>
+            <w:tcW w:type="dxa" w:w="1311"/>
+            <w:tcBorders>
+              <w:top w:val="single" w:color="000000" w:sz="4"/>
+              <w:left w:val="single" w:color="000000" w:sz="4"/>
+              <w:bottom w:val="single" w:color="000000" w:sz="4"/>
+              <w:right w:val="single" w:color="000000" w:sz="4"/>
+            </w:tcBorders>
+            <w:tcMar>
+              <w:top w:type="dxa" w:w="30"/>
+              <w:left w:type="dxa" w:w="70"/>
+              <w:bottom w:type="dxa" w:w="30"/>
+              <w:right w:type="dxa" w:w="70"/>
+            </w:tcMar>
+            <w:vAlign w:val="center"/>
+          </w:tcPr>
+          <w:p>
+            <w:pPr>
+              <w:keepNext w:val="false"/>
               <w:spacing w:after="0" w:before="0" w:line="240" w:lineRule="auto"/>
               <w:jc w:val="left"/>
             </w:pPr>
@@ -534,23 +544,24 @@
         </w:tc>
         <w:tc>
           <w:tcPr>
-            <w:tcW w:type="dxa" w:w="1134"/>
-            <w:tcBorders>
-              <w:top w:val="single" w:color="000000" w:sz="4"/>
-              <w:left w:val="single" w:color="000000" w:sz="4"/>
-              <w:bottom w:val="single" w:color="000000" w:sz="4"/>
-              <w:right w:val="single" w:color="000000" w:sz="4"/>
-            </w:tcBorders>
-            <w:tcMar>
-              <w:top w:type="dxa" w:w="30"/>
-              <w:left w:type="dxa" w:w="70"/>
-              <w:bottom w:type="dxa" w:w="30"/>
-              <w:right w:type="dxa" w:w="70"/>
-            </w:tcMar>
-            <w:vAlign w:val="center"/>
-          </w:tcPr>
-          <w:p>
-            <w:pPr>
+            <w:tcW w:type="dxa" w:w="1084"/>
+            <w:tcBorders>
+              <w:top w:val="single" w:color="000000" w:sz="4"/>
+              <w:left w:val="single" w:color="000000" w:sz="4"/>
+              <w:bottom w:val="single" w:color="000000" w:sz="4"/>
+              <w:right w:val="single" w:color="000000" w:sz="4"/>
+            </w:tcBorders>
+            <w:tcMar>
+              <w:top w:type="dxa" w:w="30"/>
+              <w:left w:type="dxa" w:w="70"/>
+              <w:bottom w:type="dxa" w:w="30"/>
+              <w:right w:type="dxa" w:w="70"/>
+            </w:tcMar>
+            <w:vAlign w:val="center"/>
+          </w:tcPr>
+          <w:p>
+            <w:pPr>
+              <w:keepNext w:val="false"/>
               <w:spacing w:after="0" w:before="0" w:line="240" w:lineRule="auto"/>
               <w:jc w:val="left"/>
             </w:pPr>
@@ -571,23 +582,24 @@
         </w:tc>
         <w:tc>
           <w:tcPr>
-            <w:tcW w:type="dxa" w:w="1821"/>
-            <w:tcBorders>
-              <w:top w:val="single" w:color="000000" w:sz="4"/>
-              <w:left w:val="single" w:color="000000" w:sz="4"/>
-              <w:bottom w:val="single" w:color="000000" w:sz="4"/>
-              <w:right w:val="single" w:color="000000" w:sz="4"/>
-            </w:tcBorders>
-            <w:tcMar>
-              <w:top w:type="dxa" w:w="30"/>
-              <w:left w:type="dxa" w:w="70"/>
-              <w:bottom w:type="dxa" w:w="30"/>
-              <w:right w:type="dxa" w:w="70"/>
-            </w:tcMar>
-            <w:vAlign w:val="center"/>
-          </w:tcPr>
-          <w:p>
-            <w:pPr>
+            <w:tcW w:type="dxa" w:w="1719"/>
+            <w:tcBorders>
+              <w:top w:val="single" w:color="000000" w:sz="4"/>
+              <w:left w:val="single" w:color="000000" w:sz="4"/>
+              <w:bottom w:val="single" w:color="000000" w:sz="4"/>
+              <w:right w:val="single" w:color="000000" w:sz="4"/>
+            </w:tcBorders>
+            <w:tcMar>
+              <w:top w:type="dxa" w:w="30"/>
+              <w:left w:type="dxa" w:w="70"/>
+              <w:bottom w:type="dxa" w:w="30"/>
+              <w:right w:type="dxa" w:w="70"/>
+            </w:tcMar>
+            <w:vAlign w:val="center"/>
+          </w:tcPr>
+          <w:p>
+            <w:pPr>
+              <w:keepNext w:val="false"/>
               <w:spacing w:after="0" w:before="0" w:line="240" w:lineRule="auto"/>
               <w:jc w:val="left"/>
             </w:pPr>
@@ -625,6 +637,7 @@
           </w:tcPr>
           <w:p>
             <w:pPr>
+              <w:keepNext w:val="false"/>
               <w:spacing w:after="0" w:before="0" w:line="240" w:lineRule="auto"/>
               <w:jc w:val="left"/>
             </w:pPr>
@@ -645,23 +658,24 @@
         </w:tc>
         <w:tc>
           <w:tcPr>
-            <w:tcW w:type="dxa" w:w="1532"/>
-            <w:tcBorders>
-              <w:top w:val="single" w:color="000000" w:sz="4"/>
-              <w:left w:val="single" w:color="000000" w:sz="4"/>
-              <w:bottom w:val="single" w:color="000000" w:sz="4"/>
-              <w:right w:val="single" w:color="000000" w:sz="4"/>
-            </w:tcBorders>
-            <w:tcMar>
-              <w:top w:type="dxa" w:w="30"/>
-              <w:left w:type="dxa" w:w="70"/>
-              <w:bottom w:type="dxa" w:w="30"/>
-              <w:right w:type="dxa" w:w="70"/>
-            </w:tcMar>
-            <w:vAlign w:val="center"/>
-          </w:tcPr>
-          <w:p>
-            <w:pPr>
+            <w:tcW w:type="dxa" w:w="1837"/>
+            <w:tcBorders>
+              <w:top w:val="single" w:color="000000" w:sz="4"/>
+              <w:left w:val="single" w:color="000000" w:sz="4"/>
+              <w:bottom w:val="single" w:color="000000" w:sz="4"/>
+              <w:right w:val="single" w:color="000000" w:sz="4"/>
+            </w:tcBorders>
+            <w:tcMar>
+              <w:top w:type="dxa" w:w="30"/>
+              <w:left w:type="dxa" w:w="70"/>
+              <w:bottom w:type="dxa" w:w="30"/>
+              <w:right w:type="dxa" w:w="70"/>
+            </w:tcMar>
+            <w:vAlign w:val="center"/>
+          </w:tcPr>
+          <w:p>
+            <w:pPr>
+              <w:keepNext w:val="false"/>
               <w:spacing w:after="0" w:before="0" w:line="240" w:lineRule="auto"/>
               <w:jc w:val="left"/>
             </w:pPr>
@@ -793,9 +807,9 @@
         <w:tblLayout w:type="autofit"/>
       </w:tblPr>
       <w:tblGrid>
-        <w:gridCol w:w="4842"/>
+        <w:gridCol w:w="4665"/>
         <w:gridCol w:w="1459"/>
-        <w:gridCol w:w="830"/>
+        <w:gridCol w:w="1007"/>
         <w:gridCol w:w="1894"/>
       </w:tblGrid>
       <w:tr>
@@ -805,7 +819,7 @@
         </w:trPr>
         <w:tc>
           <w:tcPr>
-            <w:tcW w:type="dxa" w:w="4842"/>
+            <w:tcW w:type="dxa" w:w="4665"/>
             <w:tcBorders>
               <w:top w:val="single" w:color="000000" w:sz="4"/>
               <w:left w:val="single" w:color="000000" w:sz="4"/>
@@ -823,6 +837,7 @@
           </w:tcPr>
           <w:p>
             <w:pPr>
+              <w:keepNext/>
               <w:spacing w:after="0" w:before="0" w:line="240" w:lineRule="auto"/>
               <w:jc w:val="center"/>
             </w:pPr>
@@ -860,6 +875,7 @@
           </w:tcPr>
           <w:p>
             <w:pPr>
+              <w:keepNext/>
               <w:spacing w:after="0" w:before="0" w:line="240" w:lineRule="auto"/>
               <w:jc w:val="center"/>
             </w:pPr>
@@ -879,7 +895,7 @@
         </w:tc>
         <w:tc>
           <w:tcPr>
-            <w:tcW w:type="dxa" w:w="830"/>
+            <w:tcW w:type="dxa" w:w="1007"/>
             <w:tcBorders>
               <w:top w:val="single" w:color="000000" w:sz="4"/>
               <w:left w:val="single" w:color="000000" w:sz="4"/>
@@ -897,6 +913,7 @@
           </w:tcPr>
           <w:p>
             <w:pPr>
+              <w:keepNext/>
               <w:spacing w:after="0" w:before="0" w:line="240" w:lineRule="auto"/>
               <w:jc w:val="center"/>
             </w:pPr>
@@ -934,6 +951,7 @@
           </w:tcPr>
           <w:p>
             <w:pPr>
+              <w:keepNext/>
               <w:spacing w:after="0" w:before="0" w:line="240" w:lineRule="auto"/>
               <w:jc w:val="center"/>
             </w:pPr>
@@ -959,23 +977,24 @@
         </w:trPr>
         <w:tc>
           <w:tcPr>
-            <w:tcW w:type="dxa" w:w="4842"/>
-            <w:tcBorders>
-              <w:top w:val="single" w:color="000000" w:sz="4"/>
-              <w:left w:val="single" w:color="000000" w:sz="4"/>
-              <w:bottom w:val="single" w:color="000000" w:sz="4"/>
-              <w:right w:val="single" w:color="000000" w:sz="4"/>
-            </w:tcBorders>
-            <w:tcMar>
-              <w:top w:type="dxa" w:w="30"/>
-              <w:left w:type="dxa" w:w="70"/>
-              <w:bottom w:type="dxa" w:w="30"/>
-              <w:right w:type="dxa" w:w="70"/>
-            </w:tcMar>
-            <w:vAlign w:val="center"/>
-          </w:tcPr>
-          <w:p>
-            <w:pPr>
+            <w:tcW w:type="dxa" w:w="4665"/>
+            <w:tcBorders>
+              <w:top w:val="single" w:color="000000" w:sz="4"/>
+              <w:left w:val="single" w:color="000000" w:sz="4"/>
+              <w:bottom w:val="single" w:color="000000" w:sz="4"/>
+              <w:right w:val="single" w:color="000000" w:sz="4"/>
+            </w:tcBorders>
+            <w:tcMar>
+              <w:top w:type="dxa" w:w="30"/>
+              <w:left w:type="dxa" w:w="70"/>
+              <w:bottom w:type="dxa" w:w="30"/>
+              <w:right w:type="dxa" w:w="70"/>
+            </w:tcMar>
+            <w:vAlign w:val="center"/>
+          </w:tcPr>
+          <w:p>
+            <w:pPr>
+              <w:keepNext/>
               <w:spacing w:after="0" w:before="0" w:line="240" w:lineRule="auto"/>
               <w:jc w:val="left"/>
             </w:pPr>
@@ -1012,30 +1031,32 @@
           </w:tcPr>
           <w:p>
             <w:pPr>
-              <w:spacing w:after="0" w:before="0" w:line="240" w:lineRule="auto"/>
-              <w:jc w:val="left"/>
-            </w:pPr>
-          </w:p>
-        </w:tc>
-        <w:tc>
-          <w:tcPr>
-            <w:tcW w:type="dxa" w:w="830"/>
-            <w:tcBorders>
-              <w:top w:val="single" w:color="000000" w:sz="4"/>
-              <w:left w:val="single" w:color="000000" w:sz="4"/>
-              <w:bottom w:val="single" w:color="000000" w:sz="4"/>
-              <w:right w:val="single" w:color="000000" w:sz="4"/>
-            </w:tcBorders>
-            <w:tcMar>
-              <w:top w:type="dxa" w:w="30"/>
-              <w:left w:type="dxa" w:w="70"/>
-              <w:bottom w:type="dxa" w:w="30"/>
-              <w:right w:type="dxa" w:w="70"/>
-            </w:tcMar>
-            <w:vAlign w:val="center"/>
-          </w:tcPr>
-          <w:p>
-            <w:pPr>
+              <w:keepNext/>
+              <w:spacing w:after="0" w:before="0" w:line="240" w:lineRule="auto"/>
+              <w:jc w:val="left"/>
+            </w:pPr>
+          </w:p>
+        </w:tc>
+        <w:tc>
+          <w:tcPr>
+            <w:tcW w:type="dxa" w:w="1007"/>
+            <w:tcBorders>
+              <w:top w:val="single" w:color="000000" w:sz="4"/>
+              <w:left w:val="single" w:color="000000" w:sz="4"/>
+              <w:bottom w:val="single" w:color="000000" w:sz="4"/>
+              <w:right w:val="single" w:color="000000" w:sz="4"/>
+            </w:tcBorders>
+            <w:tcMar>
+              <w:top w:type="dxa" w:w="30"/>
+              <w:left w:type="dxa" w:w="70"/>
+              <w:bottom w:type="dxa" w:w="30"/>
+              <w:right w:type="dxa" w:w="70"/>
+            </w:tcMar>
+            <w:vAlign w:val="center"/>
+          </w:tcPr>
+          <w:p>
+            <w:pPr>
+              <w:keepNext/>
               <w:spacing w:after="0" w:before="0" w:line="240" w:lineRule="auto"/>
               <w:jc w:val="left"/>
             </w:pPr>
@@ -1060,6 +1081,7 @@
           </w:tcPr>
           <w:p>
             <w:pPr>
+              <w:keepNext/>
               <w:spacing w:after="0" w:before="0" w:line="240" w:lineRule="auto"/>
               <w:jc w:val="left"/>
             </w:pPr>
@@ -1085,23 +1107,24 @@
         </w:trPr>
         <w:tc>
           <w:tcPr>
-            <w:tcW w:type="dxa" w:w="4842"/>
-            <w:tcBorders>
-              <w:top w:val="single" w:color="000000" w:sz="4"/>
-              <w:left w:val="single" w:color="000000" w:sz="4"/>
-              <w:bottom w:val="single" w:color="000000" w:sz="4"/>
-              <w:right w:val="single" w:color="000000" w:sz="4"/>
-            </w:tcBorders>
-            <w:tcMar>
-              <w:top w:type="dxa" w:w="30"/>
-              <w:left w:type="dxa" w:w="70"/>
-              <w:bottom w:type="dxa" w:w="30"/>
-              <w:right w:type="dxa" w:w="70"/>
-            </w:tcMar>
-            <w:vAlign w:val="center"/>
-          </w:tcPr>
-          <w:p>
-            <w:pPr>
+            <w:tcW w:type="dxa" w:w="4665"/>
+            <w:tcBorders>
+              <w:top w:val="single" w:color="000000" w:sz="4"/>
+              <w:left w:val="single" w:color="000000" w:sz="4"/>
+              <w:bottom w:val="single" w:color="000000" w:sz="4"/>
+              <w:right w:val="single" w:color="000000" w:sz="4"/>
+            </w:tcBorders>
+            <w:tcMar>
+              <w:top w:type="dxa" w:w="30"/>
+              <w:left w:type="dxa" w:w="70"/>
+              <w:bottom w:type="dxa" w:w="30"/>
+              <w:right w:type="dxa" w:w="70"/>
+            </w:tcMar>
+            <w:vAlign w:val="center"/>
+          </w:tcPr>
+          <w:p>
+            <w:pPr>
+              <w:keepNext/>
               <w:spacing w:after="0" w:before="0" w:line="240" w:lineRule="auto"/>
               <w:jc w:val="left"/>
             </w:pPr>
@@ -1138,30 +1161,32 @@
           </w:tcPr>
           <w:p>
             <w:pPr>
-              <w:spacing w:after="0" w:before="0" w:line="240" w:lineRule="auto"/>
-              <w:jc w:val="left"/>
-            </w:pPr>
-          </w:p>
-        </w:tc>
-        <w:tc>
-          <w:tcPr>
-            <w:tcW w:type="dxa" w:w="830"/>
-            <w:tcBorders>
-              <w:top w:val="single" w:color="000000" w:sz="4"/>
-              <w:left w:val="single" w:color="000000" w:sz="4"/>
-              <w:bottom w:val="single" w:color="000000" w:sz="4"/>
-              <w:right w:val="single" w:color="000000" w:sz="4"/>
-            </w:tcBorders>
-            <w:tcMar>
-              <w:top w:type="dxa" w:w="30"/>
-              <w:left w:type="dxa" w:w="70"/>
-              <w:bottom w:type="dxa" w:w="30"/>
-              <w:right w:type="dxa" w:w="70"/>
-            </w:tcMar>
-            <w:vAlign w:val="center"/>
-          </w:tcPr>
-          <w:p>
-            <w:pPr>
+              <w:keepNext/>
+              <w:spacing w:after="0" w:before="0" w:line="240" w:lineRule="auto"/>
+              <w:jc w:val="left"/>
+            </w:pPr>
+          </w:p>
+        </w:tc>
+        <w:tc>
+          <w:tcPr>
+            <w:tcW w:type="dxa" w:w="1007"/>
+            <w:tcBorders>
+              <w:top w:val="single" w:color="000000" w:sz="4"/>
+              <w:left w:val="single" w:color="000000" w:sz="4"/>
+              <w:bottom w:val="single" w:color="000000" w:sz="4"/>
+              <w:right w:val="single" w:color="000000" w:sz="4"/>
+            </w:tcBorders>
+            <w:tcMar>
+              <w:top w:type="dxa" w:w="30"/>
+              <w:left w:type="dxa" w:w="70"/>
+              <w:bottom w:type="dxa" w:w="30"/>
+              <w:right w:type="dxa" w:w="70"/>
+            </w:tcMar>
+            <w:vAlign w:val="center"/>
+          </w:tcPr>
+          <w:p>
+            <w:pPr>
+              <w:keepNext/>
               <w:spacing w:after="0" w:before="0" w:line="240" w:lineRule="auto"/>
               <w:jc w:val="left"/>
             </w:pPr>
@@ -1186,6 +1211,7 @@
           </w:tcPr>
           <w:p>
             <w:pPr>
+              <w:keepNext/>
               <w:spacing w:after="0" w:before="0" w:line="240" w:lineRule="auto"/>
               <w:jc w:val="left"/>
             </w:pPr>
@@ -1211,23 +1237,24 @@
         </w:trPr>
         <w:tc>
           <w:tcPr>
-            <w:tcW w:type="dxa" w:w="4842"/>
-            <w:tcBorders>
-              <w:top w:val="single" w:color="000000" w:sz="4"/>
-              <w:left w:val="single" w:color="000000" w:sz="4"/>
-              <w:bottom w:val="single" w:color="000000" w:sz="4"/>
-              <w:right w:val="single" w:color="000000" w:sz="4"/>
-            </w:tcBorders>
-            <w:tcMar>
-              <w:top w:type="dxa" w:w="30"/>
-              <w:left w:type="dxa" w:w="70"/>
-              <w:bottom w:type="dxa" w:w="30"/>
-              <w:right w:type="dxa" w:w="70"/>
-            </w:tcMar>
-            <w:vAlign w:val="center"/>
-          </w:tcPr>
-          <w:p>
-            <w:pPr>
+            <w:tcW w:type="dxa" w:w="4665"/>
+            <w:tcBorders>
+              <w:top w:val="single" w:color="000000" w:sz="4"/>
+              <w:left w:val="single" w:color="000000" w:sz="4"/>
+              <w:bottom w:val="single" w:color="000000" w:sz="4"/>
+              <w:right w:val="single" w:color="000000" w:sz="4"/>
+            </w:tcBorders>
+            <w:tcMar>
+              <w:top w:type="dxa" w:w="30"/>
+              <w:left w:type="dxa" w:w="70"/>
+              <w:bottom w:type="dxa" w:w="30"/>
+              <w:right w:type="dxa" w:w="70"/>
+            </w:tcMar>
+            <w:vAlign w:val="center"/>
+          </w:tcPr>
+          <w:p>
+            <w:pPr>
+              <w:keepNext/>
               <w:spacing w:after="0" w:before="0" w:line="240" w:lineRule="auto"/>
               <w:jc w:val="left"/>
             </w:pPr>
@@ -1264,30 +1291,32 @@
           </w:tcPr>
           <w:p>
             <w:pPr>
-              <w:spacing w:after="0" w:before="0" w:line="240" w:lineRule="auto"/>
-              <w:jc w:val="left"/>
-            </w:pPr>
-          </w:p>
-        </w:tc>
-        <w:tc>
-          <w:tcPr>
-            <w:tcW w:type="dxa" w:w="830"/>
-            <w:tcBorders>
-              <w:top w:val="single" w:color="000000" w:sz="4"/>
-              <w:left w:val="single" w:color="000000" w:sz="4"/>
-              <w:bottom w:val="single" w:color="000000" w:sz="4"/>
-              <w:right w:val="single" w:color="000000" w:sz="4"/>
-            </w:tcBorders>
-            <w:tcMar>
-              <w:top w:type="dxa" w:w="30"/>
-              <w:left w:type="dxa" w:w="70"/>
-              <w:bottom w:type="dxa" w:w="30"/>
-              <w:right w:type="dxa" w:w="70"/>
-            </w:tcMar>
-            <w:vAlign w:val="center"/>
-          </w:tcPr>
-          <w:p>
-            <w:pPr>
+              <w:keepNext/>
+              <w:spacing w:after="0" w:before="0" w:line="240" w:lineRule="auto"/>
+              <w:jc w:val="left"/>
+            </w:pPr>
+          </w:p>
+        </w:tc>
+        <w:tc>
+          <w:tcPr>
+            <w:tcW w:type="dxa" w:w="1007"/>
+            <w:tcBorders>
+              <w:top w:val="single" w:color="000000" w:sz="4"/>
+              <w:left w:val="single" w:color="000000" w:sz="4"/>
+              <w:bottom w:val="single" w:color="000000" w:sz="4"/>
+              <w:right w:val="single" w:color="000000" w:sz="4"/>
+            </w:tcBorders>
+            <w:tcMar>
+              <w:top w:type="dxa" w:w="30"/>
+              <w:left w:type="dxa" w:w="70"/>
+              <w:bottom w:type="dxa" w:w="30"/>
+              <w:right w:type="dxa" w:w="70"/>
+            </w:tcMar>
+            <w:vAlign w:val="center"/>
+          </w:tcPr>
+          <w:p>
+            <w:pPr>
+              <w:keepNext/>
               <w:spacing w:after="0" w:before="0" w:line="240" w:lineRule="auto"/>
               <w:jc w:val="left"/>
             </w:pPr>
@@ -1312,6 +1341,7 @@
           </w:tcPr>
           <w:p>
             <w:pPr>
+              <w:keepNext/>
               <w:spacing w:after="0" w:before="0" w:line="240" w:lineRule="auto"/>
               <w:jc w:val="left"/>
             </w:pPr>
@@ -1338,23 +1368,24 @@
         </w:trPr>
         <w:tc>
           <w:tcPr>
-            <w:tcW w:type="dxa" w:w="4842"/>
-            <w:tcBorders>
-              <w:top w:val="single" w:color="000000" w:sz="4"/>
-              <w:left w:val="single" w:color="000000" w:sz="4"/>
-              <w:bottom w:val="single" w:color="000000" w:sz="4"/>
-              <w:right w:val="single" w:color="000000" w:sz="4"/>
-            </w:tcBorders>
-            <w:tcMar>
-              <w:top w:type="dxa" w:w="30"/>
-              <w:left w:type="dxa" w:w="70"/>
-              <w:bottom w:type="dxa" w:w="30"/>
-              <w:right w:type="dxa" w:w="70"/>
-            </w:tcMar>
-            <w:vAlign w:val="center"/>
-          </w:tcPr>
-          <w:p>
-            <w:pPr>
+            <w:tcW w:type="dxa" w:w="4665"/>
+            <w:tcBorders>
+              <w:top w:val="single" w:color="000000" w:sz="4"/>
+              <w:left w:val="single" w:color="000000" w:sz="4"/>
+              <w:bottom w:val="single" w:color="000000" w:sz="4"/>
+              <w:right w:val="single" w:color="000000" w:sz="4"/>
+            </w:tcBorders>
+            <w:tcMar>
+              <w:top w:type="dxa" w:w="30"/>
+              <w:left w:type="dxa" w:w="70"/>
+              <w:bottom w:type="dxa" w:w="30"/>
+              <w:right w:type="dxa" w:w="70"/>
+            </w:tcMar>
+            <w:vAlign w:val="center"/>
+          </w:tcPr>
+          <w:p>
+            <w:pPr>
+              <w:keepNext/>
               <w:spacing w:after="0" w:before="0" w:line="240" w:lineRule="auto"/>
               <w:jc w:val="left"/>
             </w:pPr>
@@ -1391,30 +1422,32 @@
           </w:tcPr>
           <w:p>
             <w:pPr>
-              <w:spacing w:after="0" w:before="0" w:line="240" w:lineRule="auto"/>
-              <w:jc w:val="left"/>
-            </w:pPr>
-          </w:p>
-        </w:tc>
-        <w:tc>
-          <w:tcPr>
-            <w:tcW w:type="dxa" w:w="830"/>
-            <w:tcBorders>
-              <w:top w:val="single" w:color="000000" w:sz="4"/>
-              <w:left w:val="single" w:color="000000" w:sz="4"/>
-              <w:bottom w:val="single" w:color="000000" w:sz="4"/>
-              <w:right w:val="single" w:color="000000" w:sz="4"/>
-            </w:tcBorders>
-            <w:tcMar>
-              <w:top w:type="dxa" w:w="30"/>
-              <w:left w:type="dxa" w:w="70"/>
-              <w:bottom w:type="dxa" w:w="30"/>
-              <w:right w:type="dxa" w:w="70"/>
-            </w:tcMar>
-            <w:vAlign w:val="center"/>
-          </w:tcPr>
-          <w:p>
-            <w:pPr>
+              <w:keepNext/>
+              <w:spacing w:after="0" w:before="0" w:line="240" w:lineRule="auto"/>
+              <w:jc w:val="left"/>
+            </w:pPr>
+          </w:p>
+        </w:tc>
+        <w:tc>
+          <w:tcPr>
+            <w:tcW w:type="dxa" w:w="1007"/>
+            <w:tcBorders>
+              <w:top w:val="single" w:color="000000" w:sz="4"/>
+              <w:left w:val="single" w:color="000000" w:sz="4"/>
+              <w:bottom w:val="single" w:color="000000" w:sz="4"/>
+              <w:right w:val="single" w:color="000000" w:sz="4"/>
+            </w:tcBorders>
+            <w:tcMar>
+              <w:top w:type="dxa" w:w="30"/>
+              <w:left w:type="dxa" w:w="70"/>
+              <w:bottom w:type="dxa" w:w="30"/>
+              <w:right w:type="dxa" w:w="70"/>
+            </w:tcMar>
+            <w:vAlign w:val="center"/>
+          </w:tcPr>
+          <w:p>
+            <w:pPr>
+              <w:keepNext/>
               <w:spacing w:after="0" w:before="0" w:line="240" w:lineRule="auto"/>
               <w:jc w:val="left"/>
             </w:pPr>
@@ -1439,6 +1472,7 @@
           </w:tcPr>
           <w:p>
             <w:pPr>
+              <w:keepNext/>
               <w:spacing w:after="0" w:before="0" w:line="240" w:lineRule="auto"/>
               <w:jc w:val="left"/>
             </w:pPr>
@@ -1465,23 +1499,24 @@
         </w:trPr>
         <w:tc>
           <w:tcPr>
-            <w:tcW w:type="dxa" w:w="4842"/>
-            <w:tcBorders>
-              <w:top w:val="single" w:color="000000" w:sz="4"/>
-              <w:left w:val="single" w:color="000000" w:sz="4"/>
-              <w:bottom w:val="single" w:color="000000" w:sz="4"/>
-              <w:right w:val="single" w:color="000000" w:sz="4"/>
-            </w:tcBorders>
-            <w:tcMar>
-              <w:top w:type="dxa" w:w="30"/>
-              <w:left w:type="dxa" w:w="70"/>
-              <w:bottom w:type="dxa" w:w="30"/>
-              <w:right w:type="dxa" w:w="70"/>
-            </w:tcMar>
-            <w:vAlign w:val="center"/>
-          </w:tcPr>
-          <w:p>
-            <w:pPr>
+            <w:tcW w:type="dxa" w:w="4665"/>
+            <w:tcBorders>
+              <w:top w:val="single" w:color="000000" w:sz="4"/>
+              <w:left w:val="single" w:color="000000" w:sz="4"/>
+              <w:bottom w:val="single" w:color="000000" w:sz="4"/>
+              <w:right w:val="single" w:color="000000" w:sz="4"/>
+            </w:tcBorders>
+            <w:tcMar>
+              <w:top w:type="dxa" w:w="30"/>
+              <w:left w:type="dxa" w:w="70"/>
+              <w:bottom w:type="dxa" w:w="30"/>
+              <w:right w:type="dxa" w:w="70"/>
+            </w:tcMar>
+            <w:vAlign w:val="center"/>
+          </w:tcPr>
+          <w:p>
+            <w:pPr>
+              <w:keepNext w:val="false"/>
               <w:spacing w:after="0" w:before="0" w:line="240" w:lineRule="auto"/>
               <w:jc w:val="left"/>
             </w:pPr>
@@ -1518,30 +1553,32 @@
           </w:tcPr>
           <w:p>
             <w:pPr>
-              <w:spacing w:after="0" w:before="0" w:line="240" w:lineRule="auto"/>
-              <w:jc w:val="left"/>
-            </w:pPr>
-          </w:p>
-        </w:tc>
-        <w:tc>
-          <w:tcPr>
-            <w:tcW w:type="dxa" w:w="830"/>
-            <w:tcBorders>
-              <w:top w:val="single" w:color="000000" w:sz="4"/>
-              <w:left w:val="single" w:color="000000" w:sz="4"/>
-              <w:bottom w:val="single" w:color="000000" w:sz="4"/>
-              <w:right w:val="single" w:color="000000" w:sz="4"/>
-            </w:tcBorders>
-            <w:tcMar>
-              <w:top w:type="dxa" w:w="30"/>
-              <w:left w:type="dxa" w:w="70"/>
-              <w:bottom w:type="dxa" w:w="30"/>
-              <w:right w:type="dxa" w:w="70"/>
-            </w:tcMar>
-            <w:vAlign w:val="center"/>
-          </w:tcPr>
-          <w:p>
-            <w:pPr>
+              <w:keepNext w:val="false"/>
+              <w:spacing w:after="0" w:before="0" w:line="240" w:lineRule="auto"/>
+              <w:jc w:val="left"/>
+            </w:pPr>
+          </w:p>
+        </w:tc>
+        <w:tc>
+          <w:tcPr>
+            <w:tcW w:type="dxa" w:w="1007"/>
+            <w:tcBorders>
+              <w:top w:val="single" w:color="000000" w:sz="4"/>
+              <w:left w:val="single" w:color="000000" w:sz="4"/>
+              <w:bottom w:val="single" w:color="000000" w:sz="4"/>
+              <w:right w:val="single" w:color="000000" w:sz="4"/>
+            </w:tcBorders>
+            <w:tcMar>
+              <w:top w:type="dxa" w:w="30"/>
+              <w:left w:type="dxa" w:w="70"/>
+              <w:bottom w:type="dxa" w:w="30"/>
+              <w:right w:type="dxa" w:w="70"/>
+            </w:tcMar>
+            <w:vAlign w:val="center"/>
+          </w:tcPr>
+          <w:p>
+            <w:pPr>
+              <w:keepNext w:val="false"/>
               <w:spacing w:after="0" w:before="0" w:line="240" w:lineRule="auto"/>
               <w:jc w:val="left"/>
             </w:pPr>
@@ -1566,6 +1603,7 @@
           </w:tcPr>
           <w:p>
             <w:pPr>
+              <w:keepNext w:val="false"/>
               <w:spacing w:after="0" w:before="0" w:line="240" w:lineRule="auto"/>
               <w:jc w:val="left"/>
             </w:pPr>
@@ -1834,6 +1872,7 @@
           </w:tcPr>
           <w:p>
             <w:pPr>
+              <w:keepNext w:val="false"/>
               <w:spacing w:after="0" w:before="0" w:line="240" w:lineRule="auto"/>
               <w:jc w:val="center"/>
             </w:pPr>
@@ -1871,6 +1910,7 @@
           </w:tcPr>
           <w:p>
             <w:pPr>
+              <w:keepNext w:val="false"/>
               <w:spacing w:after="0" w:before="0" w:line="240" w:lineRule="auto"/>
               <w:jc w:val="center"/>
             </w:pPr>
@@ -1908,6 +1948,7 @@
           </w:tcPr>
           <w:p>
             <w:pPr>
+              <w:keepNext w:val="false"/>
               <w:spacing w:after="0" w:before="0" w:line="240" w:lineRule="auto"/>
               <w:jc w:val="center"/>
             </w:pPr>
@@ -1945,6 +1986,7 @@
           </w:tcPr>
           <w:p>
             <w:pPr>
+              <w:keepNext w:val="false"/>
               <w:spacing w:after="0" w:before="0" w:line="240" w:lineRule="auto"/>
               <w:jc w:val="center"/>
             </w:pPr>
@@ -1987,6 +2029,7 @@
           </w:tcPr>
           <w:p>
             <w:pPr>
+              <w:keepNext w:val="false"/>
               <w:spacing w:after="0" w:before="0" w:line="240" w:lineRule="auto"/>
               <w:jc w:val="left"/>
             </w:pPr>
@@ -2023,6 +2066,7 @@
           </w:tcPr>
           <w:p>
             <w:pPr>
+              <w:keepNext w:val="false"/>
               <w:spacing w:after="0" w:before="0" w:line="240" w:lineRule="auto"/>
               <w:jc w:val="left"/>
             </w:pPr>
@@ -2059,6 +2103,7 @@
           </w:tcPr>
           <w:p>
             <w:pPr>
+              <w:keepNext w:val="false"/>
               <w:spacing w:after="0" w:before="0" w:line="240" w:lineRule="auto"/>
               <w:jc w:val="left"/>
             </w:pPr>
@@ -2095,6 +2140,7 @@
           </w:tcPr>
           <w:p>
             <w:pPr>
+              <w:keepNext w:val="false"/>
               <w:spacing w:after="0" w:before="0" w:line="240" w:lineRule="auto"/>
               <w:jc w:val="left"/>
             </w:pPr>
@@ -2125,6 +2171,7 @@
           </w:tcPr>
           <w:p>
             <w:pPr>
+              <w:keepNext w:val="false"/>
               <w:spacing w:after="0" w:before="0" w:line="240" w:lineRule="auto"/>
               <w:jc w:val="left"/>
             </w:pPr>
@@ -2161,6 +2208,7 @@
           </w:tcPr>
           <w:p>
             <w:pPr>
+              <w:keepNext w:val="false"/>
               <w:spacing w:after="0" w:before="0" w:line="240" w:lineRule="auto"/>
               <w:jc w:val="left"/>
             </w:pPr>
@@ -2185,6 +2233,7 @@
           </w:tcPr>
           <w:p>
             <w:pPr>
+              <w:keepNext w:val="false"/>
               <w:spacing w:after="0" w:before="0" w:line="240" w:lineRule="auto"/>
               <w:jc w:val="left"/>
             </w:pPr>
@@ -2221,6 +2270,7 @@
           </w:tcPr>
           <w:p>
             <w:pPr>
+              <w:keepNext w:val="false"/>
               <w:spacing w:after="0" w:before="0" w:line="240" w:lineRule="auto"/>
               <w:jc w:val="left"/>
             </w:pPr>
@@ -2251,6 +2301,7 @@
           </w:tcPr>
           <w:p>
             <w:pPr>
+              <w:keepNext w:val="false"/>
               <w:spacing w:after="0" w:before="0" w:line="240" w:lineRule="auto"/>
               <w:jc w:val="left"/>
             </w:pPr>
@@ -2287,6 +2338,7 @@
           </w:tcPr>
           <w:p>
             <w:pPr>
+              <w:keepNext w:val="false"/>
               <w:spacing w:after="0" w:before="0" w:line="240" w:lineRule="auto"/>
               <w:jc w:val="left"/>
             </w:pPr>
@@ -2311,6 +2363,7 @@
           </w:tcPr>
           <w:p>
             <w:pPr>
+              <w:keepNext w:val="false"/>
               <w:spacing w:after="0" w:before="0" w:line="240" w:lineRule="auto"/>
               <w:jc w:val="left"/>
             </w:pPr>
@@ -2347,6 +2400,7 @@
           </w:tcPr>
           <w:p>
             <w:pPr>
+              <w:keepNext w:val="false"/>
               <w:spacing w:after="0" w:before="0" w:line="240" w:lineRule="auto"/>
               <w:jc w:val="left"/>
             </w:pPr>
@@ -2377,6 +2431,7 @@
           </w:tcPr>
           <w:p>
             <w:pPr>
+              <w:keepNext w:val="false"/>
               <w:spacing w:after="0" w:before="0" w:line="240" w:lineRule="auto"/>
               <w:jc w:val="left"/>
             </w:pPr>
@@ -2413,6 +2468,7 @@
           </w:tcPr>
           <w:p>
             <w:pPr>
+              <w:keepNext w:val="false"/>
               <w:spacing w:after="0" w:before="0" w:line="240" w:lineRule="auto"/>
               <w:jc w:val="left"/>
             </w:pPr>
@@ -2437,6 +2493,7 @@
           </w:tcPr>
           <w:p>
             <w:pPr>
+              <w:keepNext w:val="false"/>
               <w:spacing w:after="0" w:before="0" w:line="240" w:lineRule="auto"/>
               <w:jc w:val="left"/>
             </w:pPr>
@@ -2473,6 +2530,7 @@
           </w:tcPr>
           <w:p>
             <w:pPr>
+              <w:keepNext w:val="false"/>
               <w:spacing w:after="0" w:before="0" w:line="240" w:lineRule="auto"/>
               <w:jc w:val="left"/>
             </w:pPr>
@@ -2503,6 +2561,7 @@
           </w:tcPr>
           <w:p>
             <w:pPr>
+              <w:keepNext w:val="false"/>
               <w:spacing w:after="0" w:before="0" w:line="240" w:lineRule="auto"/>
               <w:jc w:val="left"/>
             </w:pPr>
@@ -2539,6 +2598,7 @@
           </w:tcPr>
           <w:p>
             <w:pPr>
+              <w:keepNext w:val="false"/>
               <w:spacing w:after="0" w:before="0" w:line="240" w:lineRule="auto"/>
               <w:jc w:val="left"/>
             </w:pPr>
@@ -2563,6 +2623,7 @@
           </w:tcPr>
           <w:p>
             <w:pPr>
+              <w:keepNext w:val="false"/>
               <w:spacing w:after="0" w:before="0" w:line="240" w:lineRule="auto"/>
               <w:jc w:val="left"/>
             </w:pPr>
@@ -2599,6 +2660,7 @@
           </w:tcPr>
           <w:p>
             <w:pPr>
+              <w:keepNext w:val="false"/>
               <w:spacing w:after="0" w:before="0" w:line="240" w:lineRule="auto"/>
               <w:jc w:val="left"/>
             </w:pPr>
@@ -2629,6 +2691,7 @@
           </w:tcPr>
           <w:p>
             <w:pPr>
+              <w:keepNext w:val="false"/>
               <w:spacing w:after="0" w:before="0" w:line="240" w:lineRule="auto"/>
               <w:jc w:val="left"/>
             </w:pPr>
@@ -2665,6 +2728,7 @@
           </w:tcPr>
           <w:p>
             <w:pPr>
+              <w:keepNext w:val="false"/>
               <w:spacing w:after="0" w:before="0" w:line="240" w:lineRule="auto"/>
               <w:jc w:val="left"/>
             </w:pPr>
@@ -2689,6 +2753,7 @@
           </w:tcPr>
           <w:p>
             <w:pPr>
+              <w:keepNext w:val="false"/>
               <w:spacing w:after="0" w:before="0" w:line="240" w:lineRule="auto"/>
               <w:jc w:val="left"/>
             </w:pPr>
@@ -2725,6 +2790,7 @@
           </w:tcPr>
           <w:p>
             <w:pPr>
+              <w:keepNext w:val="false"/>
               <w:spacing w:after="0" w:before="0" w:line="240" w:lineRule="auto"/>
               <w:jc w:val="left"/>
             </w:pPr>
@@ -2755,6 +2821,7 @@
           </w:tcPr>
           <w:p>
             <w:pPr>
+              <w:keepNext w:val="false"/>
               <w:spacing w:after="0" w:before="0" w:line="240" w:lineRule="auto"/>
               <w:jc w:val="left"/>
             </w:pPr>
@@ -2791,6 +2858,7 @@
           </w:tcPr>
           <w:p>
             <w:pPr>
+              <w:keepNext w:val="false"/>
               <w:spacing w:after="0" w:before="0" w:line="240" w:lineRule="auto"/>
               <w:jc w:val="left"/>
             </w:pPr>
@@ -2815,6 +2883,7 @@
           </w:tcPr>
           <w:p>
             <w:pPr>
+              <w:keepNext w:val="false"/>
               <w:spacing w:after="0" w:before="0" w:line="240" w:lineRule="auto"/>
               <w:jc w:val="left"/>
             </w:pPr>
@@ -2851,6 +2920,7 @@
           </w:tcPr>
           <w:p>
             <w:pPr>
+              <w:keepNext w:val="false"/>
               <w:spacing w:after="0" w:before="0" w:line="240" w:lineRule="auto"/>
               <w:jc w:val="left"/>
             </w:pPr>
@@ -2881,6 +2951,7 @@
           </w:tcPr>
           <w:p>
             <w:pPr>
+              <w:keepNext w:val="false"/>
               <w:spacing w:after="0" w:before="0" w:line="240" w:lineRule="auto"/>
               <w:jc w:val="left"/>
             </w:pPr>
@@ -2917,6 +2988,7 @@
           </w:tcPr>
           <w:p>
             <w:pPr>
+              <w:keepNext w:val="false"/>
               <w:spacing w:after="0" w:before="0" w:line="240" w:lineRule="auto"/>
               <w:jc w:val="left"/>
             </w:pPr>
@@ -2941,6 +3013,7 @@
           </w:tcPr>
           <w:p>
             <w:pPr>
+              <w:keepNext w:val="false"/>
               <w:spacing w:after="0" w:before="0" w:line="240" w:lineRule="auto"/>
               <w:jc w:val="left"/>
             </w:pPr>
@@ -2977,6 +3050,7 @@
           </w:tcPr>
           <w:p>
             <w:pPr>
+              <w:keepNext w:val="false"/>
               <w:spacing w:after="0" w:before="0" w:line="240" w:lineRule="auto"/>
               <w:jc w:val="left"/>
             </w:pPr>
@@ -3007,6 +3081,7 @@
           </w:tcPr>
           <w:p>
             <w:pPr>
+              <w:keepNext w:val="false"/>
               <w:spacing w:after="0" w:before="0" w:line="240" w:lineRule="auto"/>
               <w:jc w:val="left"/>
             </w:pPr>
@@ -3043,6 +3118,7 @@
           </w:tcPr>
           <w:p>
             <w:pPr>
+              <w:keepNext w:val="false"/>
               <w:spacing w:after="0" w:before="0" w:line="240" w:lineRule="auto"/>
               <w:jc w:val="left"/>
             </w:pPr>
@@ -3067,6 +3143,7 @@
           </w:tcPr>
           <w:p>
             <w:pPr>
+              <w:keepNext w:val="false"/>
               <w:spacing w:after="0" w:before="0" w:line="240" w:lineRule="auto"/>
               <w:jc w:val="left"/>
             </w:pPr>
@@ -3103,6 +3180,7 @@
           </w:tcPr>
           <w:p>
             <w:pPr>
+              <w:keepNext w:val="false"/>
               <w:spacing w:after="0" w:before="0" w:line="240" w:lineRule="auto"/>
               <w:jc w:val="left"/>
             </w:pPr>
@@ -3133,6 +3211,7 @@
           </w:tcPr>
           <w:p>
             <w:pPr>
+              <w:keepNext w:val="false"/>
               <w:spacing w:after="0" w:before="0" w:line="240" w:lineRule="auto"/>
               <w:jc w:val="left"/>
             </w:pPr>
@@ -3169,6 +3248,7 @@
           </w:tcPr>
           <w:p>
             <w:pPr>
+              <w:keepNext w:val="false"/>
               <w:spacing w:after="0" w:before="0" w:line="240" w:lineRule="auto"/>
               <w:jc w:val="left"/>
             </w:pPr>
@@ -3205,6 +3285,7 @@
           </w:tcPr>
           <w:p>
             <w:pPr>
+              <w:keepNext w:val="false"/>
               <w:spacing w:after="0" w:before="0" w:line="240" w:lineRule="auto"/>
               <w:jc w:val="left"/>
             </w:pPr>
@@ -3241,6 +3322,7 @@
           </w:tcPr>
           <w:p>
             <w:pPr>
+              <w:keepNext w:val="false"/>
               <w:spacing w:after="0" w:before="0" w:line="240" w:lineRule="auto"/>
               <w:jc w:val="left"/>
             </w:pPr>
@@ -3271,6 +3353,7 @@
           </w:tcPr>
           <w:p>
             <w:pPr>
+              <w:keepNext w:val="false"/>
               <w:spacing w:after="0" w:before="0" w:line="240" w:lineRule="auto"/>
               <w:jc w:val="left"/>
             </w:pPr>
@@ -3307,6 +3390,7 @@
           </w:tcPr>
           <w:p>
             <w:pPr>
+              <w:keepNext w:val="false"/>
               <w:spacing w:after="0" w:before="0" w:line="240" w:lineRule="auto"/>
               <w:jc w:val="left"/>
             </w:pPr>
@@ -3331,6 +3415,7 @@
           </w:tcPr>
           <w:p>
             <w:pPr>
+              <w:keepNext w:val="false"/>
               <w:spacing w:after="0" w:before="0" w:line="240" w:lineRule="auto"/>
               <w:jc w:val="left"/>
             </w:pPr>
@@ -3367,6 +3452,7 @@
           </w:tcPr>
           <w:p>
             <w:pPr>
+              <w:keepNext w:val="false"/>
               <w:spacing w:after="0" w:before="0" w:line="240" w:lineRule="auto"/>
               <w:jc w:val="left"/>
             </w:pPr>
@@ -3445,11 +3531,11 @@
         <w:tblLayout w:type="autofit"/>
       </w:tblPr>
       <w:tblGrid>
-        <w:gridCol w:w="2274"/>
-        <w:gridCol w:w="2305"/>
+        <w:gridCol w:w="2105"/>
+        <w:gridCol w:w="2768"/>
         <w:gridCol w:w="830"/>
-        <w:gridCol w:w="2325"/>
-        <w:gridCol w:w="1291"/>
+        <w:gridCol w:w="2032"/>
+        <w:gridCol w:w="1290"/>
       </w:tblGrid>
       <w:tr>
         <w:trPr>
@@ -3458,7 +3544,7 @@
         </w:trPr>
         <w:tc>
           <w:tcPr>
-            <w:tcW w:type="dxa" w:w="2274"/>
+            <w:tcW w:type="dxa" w:w="2105"/>
             <w:tcBorders>
               <w:top w:val="single" w:color="000000" w:sz="4"/>
               <w:left w:val="single" w:color="000000" w:sz="4"/>
@@ -3476,6 +3562,7 @@
           </w:tcPr>
           <w:p>
             <w:pPr>
+              <w:keepNext/>
               <w:spacing w:after="0" w:before="0" w:line="240" w:lineRule="auto"/>
               <w:jc w:val="center"/>
             </w:pPr>
@@ -3495,7 +3582,7 @@
         </w:tc>
         <w:tc>
           <w:tcPr>
-            <w:tcW w:type="dxa" w:w="2305"/>
+            <w:tcW w:type="dxa" w:w="2768"/>
             <w:tcBorders>
               <w:top w:val="single" w:color="000000" w:sz="4"/>
               <w:left w:val="single" w:color="000000" w:sz="4"/>
@@ -3513,6 +3600,7 @@
           </w:tcPr>
           <w:p>
             <w:pPr>
+              <w:keepNext/>
               <w:spacing w:after="0" w:before="0" w:line="240" w:lineRule="auto"/>
               <w:jc w:val="center"/>
             </w:pPr>
@@ -3550,6 +3638,7 @@
           </w:tcPr>
           <w:p>
             <w:pPr>
+              <w:keepNext/>
               <w:spacing w:after="0" w:before="0" w:line="240" w:lineRule="auto"/>
               <w:jc w:val="center"/>
             </w:pPr>
@@ -3569,7 +3658,7 @@
         </w:tc>
         <w:tc>
           <w:tcPr>
-            <w:tcW w:type="dxa" w:w="2325"/>
+            <w:tcW w:type="dxa" w:w="2032"/>
             <w:tcBorders>
               <w:top w:val="single" w:color="000000" w:sz="4"/>
               <w:left w:val="single" w:color="000000" w:sz="4"/>
@@ -3587,6 +3676,7 @@
           </w:tcPr>
           <w:p>
             <w:pPr>
+              <w:keepNext/>
               <w:spacing w:after="0" w:before="0" w:line="240" w:lineRule="auto"/>
               <w:jc w:val="center"/>
             </w:pPr>
@@ -3606,7 +3696,7 @@
         </w:tc>
         <w:tc>
           <w:tcPr>
-            <w:tcW w:type="dxa" w:w="1291"/>
+            <w:tcW w:type="dxa" w:w="1290"/>
             <w:tcBorders>
               <w:top w:val="single" w:color="000000" w:sz="4"/>
               <w:left w:val="single" w:color="000000" w:sz="4"/>
@@ -3624,6 +3714,7 @@
           </w:tcPr>
           <w:p>
             <w:pPr>
+              <w:keepNext/>
               <w:spacing w:after="0" w:before="0" w:line="240" w:lineRule="auto"/>
               <w:jc w:val="center"/>
             </w:pPr>
@@ -3649,23 +3740,24 @@
         </w:trPr>
         <w:tc>
           <w:tcPr>
-            <w:tcW w:type="dxa" w:w="2274"/>
-            <w:tcBorders>
-              <w:top w:val="single" w:color="000000" w:sz="4"/>
-              <w:left w:val="single" w:color="000000" w:sz="4"/>
-              <w:bottom w:val="single" w:color="000000" w:sz="4"/>
-              <w:right w:val="single" w:color="000000" w:sz="4"/>
-            </w:tcBorders>
-            <w:tcMar>
-              <w:top w:type="dxa" w:w="30"/>
-              <w:left w:type="dxa" w:w="70"/>
-              <w:bottom w:type="dxa" w:w="30"/>
-              <w:right w:type="dxa" w:w="70"/>
-            </w:tcMar>
-            <w:vAlign w:val="center"/>
-          </w:tcPr>
-          <w:p>
-            <w:pPr>
+            <w:tcW w:type="dxa" w:w="2105"/>
+            <w:tcBorders>
+              <w:top w:val="single" w:color="000000" w:sz="4"/>
+              <w:left w:val="single" w:color="000000" w:sz="4"/>
+              <w:bottom w:val="single" w:color="000000" w:sz="4"/>
+              <w:right w:val="single" w:color="000000" w:sz="4"/>
+            </w:tcBorders>
+            <w:tcMar>
+              <w:top w:type="dxa" w:w="30"/>
+              <w:left w:type="dxa" w:w="70"/>
+              <w:bottom w:type="dxa" w:w="30"/>
+              <w:right w:type="dxa" w:w="70"/>
+            </w:tcMar>
+            <w:vAlign w:val="center"/>
+          </w:tcPr>
+          <w:p>
+            <w:pPr>
+              <w:keepNext/>
               <w:spacing w:after="0" w:before="0" w:line="240" w:lineRule="auto"/>
               <w:jc w:val="left"/>
             </w:pPr>
@@ -3685,23 +3777,24 @@
         </w:tc>
         <w:tc>
           <w:tcPr>
-            <w:tcW w:type="dxa" w:w="2305"/>
-            <w:tcBorders>
-              <w:top w:val="single" w:color="000000" w:sz="4"/>
-              <w:left w:val="single" w:color="000000" w:sz="4"/>
-              <w:bottom w:val="single" w:color="000000" w:sz="4"/>
-              <w:right w:val="single" w:color="000000" w:sz="4"/>
-            </w:tcBorders>
-            <w:tcMar>
-              <w:top w:type="dxa" w:w="30"/>
-              <w:left w:type="dxa" w:w="70"/>
-              <w:bottom w:type="dxa" w:w="30"/>
-              <w:right w:type="dxa" w:w="70"/>
-            </w:tcMar>
-            <w:vAlign w:val="center"/>
-          </w:tcPr>
-          <w:p>
-            <w:pPr>
+            <w:tcW w:type="dxa" w:w="2768"/>
+            <w:tcBorders>
+              <w:top w:val="single" w:color="000000" w:sz="4"/>
+              <w:left w:val="single" w:color="000000" w:sz="4"/>
+              <w:bottom w:val="single" w:color="000000" w:sz="4"/>
+              <w:right w:val="single" w:color="000000" w:sz="4"/>
+            </w:tcBorders>
+            <w:tcMar>
+              <w:top w:type="dxa" w:w="30"/>
+              <w:left w:type="dxa" w:w="70"/>
+              <w:bottom w:type="dxa" w:w="30"/>
+              <w:right w:type="dxa" w:w="70"/>
+            </w:tcMar>
+            <w:vAlign w:val="center"/>
+          </w:tcPr>
+          <w:p>
+            <w:pPr>
+              <w:keepNext/>
               <w:spacing w:after="0" w:before="0" w:line="240" w:lineRule="auto"/>
               <w:jc w:val="left"/>
             </w:pPr>
@@ -3763,30 +3856,32 @@
           </w:tcPr>
           <w:p>
             <w:pPr>
-              <w:spacing w:after="0" w:before="0" w:line="240" w:lineRule="auto"/>
-              <w:jc w:val="left"/>
-            </w:pPr>
-          </w:p>
-        </w:tc>
-        <w:tc>
-          <w:tcPr>
-            <w:tcW w:type="dxa" w:w="2325"/>
-            <w:tcBorders>
-              <w:top w:val="single" w:color="000000" w:sz="4"/>
-              <w:left w:val="single" w:color="000000" w:sz="4"/>
-              <w:bottom w:val="single" w:color="000000" w:sz="4"/>
-              <w:right w:val="single" w:color="000000" w:sz="4"/>
-            </w:tcBorders>
-            <w:tcMar>
-              <w:top w:type="dxa" w:w="30"/>
-              <w:left w:type="dxa" w:w="70"/>
-              <w:bottom w:type="dxa" w:w="30"/>
-              <w:right w:type="dxa" w:w="70"/>
-            </w:tcMar>
-            <w:vAlign w:val="center"/>
-          </w:tcPr>
-          <w:p>
-            <w:pPr>
+              <w:keepNext/>
+              <w:spacing w:after="0" w:before="0" w:line="240" w:lineRule="auto"/>
+              <w:jc w:val="left"/>
+            </w:pPr>
+          </w:p>
+        </w:tc>
+        <w:tc>
+          <w:tcPr>
+            <w:tcW w:type="dxa" w:w="2032"/>
+            <w:tcBorders>
+              <w:top w:val="single" w:color="000000" w:sz="4"/>
+              <w:left w:val="single" w:color="000000" w:sz="4"/>
+              <w:bottom w:val="single" w:color="000000" w:sz="4"/>
+              <w:right w:val="single" w:color="000000" w:sz="4"/>
+            </w:tcBorders>
+            <w:tcMar>
+              <w:top w:type="dxa" w:w="30"/>
+              <w:left w:type="dxa" w:w="70"/>
+              <w:bottom w:type="dxa" w:w="30"/>
+              <w:right w:type="dxa" w:w="70"/>
+            </w:tcMar>
+            <w:vAlign w:val="center"/>
+          </w:tcPr>
+          <w:p>
+            <w:pPr>
+              <w:keepNext/>
               <w:spacing w:after="0" w:before="0" w:line="240" w:lineRule="auto"/>
               <w:jc w:val="left"/>
             </w:pPr>
@@ -3806,23 +3901,24 @@
         </w:tc>
         <w:tc>
           <w:tcPr>
-            <w:tcW w:type="dxa" w:w="1291"/>
-            <w:tcBorders>
-              <w:top w:val="single" w:color="000000" w:sz="4"/>
-              <w:left w:val="single" w:color="000000" w:sz="4"/>
-              <w:bottom w:val="single" w:color="000000" w:sz="4"/>
-              <w:right w:val="single" w:color="000000" w:sz="4"/>
-            </w:tcBorders>
-            <w:tcMar>
-              <w:top w:type="dxa" w:w="30"/>
-              <w:left w:type="dxa" w:w="70"/>
-              <w:bottom w:type="dxa" w:w="30"/>
-              <w:right w:type="dxa" w:w="70"/>
-            </w:tcMar>
-            <w:vAlign w:val="center"/>
-          </w:tcPr>
-          <w:p>
-            <w:pPr>
+            <w:tcW w:type="dxa" w:w="1290"/>
+            <w:tcBorders>
+              <w:top w:val="single" w:color="000000" w:sz="4"/>
+              <w:left w:val="single" w:color="000000" w:sz="4"/>
+              <w:bottom w:val="single" w:color="000000" w:sz="4"/>
+              <w:right w:val="single" w:color="000000" w:sz="4"/>
+            </w:tcBorders>
+            <w:tcMar>
+              <w:top w:type="dxa" w:w="30"/>
+              <w:left w:type="dxa" w:w="70"/>
+              <w:bottom w:type="dxa" w:w="30"/>
+              <w:right w:type="dxa" w:w="70"/>
+            </w:tcMar>
+            <w:vAlign w:val="center"/>
+          </w:tcPr>
+          <w:p>
+            <w:pPr>
+              <w:keepNext/>
               <w:spacing w:after="0" w:before="0" w:line="240" w:lineRule="auto"/>
               <w:jc w:val="left"/>
             </w:pPr>
@@ -3848,23 +3944,24 @@
         </w:trPr>
         <w:tc>
           <w:tcPr>
-            <w:tcW w:type="dxa" w:w="2274"/>
-            <w:tcBorders>
-              <w:top w:val="single" w:color="000000" w:sz="4"/>
-              <w:left w:val="single" w:color="000000" w:sz="4"/>
-              <w:bottom w:val="single" w:color="000000" w:sz="4"/>
-              <w:right w:val="single" w:color="000000" w:sz="4"/>
-            </w:tcBorders>
-            <w:tcMar>
-              <w:top w:type="dxa" w:w="30"/>
-              <w:left w:type="dxa" w:w="70"/>
-              <w:bottom w:type="dxa" w:w="30"/>
-              <w:right w:type="dxa" w:w="70"/>
-            </w:tcMar>
-            <w:vAlign w:val="center"/>
-          </w:tcPr>
-          <w:p>
-            <w:pPr>
+            <w:tcW w:type="dxa" w:w="2105"/>
+            <w:tcBorders>
+              <w:top w:val="single" w:color="000000" w:sz="4"/>
+              <w:left w:val="single" w:color="000000" w:sz="4"/>
+              <w:bottom w:val="single" w:color="000000" w:sz="4"/>
+              <w:right w:val="single" w:color="000000" w:sz="4"/>
+            </w:tcBorders>
+            <w:tcMar>
+              <w:top w:type="dxa" w:w="30"/>
+              <w:left w:type="dxa" w:w="70"/>
+              <w:bottom w:type="dxa" w:w="30"/>
+              <w:right w:type="dxa" w:w="70"/>
+            </w:tcMar>
+            <w:vAlign w:val="center"/>
+          </w:tcPr>
+          <w:p>
+            <w:pPr>
+              <w:keepNext/>
               <w:spacing w:after="0" w:before="0" w:line="240" w:lineRule="auto"/>
               <w:jc w:val="left"/>
             </w:pPr>
@@ -3884,23 +3981,24 @@
         </w:tc>
         <w:tc>
           <w:tcPr>
-            <w:tcW w:type="dxa" w:w="2305"/>
-            <w:tcBorders>
-              <w:top w:val="single" w:color="000000" w:sz="4"/>
-              <w:left w:val="single" w:color="000000" w:sz="4"/>
-              <w:bottom w:val="single" w:color="000000" w:sz="4"/>
-              <w:right w:val="single" w:color="000000" w:sz="4"/>
-            </w:tcBorders>
-            <w:tcMar>
-              <w:top w:type="dxa" w:w="30"/>
-              <w:left w:type="dxa" w:w="70"/>
-              <w:bottom w:type="dxa" w:w="30"/>
-              <w:right w:type="dxa" w:w="70"/>
-            </w:tcMar>
-            <w:vAlign w:val="center"/>
-          </w:tcPr>
-          <w:p>
-            <w:pPr>
+            <w:tcW w:type="dxa" w:w="2768"/>
+            <w:tcBorders>
+              <w:top w:val="single" w:color="000000" w:sz="4"/>
+              <w:left w:val="single" w:color="000000" w:sz="4"/>
+              <w:bottom w:val="single" w:color="000000" w:sz="4"/>
+              <w:right w:val="single" w:color="000000" w:sz="4"/>
+            </w:tcBorders>
+            <w:tcMar>
+              <w:top w:type="dxa" w:w="30"/>
+              <w:left w:type="dxa" w:w="70"/>
+              <w:bottom w:type="dxa" w:w="30"/>
+              <w:right w:type="dxa" w:w="70"/>
+            </w:tcMar>
+            <w:vAlign w:val="center"/>
+          </w:tcPr>
+          <w:p>
+            <w:pPr>
+              <w:keepNext/>
               <w:spacing w:after="0" w:before="0" w:line="240" w:lineRule="auto"/>
               <w:jc w:val="left"/>
             </w:pPr>
@@ -3962,30 +4060,32 @@
           </w:tcPr>
           <w:p>
             <w:pPr>
-              <w:spacing w:after="0" w:before="0" w:line="240" w:lineRule="auto"/>
-              <w:jc w:val="left"/>
-            </w:pPr>
-          </w:p>
-        </w:tc>
-        <w:tc>
-          <w:tcPr>
-            <w:tcW w:type="dxa" w:w="2325"/>
-            <w:tcBorders>
-              <w:top w:val="single" w:color="000000" w:sz="4"/>
-              <w:left w:val="single" w:color="000000" w:sz="4"/>
-              <w:bottom w:val="single" w:color="000000" w:sz="4"/>
-              <w:right w:val="single" w:color="000000" w:sz="4"/>
-            </w:tcBorders>
-            <w:tcMar>
-              <w:top w:type="dxa" w:w="30"/>
-              <w:left w:type="dxa" w:w="70"/>
-              <w:bottom w:type="dxa" w:w="30"/>
-              <w:right w:type="dxa" w:w="70"/>
-            </w:tcMar>
-            <w:vAlign w:val="center"/>
-          </w:tcPr>
-          <w:p>
-            <w:pPr>
+              <w:keepNext/>
+              <w:spacing w:after="0" w:before="0" w:line="240" w:lineRule="auto"/>
+              <w:jc w:val="left"/>
+            </w:pPr>
+          </w:p>
+        </w:tc>
+        <w:tc>
+          <w:tcPr>
+            <w:tcW w:type="dxa" w:w="2032"/>
+            <w:tcBorders>
+              <w:top w:val="single" w:color="000000" w:sz="4"/>
+              <w:left w:val="single" w:color="000000" w:sz="4"/>
+              <w:bottom w:val="single" w:color="000000" w:sz="4"/>
+              <w:right w:val="single" w:color="000000" w:sz="4"/>
+            </w:tcBorders>
+            <w:tcMar>
+              <w:top w:type="dxa" w:w="30"/>
+              <w:left w:type="dxa" w:w="70"/>
+              <w:bottom w:type="dxa" w:w="30"/>
+              <w:right w:type="dxa" w:w="70"/>
+            </w:tcMar>
+            <w:vAlign w:val="center"/>
+          </w:tcPr>
+          <w:p>
+            <w:pPr>
+              <w:keepNext/>
               <w:spacing w:after="0" w:before="0" w:line="240" w:lineRule="auto"/>
               <w:jc w:val="left"/>
             </w:pPr>
@@ -4005,23 +4105,24 @@
         </w:tc>
         <w:tc>
           <w:tcPr>
-            <w:tcW w:type="dxa" w:w="1291"/>
-            <w:tcBorders>
-              <w:top w:val="single" w:color="000000" w:sz="4"/>
-              <w:left w:val="single" w:color="000000" w:sz="4"/>
-              <w:bottom w:val="single" w:color="000000" w:sz="4"/>
-              <w:right w:val="single" w:color="000000" w:sz="4"/>
-            </w:tcBorders>
-            <w:tcMar>
-              <w:top w:type="dxa" w:w="30"/>
-              <w:left w:type="dxa" w:w="70"/>
-              <w:bottom w:type="dxa" w:w="30"/>
-              <w:right w:type="dxa" w:w="70"/>
-            </w:tcMar>
-            <w:vAlign w:val="center"/>
-          </w:tcPr>
-          <w:p>
-            <w:pPr>
+            <w:tcW w:type="dxa" w:w="1290"/>
+            <w:tcBorders>
+              <w:top w:val="single" w:color="000000" w:sz="4"/>
+              <w:left w:val="single" w:color="000000" w:sz="4"/>
+              <w:bottom w:val="single" w:color="000000" w:sz="4"/>
+              <w:right w:val="single" w:color="000000" w:sz="4"/>
+            </w:tcBorders>
+            <w:tcMar>
+              <w:top w:type="dxa" w:w="30"/>
+              <w:left w:type="dxa" w:w="70"/>
+              <w:bottom w:type="dxa" w:w="30"/>
+              <w:right w:type="dxa" w:w="70"/>
+            </w:tcMar>
+            <w:vAlign w:val="center"/>
+          </w:tcPr>
+          <w:p>
+            <w:pPr>
+              <w:keepNext/>
               <w:spacing w:after="0" w:before="0" w:line="240" w:lineRule="auto"/>
               <w:jc w:val="left"/>
             </w:pPr>
@@ -4047,23 +4148,24 @@
         </w:trPr>
         <w:tc>
           <w:tcPr>
-            <w:tcW w:type="dxa" w:w="2274"/>
-            <w:tcBorders>
-              <w:top w:val="single" w:color="000000" w:sz="4"/>
-              <w:left w:val="single" w:color="000000" w:sz="4"/>
-              <w:bottom w:val="single" w:color="000000" w:sz="4"/>
-              <w:right w:val="single" w:color="000000" w:sz="4"/>
-            </w:tcBorders>
-            <w:tcMar>
-              <w:top w:type="dxa" w:w="30"/>
-              <w:left w:type="dxa" w:w="70"/>
-              <w:bottom w:type="dxa" w:w="30"/>
-              <w:right w:type="dxa" w:w="70"/>
-            </w:tcMar>
-            <w:vAlign w:val="center"/>
-          </w:tcPr>
-          <w:p>
-            <w:pPr>
+            <w:tcW w:type="dxa" w:w="2105"/>
+            <w:tcBorders>
+              <w:top w:val="single" w:color="000000" w:sz="4"/>
+              <w:left w:val="single" w:color="000000" w:sz="4"/>
+              <w:bottom w:val="single" w:color="000000" w:sz="4"/>
+              <w:right w:val="single" w:color="000000" w:sz="4"/>
+            </w:tcBorders>
+            <w:tcMar>
+              <w:top w:type="dxa" w:w="30"/>
+              <w:left w:type="dxa" w:w="70"/>
+              <w:bottom w:type="dxa" w:w="30"/>
+              <w:right w:type="dxa" w:w="70"/>
+            </w:tcMar>
+            <w:vAlign w:val="center"/>
+          </w:tcPr>
+          <w:p>
+            <w:pPr>
+              <w:keepNext/>
               <w:spacing w:after="0" w:before="0" w:line="240" w:lineRule="auto"/>
               <w:jc w:val="left"/>
             </w:pPr>
@@ -4083,23 +4185,24 @@
         </w:tc>
         <w:tc>
           <w:tcPr>
-            <w:tcW w:type="dxa" w:w="2305"/>
-            <w:tcBorders>
-              <w:top w:val="single" w:color="000000" w:sz="4"/>
-              <w:left w:val="single" w:color="000000" w:sz="4"/>
-              <w:bottom w:val="single" w:color="000000" w:sz="4"/>
-              <w:right w:val="single" w:color="000000" w:sz="4"/>
-            </w:tcBorders>
-            <w:tcMar>
-              <w:top w:type="dxa" w:w="30"/>
-              <w:left w:type="dxa" w:w="70"/>
-              <w:bottom w:type="dxa" w:w="30"/>
-              <w:right w:type="dxa" w:w="70"/>
-            </w:tcMar>
-            <w:vAlign w:val="center"/>
-          </w:tcPr>
-          <w:p>
-            <w:pPr>
+            <w:tcW w:type="dxa" w:w="2768"/>
+            <w:tcBorders>
+              <w:top w:val="single" w:color="000000" w:sz="4"/>
+              <w:left w:val="single" w:color="000000" w:sz="4"/>
+              <w:bottom w:val="single" w:color="000000" w:sz="4"/>
+              <w:right w:val="single" w:color="000000" w:sz="4"/>
+            </w:tcBorders>
+            <w:tcMar>
+              <w:top w:type="dxa" w:w="30"/>
+              <w:left w:type="dxa" w:w="70"/>
+              <w:bottom w:type="dxa" w:w="30"/>
+              <w:right w:type="dxa" w:w="70"/>
+            </w:tcMar>
+            <w:vAlign w:val="center"/>
+          </w:tcPr>
+          <w:p>
+            <w:pPr>
+              <w:keepNext/>
               <w:spacing w:after="0" w:before="0" w:line="240" w:lineRule="auto"/>
               <w:jc w:val="left"/>
             </w:pPr>
@@ -4124,30 +4227,32 @@
           </w:tcPr>
           <w:p>
             <w:pPr>
-              <w:spacing w:after="0" w:before="0" w:line="240" w:lineRule="auto"/>
-              <w:jc w:val="left"/>
-            </w:pPr>
-          </w:p>
-        </w:tc>
-        <w:tc>
-          <w:tcPr>
-            <w:tcW w:type="dxa" w:w="2325"/>
-            <w:tcBorders>
-              <w:top w:val="single" w:color="000000" w:sz="4"/>
-              <w:left w:val="single" w:color="000000" w:sz="4"/>
-              <w:bottom w:val="single" w:color="000000" w:sz="4"/>
-              <w:right w:val="single" w:color="000000" w:sz="4"/>
-            </w:tcBorders>
-            <w:tcMar>
-              <w:top w:type="dxa" w:w="30"/>
-              <w:left w:type="dxa" w:w="70"/>
-              <w:bottom w:type="dxa" w:w="30"/>
-              <w:right w:type="dxa" w:w="70"/>
-            </w:tcMar>
-            <w:vAlign w:val="center"/>
-          </w:tcPr>
-          <w:p>
-            <w:pPr>
+              <w:keepNext/>
+              <w:spacing w:after="0" w:before="0" w:line="240" w:lineRule="auto"/>
+              <w:jc w:val="left"/>
+            </w:pPr>
+          </w:p>
+        </w:tc>
+        <w:tc>
+          <w:tcPr>
+            <w:tcW w:type="dxa" w:w="2032"/>
+            <w:tcBorders>
+              <w:top w:val="single" w:color="000000" w:sz="4"/>
+              <w:left w:val="single" w:color="000000" w:sz="4"/>
+              <w:bottom w:val="single" w:color="000000" w:sz="4"/>
+              <w:right w:val="single" w:color="000000" w:sz="4"/>
+            </w:tcBorders>
+            <w:tcMar>
+              <w:top w:type="dxa" w:w="30"/>
+              <w:left w:type="dxa" w:w="70"/>
+              <w:bottom w:type="dxa" w:w="30"/>
+              <w:right w:type="dxa" w:w="70"/>
+            </w:tcMar>
+            <w:vAlign w:val="center"/>
+          </w:tcPr>
+          <w:p>
+            <w:pPr>
+              <w:keepNext/>
               <w:spacing w:after="0" w:before="0" w:line="240" w:lineRule="auto"/>
               <w:jc w:val="left"/>
             </w:pPr>
@@ -4167,23 +4272,24 @@
         </w:tc>
         <w:tc>
           <w:tcPr>
-            <w:tcW w:type="dxa" w:w="1291"/>
-            <w:tcBorders>
-              <w:top w:val="single" w:color="000000" w:sz="4"/>
-              <w:left w:val="single" w:color="000000" w:sz="4"/>
-              <w:bottom w:val="single" w:color="000000" w:sz="4"/>
-              <w:right w:val="single" w:color="000000" w:sz="4"/>
-            </w:tcBorders>
-            <w:tcMar>
-              <w:top w:type="dxa" w:w="30"/>
-              <w:left w:type="dxa" w:w="70"/>
-              <w:bottom w:type="dxa" w:w="30"/>
-              <w:right w:type="dxa" w:w="70"/>
-            </w:tcMar>
-            <w:vAlign w:val="center"/>
-          </w:tcPr>
-          <w:p>
-            <w:pPr>
+            <w:tcW w:type="dxa" w:w="1290"/>
+            <w:tcBorders>
+              <w:top w:val="single" w:color="000000" w:sz="4"/>
+              <w:left w:val="single" w:color="000000" w:sz="4"/>
+              <w:bottom w:val="single" w:color="000000" w:sz="4"/>
+              <w:right w:val="single" w:color="000000" w:sz="4"/>
+            </w:tcBorders>
+            <w:tcMar>
+              <w:top w:type="dxa" w:w="30"/>
+              <w:left w:type="dxa" w:w="70"/>
+              <w:bottom w:type="dxa" w:w="30"/>
+              <w:right w:type="dxa" w:w="70"/>
+            </w:tcMar>
+            <w:vAlign w:val="center"/>
+          </w:tcPr>
+          <w:p>
+            <w:pPr>
+              <w:keepNext/>
               <w:spacing w:after="0" w:before="0" w:line="240" w:lineRule="auto"/>
               <w:jc w:val="left"/>
             </w:pPr>
@@ -4209,23 +4315,24 @@
         </w:trPr>
         <w:tc>
           <w:tcPr>
-            <w:tcW w:type="dxa" w:w="2274"/>
-            <w:tcBorders>
-              <w:top w:val="single" w:color="000000" w:sz="4"/>
-              <w:left w:val="single" w:color="000000" w:sz="4"/>
-              <w:bottom w:val="single" w:color="000000" w:sz="4"/>
-              <w:right w:val="single" w:color="000000" w:sz="4"/>
-            </w:tcBorders>
-            <w:tcMar>
-              <w:top w:type="dxa" w:w="30"/>
-              <w:left w:type="dxa" w:w="70"/>
-              <w:bottom w:type="dxa" w:w="30"/>
-              <w:right w:type="dxa" w:w="70"/>
-            </w:tcMar>
-            <w:vAlign w:val="center"/>
-          </w:tcPr>
-          <w:p>
-            <w:pPr>
+            <w:tcW w:type="dxa" w:w="2105"/>
+            <w:tcBorders>
+              <w:top w:val="single" w:color="000000" w:sz="4"/>
+              <w:left w:val="single" w:color="000000" w:sz="4"/>
+              <w:bottom w:val="single" w:color="000000" w:sz="4"/>
+              <w:right w:val="single" w:color="000000" w:sz="4"/>
+            </w:tcBorders>
+            <w:tcMar>
+              <w:top w:type="dxa" w:w="30"/>
+              <w:left w:type="dxa" w:w="70"/>
+              <w:bottom w:type="dxa" w:w="30"/>
+              <w:right w:type="dxa" w:w="70"/>
+            </w:tcMar>
+            <w:vAlign w:val="center"/>
+          </w:tcPr>
+          <w:p>
+            <w:pPr>
+              <w:keepNext w:val="false"/>
               <w:spacing w:after="0" w:before="0" w:line="240" w:lineRule="auto"/>
               <w:jc w:val="left"/>
             </w:pPr>
@@ -4245,23 +4352,24 @@
         </w:tc>
         <w:tc>
           <w:tcPr>
-            <w:tcW w:type="dxa" w:w="2305"/>
-            <w:tcBorders>
-              <w:top w:val="single" w:color="000000" w:sz="4"/>
-              <w:left w:val="single" w:color="000000" w:sz="4"/>
-              <w:bottom w:val="single" w:color="000000" w:sz="4"/>
-              <w:right w:val="single" w:color="000000" w:sz="4"/>
-            </w:tcBorders>
-            <w:tcMar>
-              <w:top w:type="dxa" w:w="30"/>
-              <w:left w:type="dxa" w:w="70"/>
-              <w:bottom w:type="dxa" w:w="30"/>
-              <w:right w:type="dxa" w:w="70"/>
-            </w:tcMar>
-            <w:vAlign w:val="center"/>
-          </w:tcPr>
-          <w:p>
-            <w:pPr>
+            <w:tcW w:type="dxa" w:w="2768"/>
+            <w:tcBorders>
+              <w:top w:val="single" w:color="000000" w:sz="4"/>
+              <w:left w:val="single" w:color="000000" w:sz="4"/>
+              <w:bottom w:val="single" w:color="000000" w:sz="4"/>
+              <w:right w:val="single" w:color="000000" w:sz="4"/>
+            </w:tcBorders>
+            <w:tcMar>
+              <w:top w:type="dxa" w:w="30"/>
+              <w:left w:type="dxa" w:w="70"/>
+              <w:bottom w:type="dxa" w:w="30"/>
+              <w:right w:type="dxa" w:w="70"/>
+            </w:tcMar>
+            <w:vAlign w:val="center"/>
+          </w:tcPr>
+          <w:p>
+            <w:pPr>
+              <w:keepNext w:val="false"/>
               <w:spacing w:after="0" w:before="0" w:line="240" w:lineRule="auto"/>
               <w:jc w:val="left"/>
             </w:pPr>
@@ -4286,30 +4394,32 @@
           </w:tcPr>
           <w:p>
             <w:pPr>
-              <w:spacing w:after="0" w:before="0" w:line="240" w:lineRule="auto"/>
-              <w:jc w:val="left"/>
-            </w:pPr>
-          </w:p>
-        </w:tc>
-        <w:tc>
-          <w:tcPr>
-            <w:tcW w:type="dxa" w:w="2325"/>
-            <w:tcBorders>
-              <w:top w:val="single" w:color="000000" w:sz="4"/>
-              <w:left w:val="single" w:color="000000" w:sz="4"/>
-              <w:bottom w:val="single" w:color="000000" w:sz="4"/>
-              <w:right w:val="single" w:color="000000" w:sz="4"/>
-            </w:tcBorders>
-            <w:tcMar>
-              <w:top w:type="dxa" w:w="30"/>
-              <w:left w:type="dxa" w:w="70"/>
-              <w:bottom w:type="dxa" w:w="30"/>
-              <w:right w:type="dxa" w:w="70"/>
-            </w:tcMar>
-            <w:vAlign w:val="center"/>
-          </w:tcPr>
-          <w:p>
-            <w:pPr>
+              <w:keepNext w:val="false"/>
+              <w:spacing w:after="0" w:before="0" w:line="240" w:lineRule="auto"/>
+              <w:jc w:val="left"/>
+            </w:pPr>
+          </w:p>
+        </w:tc>
+        <w:tc>
+          <w:tcPr>
+            <w:tcW w:type="dxa" w:w="2032"/>
+            <w:tcBorders>
+              <w:top w:val="single" w:color="000000" w:sz="4"/>
+              <w:left w:val="single" w:color="000000" w:sz="4"/>
+              <w:bottom w:val="single" w:color="000000" w:sz="4"/>
+              <w:right w:val="single" w:color="000000" w:sz="4"/>
+            </w:tcBorders>
+            <w:tcMar>
+              <w:top w:type="dxa" w:w="30"/>
+              <w:left w:type="dxa" w:w="70"/>
+              <w:bottom w:type="dxa" w:w="30"/>
+              <w:right w:type="dxa" w:w="70"/>
+            </w:tcMar>
+            <w:vAlign w:val="center"/>
+          </w:tcPr>
+          <w:p>
+            <w:pPr>
+              <w:keepNext w:val="false"/>
               <w:spacing w:after="0" w:before="0" w:line="240" w:lineRule="auto"/>
               <w:jc w:val="left"/>
             </w:pPr>
@@ -4329,23 +4439,24 @@
         </w:tc>
         <w:tc>
           <w:tcPr>
-            <w:tcW w:type="dxa" w:w="1291"/>
-            <w:tcBorders>
-              <w:top w:val="single" w:color="000000" w:sz="4"/>
-              <w:left w:val="single" w:color="000000" w:sz="4"/>
-              <w:bottom w:val="single" w:color="000000" w:sz="4"/>
-              <w:right w:val="single" w:color="000000" w:sz="4"/>
-            </w:tcBorders>
-            <w:tcMar>
-              <w:top w:type="dxa" w:w="30"/>
-              <w:left w:type="dxa" w:w="70"/>
-              <w:bottom w:type="dxa" w:w="30"/>
-              <w:right w:type="dxa" w:w="70"/>
-            </w:tcMar>
-            <w:vAlign w:val="center"/>
-          </w:tcPr>
-          <w:p>
-            <w:pPr>
+            <w:tcW w:type="dxa" w:w="1290"/>
+            <w:tcBorders>
+              <w:top w:val="single" w:color="000000" w:sz="4"/>
+              <w:left w:val="single" w:color="000000" w:sz="4"/>
+              <w:bottom w:val="single" w:color="000000" w:sz="4"/>
+              <w:right w:val="single" w:color="000000" w:sz="4"/>
+            </w:tcBorders>
+            <w:tcMar>
+              <w:top w:type="dxa" w:w="30"/>
+              <w:left w:type="dxa" w:w="70"/>
+              <w:bottom w:type="dxa" w:w="30"/>
+              <w:right w:type="dxa" w:w="70"/>
+            </w:tcMar>
+            <w:vAlign w:val="center"/>
+          </w:tcPr>
+          <w:p>
+            <w:pPr>
+              <w:keepNext w:val="false"/>
               <w:spacing w:after="0" w:before="0" w:line="240" w:lineRule="auto"/>
               <w:jc w:val="left"/>
             </w:pPr>
@@ -4513,6 +4624,7 @@
           </w:tcPr>
           <w:p>
             <w:pPr>
+              <w:keepNext/>
               <w:spacing w:after="0" w:before="0" w:line="240" w:lineRule="auto"/>
               <w:jc w:val="center"/>
             </w:pPr>
@@ -4550,6 +4662,7 @@
           </w:tcPr>
           <w:p>
             <w:pPr>
+              <w:keepNext/>
               <w:spacing w:after="0" w:before="0" w:line="240" w:lineRule="auto"/>
               <w:jc w:val="center"/>
             </w:pPr>
@@ -4592,6 +4705,7 @@
           </w:tcPr>
           <w:p>
             <w:pPr>
+              <w:keepNext/>
               <w:spacing w:after="0" w:before="0" w:line="240" w:lineRule="auto"/>
               <w:jc w:val="left"/>
             </w:pPr>
@@ -4628,6 +4742,7 @@
           </w:tcPr>
           <w:p>
             <w:pPr>
+              <w:keepNext/>
               <w:spacing w:after="0" w:before="0" w:line="240" w:lineRule="auto"/>
               <w:jc w:val="left"/>
             </w:pPr>
@@ -4670,6 +4785,7 @@
           </w:tcPr>
           <w:p>
             <w:pPr>
+              <w:keepNext/>
               <w:spacing w:after="0" w:before="0" w:line="240" w:lineRule="auto"/>
               <w:jc w:val="left"/>
             </w:pPr>
@@ -4706,6 +4822,7 @@
           </w:tcPr>
           <w:p>
             <w:pPr>
+              <w:keepNext/>
               <w:spacing w:after="0" w:before="0" w:line="240" w:lineRule="auto"/>
               <w:jc w:val="left"/>
             </w:pPr>
@@ -4748,6 +4865,7 @@
           </w:tcPr>
           <w:p>
             <w:pPr>
+              <w:keepNext/>
               <w:spacing w:after="0" w:before="0" w:line="240" w:lineRule="auto"/>
               <w:jc w:val="left"/>
             </w:pPr>
@@ -4784,6 +4902,7 @@
           </w:tcPr>
           <w:p>
             <w:pPr>
+              <w:keepNext/>
               <w:spacing w:after="0" w:before="0" w:line="240" w:lineRule="auto"/>
               <w:jc w:val="left"/>
             </w:pPr>
@@ -4826,6 +4945,7 @@
           </w:tcPr>
           <w:p>
             <w:pPr>
+              <w:keepNext/>
               <w:spacing w:after="0" w:before="0" w:line="240" w:lineRule="auto"/>
               <w:jc w:val="left"/>
             </w:pPr>
@@ -4862,6 +4982,7 @@
           </w:tcPr>
           <w:p>
             <w:pPr>
+              <w:keepNext/>
               <w:spacing w:after="0" w:before="0" w:line="240" w:lineRule="auto"/>
               <w:jc w:val="left"/>
             </w:pPr>
@@ -4904,6 +5025,7 @@
           </w:tcPr>
           <w:p>
             <w:pPr>
+              <w:keepNext w:val="false"/>
               <w:spacing w:after="0" w:before="0" w:line="240" w:lineRule="auto"/>
               <w:jc w:val="left"/>
             </w:pPr>
@@ -4940,6 +5062,7 @@
           </w:tcPr>
           <w:p>
             <w:pPr>
+              <w:keepNext w:val="false"/>
               <w:spacing w:after="0" w:before="0" w:line="240" w:lineRule="auto"/>
               <w:jc w:val="left"/>
             </w:pPr>
@@ -5082,13 +5205,13 @@
       </w:tblPr>
       <w:tblGrid>
         <w:gridCol w:w="587"/>
-        <w:gridCol w:w="3760"/>
-        <w:gridCol w:w="715"/>
-        <w:gridCol w:w="844"/>
-        <w:gridCol w:w="844"/>
-        <w:gridCol w:w="844"/>
+        <w:gridCol w:w="2791"/>
+        <w:gridCol w:w="1091"/>
+        <w:gridCol w:w="860"/>
+        <w:gridCol w:w="893"/>
+        <w:gridCol w:w="1091"/>
         <w:gridCol w:w="587"/>
-        <w:gridCol w:w="844"/>
+        <w:gridCol w:w="1125"/>
       </w:tblGrid>
       <w:tr>
         <w:trPr>
@@ -5115,6 +5238,7 @@
           </w:tcPr>
           <w:p>
             <w:pPr>
+              <w:keepNext/>
               <w:spacing w:after="0" w:before="0" w:line="240" w:lineRule="auto"/>
               <w:jc w:val="center"/>
             </w:pPr>
@@ -5134,7 +5258,7 @@
         </w:tc>
         <w:tc>
           <w:tcPr>
-            <w:tcW w:type="dxa" w:w="3760"/>
+            <w:tcW w:type="dxa" w:w="2791"/>
             <w:tcBorders>
               <w:top w:val="single" w:color="000000" w:sz="4"/>
               <w:left w:val="single" w:color="000000" w:sz="4"/>
@@ -5152,6 +5276,7 @@
           </w:tcPr>
           <w:p>
             <w:pPr>
+              <w:keepNext/>
               <w:spacing w:after="0" w:before="0" w:line="240" w:lineRule="auto"/>
               <w:jc w:val="center"/>
             </w:pPr>
@@ -5171,7 +5296,7 @@
         </w:tc>
         <w:tc>
           <w:tcPr>
-            <w:tcW w:type="dxa" w:w="715"/>
+            <w:tcW w:type="dxa" w:w="1091"/>
             <w:tcBorders>
               <w:top w:val="single" w:color="000000" w:sz="4"/>
               <w:left w:val="single" w:color="000000" w:sz="4"/>
@@ -5189,6 +5314,7 @@
           </w:tcPr>
           <w:p>
             <w:pPr>
+              <w:keepNext/>
               <w:spacing w:after="0" w:before="0" w:line="240" w:lineRule="auto"/>
               <w:jc w:val="center"/>
             </w:pPr>
@@ -5208,7 +5334,7 @@
         </w:tc>
         <w:tc>
           <w:tcPr>
-            <w:tcW w:type="dxa" w:w="844"/>
+            <w:tcW w:type="dxa" w:w="860"/>
             <w:tcBorders>
               <w:top w:val="single" w:color="000000" w:sz="4"/>
               <w:left w:val="single" w:color="000000" w:sz="4"/>
@@ -5226,6 +5352,7 @@
           </w:tcPr>
           <w:p>
             <w:pPr>
+              <w:keepNext/>
               <w:spacing w:after="0" w:before="0" w:line="240" w:lineRule="auto"/>
               <w:jc w:val="center"/>
             </w:pPr>
@@ -5245,7 +5372,7 @@
         </w:tc>
         <w:tc>
           <w:tcPr>
-            <w:tcW w:type="dxa" w:w="844"/>
+            <w:tcW w:type="dxa" w:w="893"/>
             <w:tcBorders>
               <w:top w:val="single" w:color="000000" w:sz="4"/>
               <w:left w:val="single" w:color="000000" w:sz="4"/>
@@ -5263,6 +5390,7 @@
           </w:tcPr>
           <w:p>
             <w:pPr>
+              <w:keepNext/>
               <w:spacing w:after="0" w:before="0" w:line="240" w:lineRule="auto"/>
               <w:jc w:val="center"/>
             </w:pPr>
@@ -5282,7 +5410,7 @@
         </w:tc>
         <w:tc>
           <w:tcPr>
-            <w:tcW w:type="dxa" w:w="844"/>
+            <w:tcW w:type="dxa" w:w="1091"/>
             <w:tcBorders>
               <w:top w:val="single" w:color="000000" w:sz="4"/>
               <w:left w:val="single" w:color="000000" w:sz="4"/>
@@ -5300,6 +5428,7 @@
           </w:tcPr>
           <w:p>
             <w:pPr>
+              <w:keepNext/>
               <w:spacing w:after="0" w:before="0" w:line="240" w:lineRule="auto"/>
               <w:jc w:val="center"/>
             </w:pPr>
@@ -5337,6 +5466,7 @@
           </w:tcPr>
           <w:p>
             <w:pPr>
+              <w:keepNext/>
               <w:spacing w:after="0" w:before="0" w:line="240" w:lineRule="auto"/>
               <w:jc w:val="center"/>
             </w:pPr>
@@ -5356,7 +5486,7 @@
         </w:tc>
         <w:tc>
           <w:tcPr>
-            <w:tcW w:type="dxa" w:w="844"/>
+            <w:tcW w:type="dxa" w:w="1125"/>
             <w:tcBorders>
               <w:top w:val="single" w:color="000000" w:sz="4"/>
               <w:left w:val="single" w:color="000000" w:sz="4"/>
@@ -5374,6 +5504,7 @@
           </w:tcPr>
           <w:p>
             <w:pPr>
+              <w:keepNext/>
               <w:spacing w:after="0" w:before="0" w:line="240" w:lineRule="auto"/>
               <w:jc w:val="center"/>
             </w:pPr>
@@ -5416,6 +5547,7 @@
           </w:tcPr>
           <w:p>
             <w:pPr>
+              <w:keepNext/>
               <w:spacing w:after="0" w:before="0" w:line="240" w:lineRule="auto"/>
               <w:jc w:val="left"/>
             </w:pPr>
@@ -5435,23 +5567,24 @@
         </w:tc>
         <w:tc>
           <w:tcPr>
-            <w:tcW w:type="dxa" w:w="3760"/>
-            <w:tcBorders>
-              <w:top w:val="single" w:color="000000" w:sz="4"/>
-              <w:left w:val="single" w:color="000000" w:sz="4"/>
-              <w:bottom w:val="single" w:color="000000" w:sz="4"/>
-              <w:right w:val="single" w:color="000000" w:sz="4"/>
-            </w:tcBorders>
-            <w:tcMar>
-              <w:top w:type="dxa" w:w="30"/>
-              <w:left w:type="dxa" w:w="70"/>
-              <w:bottom w:type="dxa" w:w="30"/>
-              <w:right w:type="dxa" w:w="70"/>
-            </w:tcMar>
-            <w:vAlign w:val="center"/>
-          </w:tcPr>
-          <w:p>
-            <w:pPr>
+            <w:tcW w:type="dxa" w:w="2791"/>
+            <w:tcBorders>
+              <w:top w:val="single" w:color="000000" w:sz="4"/>
+              <w:left w:val="single" w:color="000000" w:sz="4"/>
+              <w:bottom w:val="single" w:color="000000" w:sz="4"/>
+              <w:right w:val="single" w:color="000000" w:sz="4"/>
+            </w:tcBorders>
+            <w:tcMar>
+              <w:top w:type="dxa" w:w="30"/>
+              <w:left w:type="dxa" w:w="70"/>
+              <w:bottom w:type="dxa" w:w="30"/>
+              <w:right w:type="dxa" w:w="70"/>
+            </w:tcMar>
+            <w:vAlign w:val="center"/>
+          </w:tcPr>
+          <w:p>
+            <w:pPr>
+              <w:keepNext/>
               <w:spacing w:after="0" w:before="0" w:line="240" w:lineRule="auto"/>
               <w:jc w:val="left"/>
             </w:pPr>
@@ -5471,95 +5604,99 @@
         </w:tc>
         <w:tc>
           <w:tcPr>
-            <w:tcW w:type="dxa" w:w="715"/>
-            <w:tcBorders>
-              <w:top w:val="single" w:color="000000" w:sz="4"/>
-              <w:left w:val="single" w:color="000000" w:sz="4"/>
-              <w:bottom w:val="single" w:color="000000" w:sz="4"/>
-              <w:right w:val="single" w:color="000000" w:sz="4"/>
-            </w:tcBorders>
-            <w:tcMar>
-              <w:top w:type="dxa" w:w="30"/>
-              <w:left w:type="dxa" w:w="70"/>
-              <w:bottom w:type="dxa" w:w="30"/>
-              <w:right w:type="dxa" w:w="70"/>
-            </w:tcMar>
-            <w:vAlign w:val="center"/>
-          </w:tcPr>
-          <w:p>
-            <w:pPr>
-              <w:spacing w:after="0" w:before="0" w:line="240" w:lineRule="auto"/>
-              <w:jc w:val="left"/>
-            </w:pPr>
-          </w:p>
-        </w:tc>
-        <w:tc>
-          <w:tcPr>
-            <w:tcW w:type="dxa" w:w="844"/>
-            <w:tcBorders>
-              <w:top w:val="single" w:color="000000" w:sz="4"/>
-              <w:left w:val="single" w:color="000000" w:sz="4"/>
-              <w:bottom w:val="single" w:color="000000" w:sz="4"/>
-              <w:right w:val="single" w:color="000000" w:sz="4"/>
-            </w:tcBorders>
-            <w:tcMar>
-              <w:top w:type="dxa" w:w="30"/>
-              <w:left w:type="dxa" w:w="70"/>
-              <w:bottom w:type="dxa" w:w="30"/>
-              <w:right w:type="dxa" w:w="70"/>
-            </w:tcMar>
-            <w:vAlign w:val="center"/>
-          </w:tcPr>
-          <w:p>
-            <w:pPr>
-              <w:spacing w:after="0" w:before="0" w:line="240" w:lineRule="auto"/>
-              <w:jc w:val="left"/>
-            </w:pPr>
-          </w:p>
-        </w:tc>
-        <w:tc>
-          <w:tcPr>
-            <w:tcW w:type="dxa" w:w="844"/>
-            <w:tcBorders>
-              <w:top w:val="single" w:color="000000" w:sz="4"/>
-              <w:left w:val="single" w:color="000000" w:sz="4"/>
-              <w:bottom w:val="single" w:color="000000" w:sz="4"/>
-              <w:right w:val="single" w:color="000000" w:sz="4"/>
-            </w:tcBorders>
-            <w:tcMar>
-              <w:top w:type="dxa" w:w="30"/>
-              <w:left w:type="dxa" w:w="70"/>
-              <w:bottom w:type="dxa" w:w="30"/>
-              <w:right w:type="dxa" w:w="70"/>
-            </w:tcMar>
-            <w:vAlign w:val="center"/>
-          </w:tcPr>
-          <w:p>
-            <w:pPr>
-              <w:spacing w:after="0" w:before="0" w:line="240" w:lineRule="auto"/>
-              <w:jc w:val="left"/>
-            </w:pPr>
-          </w:p>
-        </w:tc>
-        <w:tc>
-          <w:tcPr>
-            <w:tcW w:type="dxa" w:w="844"/>
-            <w:tcBorders>
-              <w:top w:val="single" w:color="000000" w:sz="4"/>
-              <w:left w:val="single" w:color="000000" w:sz="4"/>
-              <w:bottom w:val="single" w:color="000000" w:sz="4"/>
-              <w:right w:val="single" w:color="000000" w:sz="4"/>
-            </w:tcBorders>
-            <w:tcMar>
-              <w:top w:type="dxa" w:w="30"/>
-              <w:left w:type="dxa" w:w="70"/>
-              <w:bottom w:type="dxa" w:w="30"/>
-              <w:right w:type="dxa" w:w="70"/>
-            </w:tcMar>
-            <w:vAlign w:val="center"/>
-          </w:tcPr>
-          <w:p>
-            <w:pPr>
+            <w:tcW w:type="dxa" w:w="1091"/>
+            <w:tcBorders>
+              <w:top w:val="single" w:color="000000" w:sz="4"/>
+              <w:left w:val="single" w:color="000000" w:sz="4"/>
+              <w:bottom w:val="single" w:color="000000" w:sz="4"/>
+              <w:right w:val="single" w:color="000000" w:sz="4"/>
+            </w:tcBorders>
+            <w:tcMar>
+              <w:top w:type="dxa" w:w="30"/>
+              <w:left w:type="dxa" w:w="70"/>
+              <w:bottom w:type="dxa" w:w="30"/>
+              <w:right w:type="dxa" w:w="70"/>
+            </w:tcMar>
+            <w:vAlign w:val="center"/>
+          </w:tcPr>
+          <w:p>
+            <w:pPr>
+              <w:keepNext/>
+              <w:spacing w:after="0" w:before="0" w:line="240" w:lineRule="auto"/>
+              <w:jc w:val="left"/>
+            </w:pPr>
+          </w:p>
+        </w:tc>
+        <w:tc>
+          <w:tcPr>
+            <w:tcW w:type="dxa" w:w="860"/>
+            <w:tcBorders>
+              <w:top w:val="single" w:color="000000" w:sz="4"/>
+              <w:left w:val="single" w:color="000000" w:sz="4"/>
+              <w:bottom w:val="single" w:color="000000" w:sz="4"/>
+              <w:right w:val="single" w:color="000000" w:sz="4"/>
+            </w:tcBorders>
+            <w:tcMar>
+              <w:top w:type="dxa" w:w="30"/>
+              <w:left w:type="dxa" w:w="70"/>
+              <w:bottom w:type="dxa" w:w="30"/>
+              <w:right w:type="dxa" w:w="70"/>
+            </w:tcMar>
+            <w:vAlign w:val="center"/>
+          </w:tcPr>
+          <w:p>
+            <w:pPr>
+              <w:keepNext/>
+              <w:spacing w:after="0" w:before="0" w:line="240" w:lineRule="auto"/>
+              <w:jc w:val="left"/>
+            </w:pPr>
+          </w:p>
+        </w:tc>
+        <w:tc>
+          <w:tcPr>
+            <w:tcW w:type="dxa" w:w="893"/>
+            <w:tcBorders>
+              <w:top w:val="single" w:color="000000" w:sz="4"/>
+              <w:left w:val="single" w:color="000000" w:sz="4"/>
+              <w:bottom w:val="single" w:color="000000" w:sz="4"/>
+              <w:right w:val="single" w:color="000000" w:sz="4"/>
+            </w:tcBorders>
+            <w:tcMar>
+              <w:top w:type="dxa" w:w="30"/>
+              <w:left w:type="dxa" w:w="70"/>
+              <w:bottom w:type="dxa" w:w="30"/>
+              <w:right w:type="dxa" w:w="70"/>
+            </w:tcMar>
+            <w:vAlign w:val="center"/>
+          </w:tcPr>
+          <w:p>
+            <w:pPr>
+              <w:keepNext/>
+              <w:spacing w:after="0" w:before="0" w:line="240" w:lineRule="auto"/>
+              <w:jc w:val="left"/>
+            </w:pPr>
+          </w:p>
+        </w:tc>
+        <w:tc>
+          <w:tcPr>
+            <w:tcW w:type="dxa" w:w="1091"/>
+            <w:tcBorders>
+              <w:top w:val="single" w:color="000000" w:sz="4"/>
+              <w:left w:val="single" w:color="000000" w:sz="4"/>
+              <w:bottom w:val="single" w:color="000000" w:sz="4"/>
+              <w:right w:val="single" w:color="000000" w:sz="4"/>
+            </w:tcBorders>
+            <w:tcMar>
+              <w:top w:type="dxa" w:w="30"/>
+              <w:left w:type="dxa" w:w="70"/>
+              <w:bottom w:type="dxa" w:w="30"/>
+              <w:right w:type="dxa" w:w="70"/>
+            </w:tcMar>
+            <w:vAlign w:val="center"/>
+          </w:tcPr>
+          <w:p>
+            <w:pPr>
+              <w:keepNext/>
               <w:spacing w:after="0" w:before="0" w:line="240" w:lineRule="auto"/>
               <w:jc w:val="left"/>
             </w:pPr>
@@ -5584,30 +5721,32 @@
           </w:tcPr>
           <w:p>
             <w:pPr>
-              <w:spacing w:after="0" w:before="0" w:line="240" w:lineRule="auto"/>
-              <w:jc w:val="left"/>
-            </w:pPr>
-          </w:p>
-        </w:tc>
-        <w:tc>
-          <w:tcPr>
-            <w:tcW w:type="dxa" w:w="844"/>
-            <w:tcBorders>
-              <w:top w:val="single" w:color="000000" w:sz="4"/>
-              <w:left w:val="single" w:color="000000" w:sz="4"/>
-              <w:bottom w:val="single" w:color="000000" w:sz="4"/>
-              <w:right w:val="single" w:color="000000" w:sz="4"/>
-            </w:tcBorders>
-            <w:tcMar>
-              <w:top w:type="dxa" w:w="30"/>
-              <w:left w:type="dxa" w:w="70"/>
-              <w:bottom w:type="dxa" w:w="30"/>
-              <w:right w:type="dxa" w:w="70"/>
-            </w:tcMar>
-            <w:vAlign w:val="center"/>
-          </w:tcPr>
-          <w:p>
-            <w:pPr>
+              <w:keepNext/>
+              <w:spacing w:after="0" w:before="0" w:line="240" w:lineRule="auto"/>
+              <w:jc w:val="left"/>
+            </w:pPr>
+          </w:p>
+        </w:tc>
+        <w:tc>
+          <w:tcPr>
+            <w:tcW w:type="dxa" w:w="1125"/>
+            <w:tcBorders>
+              <w:top w:val="single" w:color="000000" w:sz="4"/>
+              <w:left w:val="single" w:color="000000" w:sz="4"/>
+              <w:bottom w:val="single" w:color="000000" w:sz="4"/>
+              <w:right w:val="single" w:color="000000" w:sz="4"/>
+            </w:tcBorders>
+            <w:tcMar>
+              <w:top w:type="dxa" w:w="30"/>
+              <w:left w:type="dxa" w:w="70"/>
+              <w:bottom w:type="dxa" w:w="30"/>
+              <w:right w:type="dxa" w:w="70"/>
+            </w:tcMar>
+            <w:vAlign w:val="center"/>
+          </w:tcPr>
+          <w:p>
+            <w:pPr>
+              <w:keepNext/>
               <w:spacing w:after="0" w:before="0" w:line="240" w:lineRule="auto"/>
               <w:jc w:val="left"/>
             </w:pPr>
@@ -5638,6 +5777,7 @@
           </w:tcPr>
           <w:p>
             <w:pPr>
+              <w:keepNext/>
               <w:spacing w:after="0" w:before="0" w:line="240" w:lineRule="auto"/>
               <w:jc w:val="left"/>
             </w:pPr>
@@ -5657,23 +5797,24 @@
         </w:tc>
         <w:tc>
           <w:tcPr>
-            <w:tcW w:type="dxa" w:w="3760"/>
-            <w:tcBorders>
-              <w:top w:val="single" w:color="000000" w:sz="4"/>
-              <w:left w:val="single" w:color="000000" w:sz="4"/>
-              <w:bottom w:val="single" w:color="000000" w:sz="4"/>
-              <w:right w:val="single" w:color="000000" w:sz="4"/>
-            </w:tcBorders>
-            <w:tcMar>
-              <w:top w:type="dxa" w:w="30"/>
-              <w:left w:type="dxa" w:w="70"/>
-              <w:bottom w:type="dxa" w:w="30"/>
-              <w:right w:type="dxa" w:w="70"/>
-            </w:tcMar>
-            <w:vAlign w:val="center"/>
-          </w:tcPr>
-          <w:p>
-            <w:pPr>
+            <w:tcW w:type="dxa" w:w="2791"/>
+            <w:tcBorders>
+              <w:top w:val="single" w:color="000000" w:sz="4"/>
+              <w:left w:val="single" w:color="000000" w:sz="4"/>
+              <w:bottom w:val="single" w:color="000000" w:sz="4"/>
+              <w:right w:val="single" w:color="000000" w:sz="4"/>
+            </w:tcBorders>
+            <w:tcMar>
+              <w:top w:type="dxa" w:w="30"/>
+              <w:left w:type="dxa" w:w="70"/>
+              <w:bottom w:type="dxa" w:w="30"/>
+              <w:right w:type="dxa" w:w="70"/>
+            </w:tcMar>
+            <w:vAlign w:val="center"/>
+          </w:tcPr>
+          <w:p>
+            <w:pPr>
+              <w:keepNext/>
               <w:spacing w:after="0" w:before="0" w:line="240" w:lineRule="auto"/>
               <w:jc w:val="left"/>
             </w:pPr>
@@ -5693,95 +5834,99 @@
         </w:tc>
         <w:tc>
           <w:tcPr>
-            <w:tcW w:type="dxa" w:w="715"/>
-            <w:tcBorders>
-              <w:top w:val="single" w:color="000000" w:sz="4"/>
-              <w:left w:val="single" w:color="000000" w:sz="4"/>
-              <w:bottom w:val="single" w:color="000000" w:sz="4"/>
-              <w:right w:val="single" w:color="000000" w:sz="4"/>
-            </w:tcBorders>
-            <w:tcMar>
-              <w:top w:type="dxa" w:w="30"/>
-              <w:left w:type="dxa" w:w="70"/>
-              <w:bottom w:type="dxa" w:w="30"/>
-              <w:right w:type="dxa" w:w="70"/>
-            </w:tcMar>
-            <w:vAlign w:val="center"/>
-          </w:tcPr>
-          <w:p>
-            <w:pPr>
-              <w:spacing w:after="0" w:before="0" w:line="240" w:lineRule="auto"/>
-              <w:jc w:val="left"/>
-            </w:pPr>
-          </w:p>
-        </w:tc>
-        <w:tc>
-          <w:tcPr>
-            <w:tcW w:type="dxa" w:w="844"/>
-            <w:tcBorders>
-              <w:top w:val="single" w:color="000000" w:sz="4"/>
-              <w:left w:val="single" w:color="000000" w:sz="4"/>
-              <w:bottom w:val="single" w:color="000000" w:sz="4"/>
-              <w:right w:val="single" w:color="000000" w:sz="4"/>
-            </w:tcBorders>
-            <w:tcMar>
-              <w:top w:type="dxa" w:w="30"/>
-              <w:left w:type="dxa" w:w="70"/>
-              <w:bottom w:type="dxa" w:w="30"/>
-              <w:right w:type="dxa" w:w="70"/>
-            </w:tcMar>
-            <w:vAlign w:val="center"/>
-          </w:tcPr>
-          <w:p>
-            <w:pPr>
-              <w:spacing w:after="0" w:before="0" w:line="240" w:lineRule="auto"/>
-              <w:jc w:val="left"/>
-            </w:pPr>
-          </w:p>
-        </w:tc>
-        <w:tc>
-          <w:tcPr>
-            <w:tcW w:type="dxa" w:w="844"/>
-            <w:tcBorders>
-              <w:top w:val="single" w:color="000000" w:sz="4"/>
-              <w:left w:val="single" w:color="000000" w:sz="4"/>
-              <w:bottom w:val="single" w:color="000000" w:sz="4"/>
-              <w:right w:val="single" w:color="000000" w:sz="4"/>
-            </w:tcBorders>
-            <w:tcMar>
-              <w:top w:type="dxa" w:w="30"/>
-              <w:left w:type="dxa" w:w="70"/>
-              <w:bottom w:type="dxa" w:w="30"/>
-              <w:right w:type="dxa" w:w="70"/>
-            </w:tcMar>
-            <w:vAlign w:val="center"/>
-          </w:tcPr>
-          <w:p>
-            <w:pPr>
-              <w:spacing w:after="0" w:before="0" w:line="240" w:lineRule="auto"/>
-              <w:jc w:val="left"/>
-            </w:pPr>
-          </w:p>
-        </w:tc>
-        <w:tc>
-          <w:tcPr>
-            <w:tcW w:type="dxa" w:w="844"/>
-            <w:tcBorders>
-              <w:top w:val="single" w:color="000000" w:sz="4"/>
-              <w:left w:val="single" w:color="000000" w:sz="4"/>
-              <w:bottom w:val="single" w:color="000000" w:sz="4"/>
-              <w:right w:val="single" w:color="000000" w:sz="4"/>
-            </w:tcBorders>
-            <w:tcMar>
-              <w:top w:type="dxa" w:w="30"/>
-              <w:left w:type="dxa" w:w="70"/>
-              <w:bottom w:type="dxa" w:w="30"/>
-              <w:right w:type="dxa" w:w="70"/>
-            </w:tcMar>
-            <w:vAlign w:val="center"/>
-          </w:tcPr>
-          <w:p>
-            <w:pPr>
+            <w:tcW w:type="dxa" w:w="1091"/>
+            <w:tcBorders>
+              <w:top w:val="single" w:color="000000" w:sz="4"/>
+              <w:left w:val="single" w:color="000000" w:sz="4"/>
+              <w:bottom w:val="single" w:color="000000" w:sz="4"/>
+              <w:right w:val="single" w:color="000000" w:sz="4"/>
+            </w:tcBorders>
+            <w:tcMar>
+              <w:top w:type="dxa" w:w="30"/>
+              <w:left w:type="dxa" w:w="70"/>
+              <w:bottom w:type="dxa" w:w="30"/>
+              <w:right w:type="dxa" w:w="70"/>
+            </w:tcMar>
+            <w:vAlign w:val="center"/>
+          </w:tcPr>
+          <w:p>
+            <w:pPr>
+              <w:keepNext/>
+              <w:spacing w:after="0" w:before="0" w:line="240" w:lineRule="auto"/>
+              <w:jc w:val="left"/>
+            </w:pPr>
+          </w:p>
+        </w:tc>
+        <w:tc>
+          <w:tcPr>
+            <w:tcW w:type="dxa" w:w="860"/>
+            <w:tcBorders>
+              <w:top w:val="single" w:color="000000" w:sz="4"/>
+              <w:left w:val="single" w:color="000000" w:sz="4"/>
+              <w:bottom w:val="single" w:color="000000" w:sz="4"/>
+              <w:right w:val="single" w:color="000000" w:sz="4"/>
+            </w:tcBorders>
+            <w:tcMar>
+              <w:top w:type="dxa" w:w="30"/>
+              <w:left w:type="dxa" w:w="70"/>
+              <w:bottom w:type="dxa" w:w="30"/>
+              <w:right w:type="dxa" w:w="70"/>
+            </w:tcMar>
+            <w:vAlign w:val="center"/>
+          </w:tcPr>
+          <w:p>
+            <w:pPr>
+              <w:keepNext/>
+              <w:spacing w:after="0" w:before="0" w:line="240" w:lineRule="auto"/>
+              <w:jc w:val="left"/>
+            </w:pPr>
+          </w:p>
+        </w:tc>
+        <w:tc>
+          <w:tcPr>
+            <w:tcW w:type="dxa" w:w="893"/>
+            <w:tcBorders>
+              <w:top w:val="single" w:color="000000" w:sz="4"/>
+              <w:left w:val="single" w:color="000000" w:sz="4"/>
+              <w:bottom w:val="single" w:color="000000" w:sz="4"/>
+              <w:right w:val="single" w:color="000000" w:sz="4"/>
+            </w:tcBorders>
+            <w:tcMar>
+              <w:top w:type="dxa" w:w="30"/>
+              <w:left w:type="dxa" w:w="70"/>
+              <w:bottom w:type="dxa" w:w="30"/>
+              <w:right w:type="dxa" w:w="70"/>
+            </w:tcMar>
+            <w:vAlign w:val="center"/>
+          </w:tcPr>
+          <w:p>
+            <w:pPr>
+              <w:keepNext/>
+              <w:spacing w:after="0" w:before="0" w:line="240" w:lineRule="auto"/>
+              <w:jc w:val="left"/>
+            </w:pPr>
+          </w:p>
+        </w:tc>
+        <w:tc>
+          <w:tcPr>
+            <w:tcW w:type="dxa" w:w="1091"/>
+            <w:tcBorders>
+              <w:top w:val="single" w:color="000000" w:sz="4"/>
+              <w:left w:val="single" w:color="000000" w:sz="4"/>
+              <w:bottom w:val="single" w:color="000000" w:sz="4"/>
+              <w:right w:val="single" w:color="000000" w:sz="4"/>
+            </w:tcBorders>
+            <w:tcMar>
+              <w:top w:type="dxa" w:w="30"/>
+              <w:left w:type="dxa" w:w="70"/>
+              <w:bottom w:type="dxa" w:w="30"/>
+              <w:right w:type="dxa" w:w="70"/>
+            </w:tcMar>
+            <w:vAlign w:val="center"/>
+          </w:tcPr>
+          <w:p>
+            <w:pPr>
+              <w:keepNext/>
               <w:spacing w:after="0" w:before="0" w:line="240" w:lineRule="auto"/>
               <w:jc w:val="left"/>
             </w:pPr>
@@ -5806,30 +5951,32 @@
           </w:tcPr>
           <w:p>
             <w:pPr>
-              <w:spacing w:after="0" w:before="0" w:line="240" w:lineRule="auto"/>
-              <w:jc w:val="left"/>
-            </w:pPr>
-          </w:p>
-        </w:tc>
-        <w:tc>
-          <w:tcPr>
-            <w:tcW w:type="dxa" w:w="844"/>
-            <w:tcBorders>
-              <w:top w:val="single" w:color="000000" w:sz="4"/>
-              <w:left w:val="single" w:color="000000" w:sz="4"/>
-              <w:bottom w:val="single" w:color="000000" w:sz="4"/>
-              <w:right w:val="single" w:color="000000" w:sz="4"/>
-            </w:tcBorders>
-            <w:tcMar>
-              <w:top w:type="dxa" w:w="30"/>
-              <w:left w:type="dxa" w:w="70"/>
-              <w:bottom w:type="dxa" w:w="30"/>
-              <w:right w:type="dxa" w:w="70"/>
-            </w:tcMar>
-            <w:vAlign w:val="center"/>
-          </w:tcPr>
-          <w:p>
-            <w:pPr>
+              <w:keepNext/>
+              <w:spacing w:after="0" w:before="0" w:line="240" w:lineRule="auto"/>
+              <w:jc w:val="left"/>
+            </w:pPr>
+          </w:p>
+        </w:tc>
+        <w:tc>
+          <w:tcPr>
+            <w:tcW w:type="dxa" w:w="1125"/>
+            <w:tcBorders>
+              <w:top w:val="single" w:color="000000" w:sz="4"/>
+              <w:left w:val="single" w:color="000000" w:sz="4"/>
+              <w:bottom w:val="single" w:color="000000" w:sz="4"/>
+              <w:right w:val="single" w:color="000000" w:sz="4"/>
+            </w:tcBorders>
+            <w:tcMar>
+              <w:top w:type="dxa" w:w="30"/>
+              <w:left w:type="dxa" w:w="70"/>
+              <w:bottom w:type="dxa" w:w="30"/>
+              <w:right w:type="dxa" w:w="70"/>
+            </w:tcMar>
+            <w:vAlign w:val="center"/>
+          </w:tcPr>
+          <w:p>
+            <w:pPr>
+              <w:keepNext/>
               <w:spacing w:after="0" w:before="0" w:line="240" w:lineRule="auto"/>
               <w:jc w:val="left"/>
             </w:pPr>
@@ -5860,6 +6007,7 @@
           </w:tcPr>
           <w:p>
             <w:pPr>
+              <w:keepNext/>
               <w:spacing w:after="0" w:before="0" w:line="240" w:lineRule="auto"/>
               <w:jc w:val="left"/>
             </w:pPr>
@@ -5879,23 +6027,24 @@
         </w:tc>
         <w:tc>
           <w:tcPr>
-            <w:tcW w:type="dxa" w:w="3760"/>
-            <w:tcBorders>
-              <w:top w:val="single" w:color="000000" w:sz="4"/>
-              <w:left w:val="single" w:color="000000" w:sz="4"/>
-              <w:bottom w:val="single" w:color="000000" w:sz="4"/>
-              <w:right w:val="single" w:color="000000" w:sz="4"/>
-            </w:tcBorders>
-            <w:tcMar>
-              <w:top w:type="dxa" w:w="30"/>
-              <w:left w:type="dxa" w:w="70"/>
-              <w:bottom w:type="dxa" w:w="30"/>
-              <w:right w:type="dxa" w:w="70"/>
-            </w:tcMar>
-            <w:vAlign w:val="center"/>
-          </w:tcPr>
-          <w:p>
-            <w:pPr>
+            <w:tcW w:type="dxa" w:w="2791"/>
+            <w:tcBorders>
+              <w:top w:val="single" w:color="000000" w:sz="4"/>
+              <w:left w:val="single" w:color="000000" w:sz="4"/>
+              <w:bottom w:val="single" w:color="000000" w:sz="4"/>
+              <w:right w:val="single" w:color="000000" w:sz="4"/>
+            </w:tcBorders>
+            <w:tcMar>
+              <w:top w:type="dxa" w:w="30"/>
+              <w:left w:type="dxa" w:w="70"/>
+              <w:bottom w:type="dxa" w:w="30"/>
+              <w:right w:type="dxa" w:w="70"/>
+            </w:tcMar>
+            <w:vAlign w:val="center"/>
+          </w:tcPr>
+          <w:p>
+            <w:pPr>
+              <w:keepNext/>
               <w:spacing w:after="0" w:before="0" w:line="240" w:lineRule="auto"/>
               <w:jc w:val="left"/>
             </w:pPr>
@@ -5915,95 +6064,99 @@
         </w:tc>
         <w:tc>
           <w:tcPr>
-            <w:tcW w:type="dxa" w:w="715"/>
-            <w:tcBorders>
-              <w:top w:val="single" w:color="000000" w:sz="4"/>
-              <w:left w:val="single" w:color="000000" w:sz="4"/>
-              <w:bottom w:val="single" w:color="000000" w:sz="4"/>
-              <w:right w:val="single" w:color="000000" w:sz="4"/>
-            </w:tcBorders>
-            <w:tcMar>
-              <w:top w:type="dxa" w:w="30"/>
-              <w:left w:type="dxa" w:w="70"/>
-              <w:bottom w:type="dxa" w:w="30"/>
-              <w:right w:type="dxa" w:w="70"/>
-            </w:tcMar>
-            <w:vAlign w:val="center"/>
-          </w:tcPr>
-          <w:p>
-            <w:pPr>
-              <w:spacing w:after="0" w:before="0" w:line="240" w:lineRule="auto"/>
-              <w:jc w:val="left"/>
-            </w:pPr>
-          </w:p>
-        </w:tc>
-        <w:tc>
-          <w:tcPr>
-            <w:tcW w:type="dxa" w:w="844"/>
-            <w:tcBorders>
-              <w:top w:val="single" w:color="000000" w:sz="4"/>
-              <w:left w:val="single" w:color="000000" w:sz="4"/>
-              <w:bottom w:val="single" w:color="000000" w:sz="4"/>
-              <w:right w:val="single" w:color="000000" w:sz="4"/>
-            </w:tcBorders>
-            <w:tcMar>
-              <w:top w:type="dxa" w:w="30"/>
-              <w:left w:type="dxa" w:w="70"/>
-              <w:bottom w:type="dxa" w:w="30"/>
-              <w:right w:type="dxa" w:w="70"/>
-            </w:tcMar>
-            <w:vAlign w:val="center"/>
-          </w:tcPr>
-          <w:p>
-            <w:pPr>
-              <w:spacing w:after="0" w:before="0" w:line="240" w:lineRule="auto"/>
-              <w:jc w:val="left"/>
-            </w:pPr>
-          </w:p>
-        </w:tc>
-        <w:tc>
-          <w:tcPr>
-            <w:tcW w:type="dxa" w:w="844"/>
-            <w:tcBorders>
-              <w:top w:val="single" w:color="000000" w:sz="4"/>
-              <w:left w:val="single" w:color="000000" w:sz="4"/>
-              <w:bottom w:val="single" w:color="000000" w:sz="4"/>
-              <w:right w:val="single" w:color="000000" w:sz="4"/>
-            </w:tcBorders>
-            <w:tcMar>
-              <w:top w:type="dxa" w:w="30"/>
-              <w:left w:type="dxa" w:w="70"/>
-              <w:bottom w:type="dxa" w:w="30"/>
-              <w:right w:type="dxa" w:w="70"/>
-            </w:tcMar>
-            <w:vAlign w:val="center"/>
-          </w:tcPr>
-          <w:p>
-            <w:pPr>
-              <w:spacing w:after="0" w:before="0" w:line="240" w:lineRule="auto"/>
-              <w:jc w:val="left"/>
-            </w:pPr>
-          </w:p>
-        </w:tc>
-        <w:tc>
-          <w:tcPr>
-            <w:tcW w:type="dxa" w:w="844"/>
-            <w:tcBorders>
-              <w:top w:val="single" w:color="000000" w:sz="4"/>
-              <w:left w:val="single" w:color="000000" w:sz="4"/>
-              <w:bottom w:val="single" w:color="000000" w:sz="4"/>
-              <w:right w:val="single" w:color="000000" w:sz="4"/>
-            </w:tcBorders>
-            <w:tcMar>
-              <w:top w:type="dxa" w:w="30"/>
-              <w:left w:type="dxa" w:w="70"/>
-              <w:bottom w:type="dxa" w:w="30"/>
-              <w:right w:type="dxa" w:w="70"/>
-            </w:tcMar>
-            <w:vAlign w:val="center"/>
-          </w:tcPr>
-          <w:p>
-            <w:pPr>
+            <w:tcW w:type="dxa" w:w="1091"/>
+            <w:tcBorders>
+              <w:top w:val="single" w:color="000000" w:sz="4"/>
+              <w:left w:val="single" w:color="000000" w:sz="4"/>
+              <w:bottom w:val="single" w:color="000000" w:sz="4"/>
+              <w:right w:val="single" w:color="000000" w:sz="4"/>
+            </w:tcBorders>
+            <w:tcMar>
+              <w:top w:type="dxa" w:w="30"/>
+              <w:left w:type="dxa" w:w="70"/>
+              <w:bottom w:type="dxa" w:w="30"/>
+              <w:right w:type="dxa" w:w="70"/>
+            </w:tcMar>
+            <w:vAlign w:val="center"/>
+          </w:tcPr>
+          <w:p>
+            <w:pPr>
+              <w:keepNext/>
+              <w:spacing w:after="0" w:before="0" w:line="240" w:lineRule="auto"/>
+              <w:jc w:val="left"/>
+            </w:pPr>
+          </w:p>
+        </w:tc>
+        <w:tc>
+          <w:tcPr>
+            <w:tcW w:type="dxa" w:w="860"/>
+            <w:tcBorders>
+              <w:top w:val="single" w:color="000000" w:sz="4"/>
+              <w:left w:val="single" w:color="000000" w:sz="4"/>
+              <w:bottom w:val="single" w:color="000000" w:sz="4"/>
+              <w:right w:val="single" w:color="000000" w:sz="4"/>
+            </w:tcBorders>
+            <w:tcMar>
+              <w:top w:type="dxa" w:w="30"/>
+              <w:left w:type="dxa" w:w="70"/>
+              <w:bottom w:type="dxa" w:w="30"/>
+              <w:right w:type="dxa" w:w="70"/>
+            </w:tcMar>
+            <w:vAlign w:val="center"/>
+          </w:tcPr>
+          <w:p>
+            <w:pPr>
+              <w:keepNext/>
+              <w:spacing w:after="0" w:before="0" w:line="240" w:lineRule="auto"/>
+              <w:jc w:val="left"/>
+            </w:pPr>
+          </w:p>
+        </w:tc>
+        <w:tc>
+          <w:tcPr>
+            <w:tcW w:type="dxa" w:w="893"/>
+            <w:tcBorders>
+              <w:top w:val="single" w:color="000000" w:sz="4"/>
+              <w:left w:val="single" w:color="000000" w:sz="4"/>
+              <w:bottom w:val="single" w:color="000000" w:sz="4"/>
+              <w:right w:val="single" w:color="000000" w:sz="4"/>
+            </w:tcBorders>
+            <w:tcMar>
+              <w:top w:type="dxa" w:w="30"/>
+              <w:left w:type="dxa" w:w="70"/>
+              <w:bottom w:type="dxa" w:w="30"/>
+              <w:right w:type="dxa" w:w="70"/>
+            </w:tcMar>
+            <w:vAlign w:val="center"/>
+          </w:tcPr>
+          <w:p>
+            <w:pPr>
+              <w:keepNext/>
+              <w:spacing w:after="0" w:before="0" w:line="240" w:lineRule="auto"/>
+              <w:jc w:val="left"/>
+            </w:pPr>
+          </w:p>
+        </w:tc>
+        <w:tc>
+          <w:tcPr>
+            <w:tcW w:type="dxa" w:w="1091"/>
+            <w:tcBorders>
+              <w:top w:val="single" w:color="000000" w:sz="4"/>
+              <w:left w:val="single" w:color="000000" w:sz="4"/>
+              <w:bottom w:val="single" w:color="000000" w:sz="4"/>
+              <w:right w:val="single" w:color="000000" w:sz="4"/>
+            </w:tcBorders>
+            <w:tcMar>
+              <w:top w:type="dxa" w:w="30"/>
+              <w:left w:type="dxa" w:w="70"/>
+              <w:bottom w:type="dxa" w:w="30"/>
+              <w:right w:type="dxa" w:w="70"/>
+            </w:tcMar>
+            <w:vAlign w:val="center"/>
+          </w:tcPr>
+          <w:p>
+            <w:pPr>
+              <w:keepNext/>
               <w:spacing w:after="0" w:before="0" w:line="240" w:lineRule="auto"/>
               <w:jc w:val="left"/>
             </w:pPr>
@@ -6028,30 +6181,32 @@
           </w:tcPr>
           <w:p>
             <w:pPr>
-              <w:spacing w:after="0" w:before="0" w:line="240" w:lineRule="auto"/>
-              <w:jc w:val="left"/>
-            </w:pPr>
-          </w:p>
-        </w:tc>
-        <w:tc>
-          <w:tcPr>
-            <w:tcW w:type="dxa" w:w="844"/>
-            <w:tcBorders>
-              <w:top w:val="single" w:color="000000" w:sz="4"/>
-              <w:left w:val="single" w:color="000000" w:sz="4"/>
-              <w:bottom w:val="single" w:color="000000" w:sz="4"/>
-              <w:right w:val="single" w:color="000000" w:sz="4"/>
-            </w:tcBorders>
-            <w:tcMar>
-              <w:top w:type="dxa" w:w="30"/>
-              <w:left w:type="dxa" w:w="70"/>
-              <w:bottom w:type="dxa" w:w="30"/>
-              <w:right w:type="dxa" w:w="70"/>
-            </w:tcMar>
-            <w:vAlign w:val="center"/>
-          </w:tcPr>
-          <w:p>
-            <w:pPr>
+              <w:keepNext/>
+              <w:spacing w:after="0" w:before="0" w:line="240" w:lineRule="auto"/>
+              <w:jc w:val="left"/>
+            </w:pPr>
+          </w:p>
+        </w:tc>
+        <w:tc>
+          <w:tcPr>
+            <w:tcW w:type="dxa" w:w="1125"/>
+            <w:tcBorders>
+              <w:top w:val="single" w:color="000000" w:sz="4"/>
+              <w:left w:val="single" w:color="000000" w:sz="4"/>
+              <w:bottom w:val="single" w:color="000000" w:sz="4"/>
+              <w:right w:val="single" w:color="000000" w:sz="4"/>
+            </w:tcBorders>
+            <w:tcMar>
+              <w:top w:type="dxa" w:w="30"/>
+              <w:left w:type="dxa" w:w="70"/>
+              <w:bottom w:type="dxa" w:w="30"/>
+              <w:right w:type="dxa" w:w="70"/>
+            </w:tcMar>
+            <w:vAlign w:val="center"/>
+          </w:tcPr>
+          <w:p>
+            <w:pPr>
+              <w:keepNext/>
               <w:spacing w:after="0" w:before="0" w:line="240" w:lineRule="auto"/>
               <w:jc w:val="left"/>
             </w:pPr>
@@ -6082,6 +6237,7 @@
           </w:tcPr>
           <w:p>
             <w:pPr>
+              <w:keepNext w:val="false"/>
               <w:spacing w:after="0" w:before="0" w:line="240" w:lineRule="auto"/>
               <w:jc w:val="left"/>
             </w:pPr>
@@ -6101,23 +6257,24 @@
         </w:tc>
         <w:tc>
           <w:tcPr>
-            <w:tcW w:type="dxa" w:w="3760"/>
-            <w:tcBorders>
-              <w:top w:val="single" w:color="000000" w:sz="4"/>
-              <w:left w:val="single" w:color="000000" w:sz="4"/>
-              <w:bottom w:val="single" w:color="000000" w:sz="4"/>
-              <w:right w:val="single" w:color="000000" w:sz="4"/>
-            </w:tcBorders>
-            <w:tcMar>
-              <w:top w:type="dxa" w:w="30"/>
-              <w:left w:type="dxa" w:w="70"/>
-              <w:bottom w:type="dxa" w:w="30"/>
-              <w:right w:type="dxa" w:w="70"/>
-            </w:tcMar>
-            <w:vAlign w:val="center"/>
-          </w:tcPr>
-          <w:p>
-            <w:pPr>
+            <w:tcW w:type="dxa" w:w="2791"/>
+            <w:tcBorders>
+              <w:top w:val="single" w:color="000000" w:sz="4"/>
+              <w:left w:val="single" w:color="000000" w:sz="4"/>
+              <w:bottom w:val="single" w:color="000000" w:sz="4"/>
+              <w:right w:val="single" w:color="000000" w:sz="4"/>
+            </w:tcBorders>
+            <w:tcMar>
+              <w:top w:type="dxa" w:w="30"/>
+              <w:left w:type="dxa" w:w="70"/>
+              <w:bottom w:type="dxa" w:w="30"/>
+              <w:right w:type="dxa" w:w="70"/>
+            </w:tcMar>
+            <w:vAlign w:val="center"/>
+          </w:tcPr>
+          <w:p>
+            <w:pPr>
+              <w:keepNext w:val="false"/>
               <w:spacing w:after="0" w:before="0" w:line="240" w:lineRule="auto"/>
               <w:jc w:val="left"/>
             </w:pPr>
@@ -6137,95 +6294,99 @@
         </w:tc>
         <w:tc>
           <w:tcPr>
-            <w:tcW w:type="dxa" w:w="715"/>
-            <w:tcBorders>
-              <w:top w:val="single" w:color="000000" w:sz="4"/>
-              <w:left w:val="single" w:color="000000" w:sz="4"/>
-              <w:bottom w:val="single" w:color="000000" w:sz="4"/>
-              <w:right w:val="single" w:color="000000" w:sz="4"/>
-            </w:tcBorders>
-            <w:tcMar>
-              <w:top w:type="dxa" w:w="30"/>
-              <w:left w:type="dxa" w:w="70"/>
-              <w:bottom w:type="dxa" w:w="30"/>
-              <w:right w:type="dxa" w:w="70"/>
-            </w:tcMar>
-            <w:vAlign w:val="center"/>
-          </w:tcPr>
-          <w:p>
-            <w:pPr>
-              <w:spacing w:after="0" w:before="0" w:line="240" w:lineRule="auto"/>
-              <w:jc w:val="left"/>
-            </w:pPr>
-          </w:p>
-        </w:tc>
-        <w:tc>
-          <w:tcPr>
-            <w:tcW w:type="dxa" w:w="844"/>
-            <w:tcBorders>
-              <w:top w:val="single" w:color="000000" w:sz="4"/>
-              <w:left w:val="single" w:color="000000" w:sz="4"/>
-              <w:bottom w:val="single" w:color="000000" w:sz="4"/>
-              <w:right w:val="single" w:color="000000" w:sz="4"/>
-            </w:tcBorders>
-            <w:tcMar>
-              <w:top w:type="dxa" w:w="30"/>
-              <w:left w:type="dxa" w:w="70"/>
-              <w:bottom w:type="dxa" w:w="30"/>
-              <w:right w:type="dxa" w:w="70"/>
-            </w:tcMar>
-            <w:vAlign w:val="center"/>
-          </w:tcPr>
-          <w:p>
-            <w:pPr>
-              <w:spacing w:after="0" w:before="0" w:line="240" w:lineRule="auto"/>
-              <w:jc w:val="left"/>
-            </w:pPr>
-          </w:p>
-        </w:tc>
-        <w:tc>
-          <w:tcPr>
-            <w:tcW w:type="dxa" w:w="844"/>
-            <w:tcBorders>
-              <w:top w:val="single" w:color="000000" w:sz="4"/>
-              <w:left w:val="single" w:color="000000" w:sz="4"/>
-              <w:bottom w:val="single" w:color="000000" w:sz="4"/>
-              <w:right w:val="single" w:color="000000" w:sz="4"/>
-            </w:tcBorders>
-            <w:tcMar>
-              <w:top w:type="dxa" w:w="30"/>
-              <w:left w:type="dxa" w:w="70"/>
-              <w:bottom w:type="dxa" w:w="30"/>
-              <w:right w:type="dxa" w:w="70"/>
-            </w:tcMar>
-            <w:vAlign w:val="center"/>
-          </w:tcPr>
-          <w:p>
-            <w:pPr>
-              <w:spacing w:after="0" w:before="0" w:line="240" w:lineRule="auto"/>
-              <w:jc w:val="left"/>
-            </w:pPr>
-          </w:p>
-        </w:tc>
-        <w:tc>
-          <w:tcPr>
-            <w:tcW w:type="dxa" w:w="844"/>
-            <w:tcBorders>
-              <w:top w:val="single" w:color="000000" w:sz="4"/>
-              <w:left w:val="single" w:color="000000" w:sz="4"/>
-              <w:bottom w:val="single" w:color="000000" w:sz="4"/>
-              <w:right w:val="single" w:color="000000" w:sz="4"/>
-            </w:tcBorders>
-            <w:tcMar>
-              <w:top w:type="dxa" w:w="30"/>
-              <w:left w:type="dxa" w:w="70"/>
-              <w:bottom w:type="dxa" w:w="30"/>
-              <w:right w:type="dxa" w:w="70"/>
-            </w:tcMar>
-            <w:vAlign w:val="center"/>
-          </w:tcPr>
-          <w:p>
-            <w:pPr>
+            <w:tcW w:type="dxa" w:w="1091"/>
+            <w:tcBorders>
+              <w:top w:val="single" w:color="000000" w:sz="4"/>
+              <w:left w:val="single" w:color="000000" w:sz="4"/>
+              <w:bottom w:val="single" w:color="000000" w:sz="4"/>
+              <w:right w:val="single" w:color="000000" w:sz="4"/>
+            </w:tcBorders>
+            <w:tcMar>
+              <w:top w:type="dxa" w:w="30"/>
+              <w:left w:type="dxa" w:w="70"/>
+              <w:bottom w:type="dxa" w:w="30"/>
+              <w:right w:type="dxa" w:w="70"/>
+            </w:tcMar>
+            <w:vAlign w:val="center"/>
+          </w:tcPr>
+          <w:p>
+            <w:pPr>
+              <w:keepNext w:val="false"/>
+              <w:spacing w:after="0" w:before="0" w:line="240" w:lineRule="auto"/>
+              <w:jc w:val="left"/>
+            </w:pPr>
+          </w:p>
+        </w:tc>
+        <w:tc>
+          <w:tcPr>
+            <w:tcW w:type="dxa" w:w="860"/>
+            <w:tcBorders>
+              <w:top w:val="single" w:color="000000" w:sz="4"/>
+              <w:left w:val="single" w:color="000000" w:sz="4"/>
+              <w:bottom w:val="single" w:color="000000" w:sz="4"/>
+              <w:right w:val="single" w:color="000000" w:sz="4"/>
+            </w:tcBorders>
+            <w:tcMar>
+              <w:top w:type="dxa" w:w="30"/>
+              <w:left w:type="dxa" w:w="70"/>
+              <w:bottom w:type="dxa" w:w="30"/>
+              <w:right w:type="dxa" w:w="70"/>
+            </w:tcMar>
+            <w:vAlign w:val="center"/>
+          </w:tcPr>
+          <w:p>
+            <w:pPr>
+              <w:keepNext w:val="false"/>
+              <w:spacing w:after="0" w:before="0" w:line="240" w:lineRule="auto"/>
+              <w:jc w:val="left"/>
+            </w:pPr>
+          </w:p>
+        </w:tc>
+        <w:tc>
+          <w:tcPr>
+            <w:tcW w:type="dxa" w:w="893"/>
+            <w:tcBorders>
+              <w:top w:val="single" w:color="000000" w:sz="4"/>
+              <w:left w:val="single" w:color="000000" w:sz="4"/>
+              <w:bottom w:val="single" w:color="000000" w:sz="4"/>
+              <w:right w:val="single" w:color="000000" w:sz="4"/>
+            </w:tcBorders>
+            <w:tcMar>
+              <w:top w:type="dxa" w:w="30"/>
+              <w:left w:type="dxa" w:w="70"/>
+              <w:bottom w:type="dxa" w:w="30"/>
+              <w:right w:type="dxa" w:w="70"/>
+            </w:tcMar>
+            <w:vAlign w:val="center"/>
+          </w:tcPr>
+          <w:p>
+            <w:pPr>
+              <w:keepNext w:val="false"/>
+              <w:spacing w:after="0" w:before="0" w:line="240" w:lineRule="auto"/>
+              <w:jc w:val="left"/>
+            </w:pPr>
+          </w:p>
+        </w:tc>
+        <w:tc>
+          <w:tcPr>
+            <w:tcW w:type="dxa" w:w="1091"/>
+            <w:tcBorders>
+              <w:top w:val="single" w:color="000000" w:sz="4"/>
+              <w:left w:val="single" w:color="000000" w:sz="4"/>
+              <w:bottom w:val="single" w:color="000000" w:sz="4"/>
+              <w:right w:val="single" w:color="000000" w:sz="4"/>
+            </w:tcBorders>
+            <w:tcMar>
+              <w:top w:type="dxa" w:w="30"/>
+              <w:left w:type="dxa" w:w="70"/>
+              <w:bottom w:type="dxa" w:w="30"/>
+              <w:right w:type="dxa" w:w="70"/>
+            </w:tcMar>
+            <w:vAlign w:val="center"/>
+          </w:tcPr>
+          <w:p>
+            <w:pPr>
+              <w:keepNext w:val="false"/>
               <w:spacing w:after="0" w:before="0" w:line="240" w:lineRule="auto"/>
               <w:jc w:val="left"/>
             </w:pPr>
@@ -6250,30 +6411,32 @@
           </w:tcPr>
           <w:p>
             <w:pPr>
-              <w:spacing w:after="0" w:before="0" w:line="240" w:lineRule="auto"/>
-              <w:jc w:val="left"/>
-            </w:pPr>
-          </w:p>
-        </w:tc>
-        <w:tc>
-          <w:tcPr>
-            <w:tcW w:type="dxa" w:w="844"/>
-            <w:tcBorders>
-              <w:top w:val="single" w:color="000000" w:sz="4"/>
-              <w:left w:val="single" w:color="000000" w:sz="4"/>
-              <w:bottom w:val="single" w:color="000000" w:sz="4"/>
-              <w:right w:val="single" w:color="000000" w:sz="4"/>
-            </w:tcBorders>
-            <w:tcMar>
-              <w:top w:type="dxa" w:w="30"/>
-              <w:left w:type="dxa" w:w="70"/>
-              <w:bottom w:type="dxa" w:w="30"/>
-              <w:right w:type="dxa" w:w="70"/>
-            </w:tcMar>
-            <w:vAlign w:val="center"/>
-          </w:tcPr>
-          <w:p>
-            <w:pPr>
+              <w:keepNext w:val="false"/>
+              <w:spacing w:after="0" w:before="0" w:line="240" w:lineRule="auto"/>
+              <w:jc w:val="left"/>
+            </w:pPr>
+          </w:p>
+        </w:tc>
+        <w:tc>
+          <w:tcPr>
+            <w:tcW w:type="dxa" w:w="1125"/>
+            <w:tcBorders>
+              <w:top w:val="single" w:color="000000" w:sz="4"/>
+              <w:left w:val="single" w:color="000000" w:sz="4"/>
+              <w:bottom w:val="single" w:color="000000" w:sz="4"/>
+              <w:right w:val="single" w:color="000000" w:sz="4"/>
+            </w:tcBorders>
+            <w:tcMar>
+              <w:top w:type="dxa" w:w="30"/>
+              <w:left w:type="dxa" w:w="70"/>
+              <w:bottom w:type="dxa" w:w="30"/>
+              <w:right w:type="dxa" w:w="70"/>
+            </w:tcMar>
+            <w:vAlign w:val="center"/>
+          </w:tcPr>
+          <w:p>
+            <w:pPr>
+              <w:keepNext w:val="false"/>
               <w:spacing w:after="0" w:before="0" w:line="240" w:lineRule="auto"/>
               <w:jc w:val="left"/>
             </w:pPr>
@@ -6423,11 +6586,11 @@
         <w:tblLayout w:type="autofit"/>
       </w:tblPr>
       <w:tblGrid>
-        <w:gridCol w:w="4072"/>
-        <w:gridCol w:w="1128"/>
-        <w:gridCol w:w="1410"/>
-        <w:gridCol w:w="1128"/>
-        <w:gridCol w:w="1287"/>
+        <w:gridCol w:w="3964"/>
+        <w:gridCol w:w="830"/>
+        <w:gridCol w:w="1854"/>
+        <w:gridCol w:w="846"/>
+        <w:gridCol w:w="1531"/>
       </w:tblGrid>
       <w:tr>
         <w:trPr>
@@ -6436,7 +6599,7 @@
         </w:trPr>
         <w:tc>
           <w:tcPr>
-            <w:tcW w:type="dxa" w:w="4072"/>
+            <w:tcW w:type="dxa" w:w="3964"/>
             <w:tcBorders>
               <w:top w:val="single" w:color="000000" w:sz="4"/>
               <w:left w:val="single" w:color="000000" w:sz="4"/>
@@ -6454,6 +6617,7 @@
           </w:tcPr>
           <w:p>
             <w:pPr>
+              <w:keepNext/>
               <w:spacing w:after="0" w:before="0" w:line="240" w:lineRule="auto"/>
               <w:jc w:val="center"/>
             </w:pPr>
@@ -6473,7 +6637,7 @@
         </w:tc>
         <w:tc>
           <w:tcPr>
-            <w:tcW w:type="dxa" w:w="1128"/>
+            <w:tcW w:type="dxa" w:w="830"/>
             <w:tcBorders>
               <w:top w:val="single" w:color="000000" w:sz="4"/>
               <w:left w:val="single" w:color="000000" w:sz="4"/>
@@ -6491,6 +6655,7 @@
           </w:tcPr>
           <w:p>
             <w:pPr>
+              <w:keepNext/>
               <w:spacing w:after="0" w:before="0" w:line="240" w:lineRule="auto"/>
               <w:jc w:val="center"/>
             </w:pPr>
@@ -6510,7 +6675,7 @@
         </w:tc>
         <w:tc>
           <w:tcPr>
-            <w:tcW w:type="dxa" w:w="1410"/>
+            <w:tcW w:type="dxa" w:w="1854"/>
             <w:tcBorders>
               <w:top w:val="single" w:color="000000" w:sz="4"/>
               <w:left w:val="single" w:color="000000" w:sz="4"/>
@@ -6528,6 +6693,7 @@
           </w:tcPr>
           <w:p>
             <w:pPr>
+              <w:keepNext/>
               <w:spacing w:after="0" w:before="0" w:line="240" w:lineRule="auto"/>
               <w:jc w:val="center"/>
             </w:pPr>
@@ -6547,7 +6713,7 @@
         </w:tc>
         <w:tc>
           <w:tcPr>
-            <w:tcW w:type="dxa" w:w="1128"/>
+            <w:tcW w:type="dxa" w:w="846"/>
             <w:tcBorders>
               <w:top w:val="single" w:color="000000" w:sz="4"/>
               <w:left w:val="single" w:color="000000" w:sz="4"/>
@@ -6565,6 +6731,7 @@
           </w:tcPr>
           <w:p>
             <w:pPr>
+              <w:keepNext/>
               <w:spacing w:after="0" w:before="0" w:line="240" w:lineRule="auto"/>
               <w:jc w:val="center"/>
             </w:pPr>
@@ -6584,7 +6751,7 @@
         </w:tc>
         <w:tc>
           <w:tcPr>
-            <w:tcW w:type="dxa" w:w="1287"/>
+            <w:tcW w:type="dxa" w:w="1531"/>
             <w:tcBorders>
               <w:top w:val="single" w:color="000000" w:sz="4"/>
               <w:left w:val="single" w:color="000000" w:sz="4"/>
@@ -6602,6 +6769,7 @@
           </w:tcPr>
           <w:p>
             <w:pPr>
+              <w:keepNext/>
               <w:spacing w:after="0" w:before="0" w:line="240" w:lineRule="auto"/>
               <w:jc w:val="center"/>
             </w:pPr>
@@ -6627,23 +6795,24 @@
         </w:trPr>
         <w:tc>
           <w:tcPr>
-            <w:tcW w:type="dxa" w:w="4072"/>
-            <w:tcBorders>
-              <w:top w:val="single" w:color="000000" w:sz="4"/>
-              <w:left w:val="single" w:color="000000" w:sz="4"/>
-              <w:bottom w:val="single" w:color="000000" w:sz="4"/>
-              <w:right w:val="single" w:color="000000" w:sz="4"/>
-            </w:tcBorders>
-            <w:tcMar>
-              <w:top w:type="dxa" w:w="30"/>
-              <w:left w:type="dxa" w:w="70"/>
-              <w:bottom w:type="dxa" w:w="30"/>
-              <w:right w:type="dxa" w:w="70"/>
-            </w:tcMar>
-            <w:vAlign w:val="center"/>
-          </w:tcPr>
-          <w:p>
-            <w:pPr>
+            <w:tcW w:type="dxa" w:w="3964"/>
+            <w:tcBorders>
+              <w:top w:val="single" w:color="000000" w:sz="4"/>
+              <w:left w:val="single" w:color="000000" w:sz="4"/>
+              <w:bottom w:val="single" w:color="000000" w:sz="4"/>
+              <w:right w:val="single" w:color="000000" w:sz="4"/>
+            </w:tcBorders>
+            <w:tcMar>
+              <w:top w:type="dxa" w:w="30"/>
+              <w:left w:type="dxa" w:w="70"/>
+              <w:bottom w:type="dxa" w:w="30"/>
+              <w:right w:type="dxa" w:w="70"/>
+            </w:tcMar>
+            <w:vAlign w:val="center"/>
+          </w:tcPr>
+          <w:p>
+            <w:pPr>
+              <w:keepNext w:val="false"/>
               <w:spacing w:after="0" w:before="0" w:line="240" w:lineRule="auto"/>
               <w:jc w:val="left"/>
             </w:pPr>
@@ -6664,95 +6833,99 @@
         </w:tc>
         <w:tc>
           <w:tcPr>
-            <w:tcW w:type="dxa" w:w="1128"/>
-            <w:tcBorders>
-              <w:top w:val="single" w:color="000000" w:sz="4"/>
-              <w:left w:val="single" w:color="000000" w:sz="4"/>
-              <w:bottom w:val="single" w:color="000000" w:sz="4"/>
-              <w:right w:val="single" w:color="000000" w:sz="4"/>
-            </w:tcBorders>
-            <w:tcMar>
-              <w:top w:type="dxa" w:w="30"/>
-              <w:left w:type="dxa" w:w="70"/>
-              <w:bottom w:type="dxa" w:w="30"/>
-              <w:right w:type="dxa" w:w="70"/>
-            </w:tcMar>
-            <w:vAlign w:val="center"/>
-          </w:tcPr>
-          <w:p>
-            <w:pPr>
-              <w:spacing w:after="0" w:before="0" w:line="240" w:lineRule="auto"/>
-              <w:jc w:val="left"/>
-            </w:pPr>
-          </w:p>
-        </w:tc>
-        <w:tc>
-          <w:tcPr>
-            <w:tcW w:type="dxa" w:w="1410"/>
-            <w:tcBorders>
-              <w:top w:val="single" w:color="000000" w:sz="4"/>
-              <w:left w:val="single" w:color="000000" w:sz="4"/>
-              <w:bottom w:val="single" w:color="000000" w:sz="4"/>
-              <w:right w:val="single" w:color="000000" w:sz="4"/>
-            </w:tcBorders>
-            <w:tcMar>
-              <w:top w:type="dxa" w:w="30"/>
-              <w:left w:type="dxa" w:w="70"/>
-              <w:bottom w:type="dxa" w:w="30"/>
-              <w:right w:type="dxa" w:w="70"/>
-            </w:tcMar>
-            <w:vAlign w:val="center"/>
-          </w:tcPr>
-          <w:p>
-            <w:pPr>
-              <w:spacing w:after="0" w:before="0" w:line="240" w:lineRule="auto"/>
-              <w:jc w:val="left"/>
-            </w:pPr>
-          </w:p>
-        </w:tc>
-        <w:tc>
-          <w:tcPr>
-            <w:tcW w:type="dxa" w:w="1128"/>
-            <w:tcBorders>
-              <w:top w:val="single" w:color="000000" w:sz="4"/>
-              <w:left w:val="single" w:color="000000" w:sz="4"/>
-              <w:bottom w:val="single" w:color="000000" w:sz="4"/>
-              <w:right w:val="single" w:color="000000" w:sz="4"/>
-            </w:tcBorders>
-            <w:tcMar>
-              <w:top w:type="dxa" w:w="30"/>
-              <w:left w:type="dxa" w:w="70"/>
-              <w:bottom w:type="dxa" w:w="30"/>
-              <w:right w:type="dxa" w:w="70"/>
-            </w:tcMar>
-            <w:vAlign w:val="center"/>
-          </w:tcPr>
-          <w:p>
-            <w:pPr>
-              <w:spacing w:after="0" w:before="0" w:line="240" w:lineRule="auto"/>
-              <w:jc w:val="left"/>
-            </w:pPr>
-          </w:p>
-        </w:tc>
-        <w:tc>
-          <w:tcPr>
-            <w:tcW w:type="dxa" w:w="1287"/>
-            <w:tcBorders>
-              <w:top w:val="single" w:color="000000" w:sz="4"/>
-              <w:left w:val="single" w:color="000000" w:sz="4"/>
-              <w:bottom w:val="single" w:color="000000" w:sz="4"/>
-              <w:right w:val="single" w:color="000000" w:sz="4"/>
-            </w:tcBorders>
-            <w:tcMar>
-              <w:top w:type="dxa" w:w="30"/>
-              <w:left w:type="dxa" w:w="70"/>
-              <w:bottom w:type="dxa" w:w="30"/>
-              <w:right w:type="dxa" w:w="70"/>
-            </w:tcMar>
-            <w:vAlign w:val="center"/>
-          </w:tcPr>
-          <w:p>
-            <w:pPr>
+            <w:tcW w:type="dxa" w:w="830"/>
+            <w:tcBorders>
+              <w:top w:val="single" w:color="000000" w:sz="4"/>
+              <w:left w:val="single" w:color="000000" w:sz="4"/>
+              <w:bottom w:val="single" w:color="000000" w:sz="4"/>
+              <w:right w:val="single" w:color="000000" w:sz="4"/>
+            </w:tcBorders>
+            <w:tcMar>
+              <w:top w:type="dxa" w:w="30"/>
+              <w:left w:type="dxa" w:w="70"/>
+              <w:bottom w:type="dxa" w:w="30"/>
+              <w:right w:type="dxa" w:w="70"/>
+            </w:tcMar>
+            <w:vAlign w:val="center"/>
+          </w:tcPr>
+          <w:p>
+            <w:pPr>
+              <w:keepNext w:val="false"/>
+              <w:spacing w:after="0" w:before="0" w:line="240" w:lineRule="auto"/>
+              <w:jc w:val="left"/>
+            </w:pPr>
+          </w:p>
+        </w:tc>
+        <w:tc>
+          <w:tcPr>
+            <w:tcW w:type="dxa" w:w="1854"/>
+            <w:tcBorders>
+              <w:top w:val="single" w:color="000000" w:sz="4"/>
+              <w:left w:val="single" w:color="000000" w:sz="4"/>
+              <w:bottom w:val="single" w:color="000000" w:sz="4"/>
+              <w:right w:val="single" w:color="000000" w:sz="4"/>
+            </w:tcBorders>
+            <w:tcMar>
+              <w:top w:type="dxa" w:w="30"/>
+              <w:left w:type="dxa" w:w="70"/>
+              <w:bottom w:type="dxa" w:w="30"/>
+              <w:right w:type="dxa" w:w="70"/>
+            </w:tcMar>
+            <w:vAlign w:val="center"/>
+          </w:tcPr>
+          <w:p>
+            <w:pPr>
+              <w:keepNext w:val="false"/>
+              <w:spacing w:after="0" w:before="0" w:line="240" w:lineRule="auto"/>
+              <w:jc w:val="left"/>
+            </w:pPr>
+          </w:p>
+        </w:tc>
+        <w:tc>
+          <w:tcPr>
+            <w:tcW w:type="dxa" w:w="846"/>
+            <w:tcBorders>
+              <w:top w:val="single" w:color="000000" w:sz="4"/>
+              <w:left w:val="single" w:color="000000" w:sz="4"/>
+              <w:bottom w:val="single" w:color="000000" w:sz="4"/>
+              <w:right w:val="single" w:color="000000" w:sz="4"/>
+            </w:tcBorders>
+            <w:tcMar>
+              <w:top w:type="dxa" w:w="30"/>
+              <w:left w:type="dxa" w:w="70"/>
+              <w:bottom w:type="dxa" w:w="30"/>
+              <w:right w:type="dxa" w:w="70"/>
+            </w:tcMar>
+            <w:vAlign w:val="center"/>
+          </w:tcPr>
+          <w:p>
+            <w:pPr>
+              <w:keepNext w:val="false"/>
+              <w:spacing w:after="0" w:before="0" w:line="240" w:lineRule="auto"/>
+              <w:jc w:val="left"/>
+            </w:pPr>
+          </w:p>
+        </w:tc>
+        <w:tc>
+          <w:tcPr>
+            <w:tcW w:type="dxa" w:w="1531"/>
+            <w:tcBorders>
+              <w:top w:val="single" w:color="000000" w:sz="4"/>
+              <w:left w:val="single" w:color="000000" w:sz="4"/>
+              <w:bottom w:val="single" w:color="000000" w:sz="4"/>
+              <w:right w:val="single" w:color="000000" w:sz="4"/>
+            </w:tcBorders>
+            <w:tcMar>
+              <w:top w:type="dxa" w:w="30"/>
+              <w:left w:type="dxa" w:w="70"/>
+              <w:bottom w:type="dxa" w:w="30"/>
+              <w:right w:type="dxa" w:w="70"/>
+            </w:tcMar>
+            <w:vAlign w:val="center"/>
+          </w:tcPr>
+          <w:p>
+            <w:pPr>
+              <w:keepNext w:val="false"/>
               <w:spacing w:after="0" w:before="0" w:line="240" w:lineRule="auto"/>
               <w:jc w:val="left"/>
             </w:pPr>
@@ -6800,11 +6973,11 @@
         <w:tblLayout w:type="autofit"/>
       </w:tblPr>
       <w:tblGrid>
-        <w:gridCol w:w="4919"/>
-        <w:gridCol w:w="908"/>
-        <w:gridCol w:w="1222"/>
-        <w:gridCol w:w="1065"/>
-        <w:gridCol w:w="911"/>
+        <w:gridCol w:w="4795"/>
+        <w:gridCol w:w="830"/>
+        <w:gridCol w:w="1144"/>
+        <w:gridCol w:w="1370"/>
+        <w:gridCol w:w="886"/>
       </w:tblGrid>
       <w:tr>
         <w:trPr>
@@ -6813,7 +6986,7 @@
         </w:trPr>
         <w:tc>
           <w:tcPr>
-            <w:tcW w:type="dxa" w:w="4919"/>
+            <w:tcW w:type="dxa" w:w="4795"/>
             <w:tcBorders>
               <w:top w:val="single" w:color="000000" w:sz="4"/>
               <w:left w:val="single" w:color="000000" w:sz="4"/>
@@ -6831,6 +7004,7 @@
           </w:tcPr>
           <w:p>
             <w:pPr>
+              <w:keepNext/>
               <w:spacing w:after="0" w:before="0" w:line="240" w:lineRule="auto"/>
               <w:jc w:val="center"/>
             </w:pPr>
@@ -6850,7 +7024,7 @@
         </w:tc>
         <w:tc>
           <w:tcPr>
-            <w:tcW w:type="dxa" w:w="908"/>
+            <w:tcW w:type="dxa" w:w="830"/>
             <w:tcBorders>
               <w:top w:val="single" w:color="000000" w:sz="4"/>
               <w:left w:val="single" w:color="000000" w:sz="4"/>
@@ -6868,6 +7042,7 @@
           </w:tcPr>
           <w:p>
             <w:pPr>
+              <w:keepNext/>
               <w:spacing w:after="0" w:before="0" w:line="240" w:lineRule="auto"/>
               <w:jc w:val="center"/>
             </w:pPr>
@@ -6887,7 +7062,7 @@
         </w:tc>
         <w:tc>
           <w:tcPr>
-            <w:tcW w:type="dxa" w:w="1222"/>
+            <w:tcW w:type="dxa" w:w="1144"/>
             <w:tcBorders>
               <w:top w:val="single" w:color="000000" w:sz="4"/>
               <w:left w:val="single" w:color="000000" w:sz="4"/>
@@ -6905,6 +7080,7 @@
           </w:tcPr>
           <w:p>
             <w:pPr>
+              <w:keepNext/>
               <w:spacing w:after="0" w:before="0" w:line="240" w:lineRule="auto"/>
               <w:jc w:val="center"/>
             </w:pPr>
@@ -6924,7 +7100,7 @@
         </w:tc>
         <w:tc>
           <w:tcPr>
-            <w:tcW w:type="dxa" w:w="1065"/>
+            <w:tcW w:type="dxa" w:w="1370"/>
             <w:tcBorders>
               <w:top w:val="single" w:color="000000" w:sz="4"/>
               <w:left w:val="single" w:color="000000" w:sz="4"/>
@@ -6942,6 +7118,7 @@
           </w:tcPr>
           <w:p>
             <w:pPr>
+              <w:keepNext/>
               <w:spacing w:after="0" w:before="0" w:line="240" w:lineRule="auto"/>
               <w:jc w:val="center"/>
             </w:pPr>
@@ -6961,7 +7138,7 @@
         </w:tc>
         <w:tc>
           <w:tcPr>
-            <w:tcW w:type="dxa" w:w="911"/>
+            <w:tcW w:type="dxa" w:w="886"/>
             <w:tcBorders>
               <w:top w:val="single" w:color="000000" w:sz="4"/>
               <w:left w:val="single" w:color="000000" w:sz="4"/>
@@ -6979,6 +7156,7 @@
           </w:tcPr>
           <w:p>
             <w:pPr>
+              <w:keepNext/>
               <w:spacing w:after="0" w:before="0" w:line="240" w:lineRule="auto"/>
               <w:jc w:val="center"/>
             </w:pPr>
@@ -7004,23 +7182,24 @@
         </w:trPr>
         <w:tc>
           <w:tcPr>
-            <w:tcW w:type="dxa" w:w="4919"/>
-            <w:tcBorders>
-              <w:top w:val="single" w:color="000000" w:sz="4"/>
-              <w:left w:val="single" w:color="000000" w:sz="4"/>
-              <w:bottom w:val="single" w:color="000000" w:sz="4"/>
-              <w:right w:val="single" w:color="000000" w:sz="4"/>
-            </w:tcBorders>
-            <w:tcMar>
-              <w:top w:type="dxa" w:w="30"/>
-              <w:left w:type="dxa" w:w="70"/>
-              <w:bottom w:type="dxa" w:w="30"/>
-              <w:right w:type="dxa" w:w="70"/>
-            </w:tcMar>
-            <w:vAlign w:val="center"/>
-          </w:tcPr>
-          <w:p>
-            <w:pPr>
+            <w:tcW w:type="dxa" w:w="4795"/>
+            <w:tcBorders>
+              <w:top w:val="single" w:color="000000" w:sz="4"/>
+              <w:left w:val="single" w:color="000000" w:sz="4"/>
+              <w:bottom w:val="single" w:color="000000" w:sz="4"/>
+              <w:right w:val="single" w:color="000000" w:sz="4"/>
+            </w:tcBorders>
+            <w:tcMar>
+              <w:top w:type="dxa" w:w="30"/>
+              <w:left w:type="dxa" w:w="70"/>
+              <w:bottom w:type="dxa" w:w="30"/>
+              <w:right w:type="dxa" w:w="70"/>
+            </w:tcMar>
+            <w:vAlign w:val="center"/>
+          </w:tcPr>
+          <w:p>
+            <w:pPr>
+              <w:keepNext w:val="false"/>
               <w:spacing w:after="0" w:before="0" w:line="240" w:lineRule="auto"/>
               <w:jc w:val="left"/>
             </w:pPr>
@@ -7041,95 +7220,99 @@
         </w:tc>
         <w:tc>
           <w:tcPr>
-            <w:tcW w:type="dxa" w:w="908"/>
-            <w:tcBorders>
-              <w:top w:val="single" w:color="000000" w:sz="4"/>
-              <w:left w:val="single" w:color="000000" w:sz="4"/>
-              <w:bottom w:val="single" w:color="000000" w:sz="4"/>
-              <w:right w:val="single" w:color="000000" w:sz="4"/>
-            </w:tcBorders>
-            <w:tcMar>
-              <w:top w:type="dxa" w:w="30"/>
-              <w:left w:type="dxa" w:w="70"/>
-              <w:bottom w:type="dxa" w:w="30"/>
-              <w:right w:type="dxa" w:w="70"/>
-            </w:tcMar>
-            <w:vAlign w:val="center"/>
-          </w:tcPr>
-          <w:p>
-            <w:pPr>
-              <w:spacing w:after="0" w:before="0" w:line="240" w:lineRule="auto"/>
-              <w:jc w:val="left"/>
-            </w:pPr>
-          </w:p>
-        </w:tc>
-        <w:tc>
-          <w:tcPr>
-            <w:tcW w:type="dxa" w:w="1222"/>
-            <w:tcBorders>
-              <w:top w:val="single" w:color="000000" w:sz="4"/>
-              <w:left w:val="single" w:color="000000" w:sz="4"/>
-              <w:bottom w:val="single" w:color="000000" w:sz="4"/>
-              <w:right w:val="single" w:color="000000" w:sz="4"/>
-            </w:tcBorders>
-            <w:tcMar>
-              <w:top w:type="dxa" w:w="30"/>
-              <w:left w:type="dxa" w:w="70"/>
-              <w:bottom w:type="dxa" w:w="30"/>
-              <w:right w:type="dxa" w:w="70"/>
-            </w:tcMar>
-            <w:vAlign w:val="center"/>
-          </w:tcPr>
-          <w:p>
-            <w:pPr>
-              <w:spacing w:after="0" w:before="0" w:line="240" w:lineRule="auto"/>
-              <w:jc w:val="left"/>
-            </w:pPr>
-          </w:p>
-        </w:tc>
-        <w:tc>
-          <w:tcPr>
-            <w:tcW w:type="dxa" w:w="1065"/>
-            <w:tcBorders>
-              <w:top w:val="single" w:color="000000" w:sz="4"/>
-              <w:left w:val="single" w:color="000000" w:sz="4"/>
-              <w:bottom w:val="single" w:color="000000" w:sz="4"/>
-              <w:right w:val="single" w:color="000000" w:sz="4"/>
-            </w:tcBorders>
-            <w:tcMar>
-              <w:top w:type="dxa" w:w="30"/>
-              <w:left w:type="dxa" w:w="70"/>
-              <w:bottom w:type="dxa" w:w="30"/>
-              <w:right w:type="dxa" w:w="70"/>
-            </w:tcMar>
-            <w:vAlign w:val="center"/>
-          </w:tcPr>
-          <w:p>
-            <w:pPr>
-              <w:spacing w:after="0" w:before="0" w:line="240" w:lineRule="auto"/>
-              <w:jc w:val="left"/>
-            </w:pPr>
-          </w:p>
-        </w:tc>
-        <w:tc>
-          <w:tcPr>
-            <w:tcW w:type="dxa" w:w="911"/>
-            <w:tcBorders>
-              <w:top w:val="single" w:color="000000" w:sz="4"/>
-              <w:left w:val="single" w:color="000000" w:sz="4"/>
-              <w:bottom w:val="single" w:color="000000" w:sz="4"/>
-              <w:right w:val="single" w:color="000000" w:sz="4"/>
-            </w:tcBorders>
-            <w:tcMar>
-              <w:top w:type="dxa" w:w="30"/>
-              <w:left w:type="dxa" w:w="70"/>
-              <w:bottom w:type="dxa" w:w="30"/>
-              <w:right w:type="dxa" w:w="70"/>
-            </w:tcMar>
-            <w:vAlign w:val="center"/>
-          </w:tcPr>
-          <w:p>
-            <w:pPr>
+            <w:tcW w:type="dxa" w:w="830"/>
+            <w:tcBorders>
+              <w:top w:val="single" w:color="000000" w:sz="4"/>
+              <w:left w:val="single" w:color="000000" w:sz="4"/>
+              <w:bottom w:val="single" w:color="000000" w:sz="4"/>
+              <w:right w:val="single" w:color="000000" w:sz="4"/>
+            </w:tcBorders>
+            <w:tcMar>
+              <w:top w:type="dxa" w:w="30"/>
+              <w:left w:type="dxa" w:w="70"/>
+              <w:bottom w:type="dxa" w:w="30"/>
+              <w:right w:type="dxa" w:w="70"/>
+            </w:tcMar>
+            <w:vAlign w:val="center"/>
+          </w:tcPr>
+          <w:p>
+            <w:pPr>
+              <w:keepNext w:val="false"/>
+              <w:spacing w:after="0" w:before="0" w:line="240" w:lineRule="auto"/>
+              <w:jc w:val="left"/>
+            </w:pPr>
+          </w:p>
+        </w:tc>
+        <w:tc>
+          <w:tcPr>
+            <w:tcW w:type="dxa" w:w="1144"/>
+            <w:tcBorders>
+              <w:top w:val="single" w:color="000000" w:sz="4"/>
+              <w:left w:val="single" w:color="000000" w:sz="4"/>
+              <w:bottom w:val="single" w:color="000000" w:sz="4"/>
+              <w:right w:val="single" w:color="000000" w:sz="4"/>
+            </w:tcBorders>
+            <w:tcMar>
+              <w:top w:type="dxa" w:w="30"/>
+              <w:left w:type="dxa" w:w="70"/>
+              <w:bottom w:type="dxa" w:w="30"/>
+              <w:right w:type="dxa" w:w="70"/>
+            </w:tcMar>
+            <w:vAlign w:val="center"/>
+          </w:tcPr>
+          <w:p>
+            <w:pPr>
+              <w:keepNext w:val="false"/>
+              <w:spacing w:after="0" w:before="0" w:line="240" w:lineRule="auto"/>
+              <w:jc w:val="left"/>
+            </w:pPr>
+          </w:p>
+        </w:tc>
+        <w:tc>
+          <w:tcPr>
+            <w:tcW w:type="dxa" w:w="1370"/>
+            <w:tcBorders>
+              <w:top w:val="single" w:color="000000" w:sz="4"/>
+              <w:left w:val="single" w:color="000000" w:sz="4"/>
+              <w:bottom w:val="single" w:color="000000" w:sz="4"/>
+              <w:right w:val="single" w:color="000000" w:sz="4"/>
+            </w:tcBorders>
+            <w:tcMar>
+              <w:top w:type="dxa" w:w="30"/>
+              <w:left w:type="dxa" w:w="70"/>
+              <w:bottom w:type="dxa" w:w="30"/>
+              <w:right w:type="dxa" w:w="70"/>
+            </w:tcMar>
+            <w:vAlign w:val="center"/>
+          </w:tcPr>
+          <w:p>
+            <w:pPr>
+              <w:keepNext w:val="false"/>
+              <w:spacing w:after="0" w:before="0" w:line="240" w:lineRule="auto"/>
+              <w:jc w:val="left"/>
+            </w:pPr>
+          </w:p>
+        </w:tc>
+        <w:tc>
+          <w:tcPr>
+            <w:tcW w:type="dxa" w:w="886"/>
+            <w:tcBorders>
+              <w:top w:val="single" w:color="000000" w:sz="4"/>
+              <w:left w:val="single" w:color="000000" w:sz="4"/>
+              <w:bottom w:val="single" w:color="000000" w:sz="4"/>
+              <w:right w:val="single" w:color="000000" w:sz="4"/>
+            </w:tcBorders>
+            <w:tcMar>
+              <w:top w:type="dxa" w:w="30"/>
+              <w:left w:type="dxa" w:w="70"/>
+              <w:bottom w:type="dxa" w:w="30"/>
+              <w:right w:type="dxa" w:w="70"/>
+            </w:tcMar>
+            <w:vAlign w:val="center"/>
+          </w:tcPr>
+          <w:p>
+            <w:pPr>
+              <w:keepNext w:val="false"/>
               <w:spacing w:after="0" w:before="0" w:line="240" w:lineRule="auto"/>
               <w:jc w:val="left"/>
             </w:pPr>
@@ -7177,10 +7360,10 @@
         <w:tblLayout w:type="autofit"/>
       </w:tblPr>
       <w:tblGrid>
-        <w:gridCol w:w="4321"/>
-        <w:gridCol w:w="1567"/>
-        <w:gridCol w:w="1567"/>
-        <w:gridCol w:w="1570"/>
+        <w:gridCol w:w="3630"/>
+        <w:gridCol w:w="2421"/>
+        <w:gridCol w:w="1486"/>
+        <w:gridCol w:w="1488"/>
       </w:tblGrid>
       <w:tr>
         <w:trPr>
@@ -7189,7 +7372,7 @@
         </w:trPr>
         <w:tc>
           <w:tcPr>
-            <w:tcW w:type="dxa" w:w="4321"/>
+            <w:tcW w:type="dxa" w:w="3630"/>
             <w:tcBorders>
               <w:top w:val="single" w:color="000000" w:sz="4"/>
               <w:left w:val="single" w:color="000000" w:sz="4"/>
@@ -7207,6 +7390,7 @@
           </w:tcPr>
           <w:p>
             <w:pPr>
+              <w:keepNext/>
               <w:spacing w:after="0" w:before="0" w:line="240" w:lineRule="auto"/>
               <w:jc w:val="center"/>
             </w:pPr>
@@ -7226,7 +7410,7 @@
         </w:tc>
         <w:tc>
           <w:tcPr>
-            <w:tcW w:type="dxa" w:w="1567"/>
+            <w:tcW w:type="dxa" w:w="2421"/>
             <w:tcBorders>
               <w:top w:val="single" w:color="000000" w:sz="4"/>
               <w:left w:val="single" w:color="000000" w:sz="4"/>
@@ -7244,6 +7428,7 @@
           </w:tcPr>
           <w:p>
             <w:pPr>
+              <w:keepNext/>
               <w:spacing w:after="0" w:before="0" w:line="240" w:lineRule="auto"/>
               <w:jc w:val="center"/>
             </w:pPr>
@@ -7263,7 +7448,7 @@
         </w:tc>
         <w:tc>
           <w:tcPr>
-            <w:tcW w:type="dxa" w:w="1567"/>
+            <w:tcW w:type="dxa" w:w="1486"/>
             <w:tcBorders>
               <w:top w:val="single" w:color="000000" w:sz="4"/>
               <w:left w:val="single" w:color="000000" w:sz="4"/>
@@ -7281,6 +7466,7 @@
           </w:tcPr>
           <w:p>
             <w:pPr>
+              <w:keepNext/>
               <w:spacing w:after="0" w:before="0" w:line="240" w:lineRule="auto"/>
               <w:jc w:val="center"/>
             </w:pPr>
@@ -7300,7 +7486,7 @@
         </w:tc>
         <w:tc>
           <w:tcPr>
-            <w:tcW w:type="dxa" w:w="1570"/>
+            <w:tcW w:type="dxa" w:w="1488"/>
             <w:tcBorders>
               <w:top w:val="single" w:color="000000" w:sz="4"/>
               <w:left w:val="single" w:color="000000" w:sz="4"/>
@@ -7318,6 +7504,7 @@
           </w:tcPr>
           <w:p>
             <w:pPr>
+              <w:keepNext/>
               <w:spacing w:after="0" w:before="0" w:line="240" w:lineRule="auto"/>
               <w:jc w:val="center"/>
             </w:pPr>
@@ -7343,23 +7530,24 @@
         </w:trPr>
         <w:tc>
           <w:tcPr>
-            <w:tcW w:type="dxa" w:w="4321"/>
-            <w:tcBorders>
-              <w:top w:val="single" w:color="000000" w:sz="4"/>
-              <w:left w:val="single" w:color="000000" w:sz="4"/>
-              <w:bottom w:val="single" w:color="000000" w:sz="4"/>
-              <w:right w:val="single" w:color="000000" w:sz="4"/>
-            </w:tcBorders>
-            <w:tcMar>
-              <w:top w:type="dxa" w:w="30"/>
-              <w:left w:type="dxa" w:w="70"/>
-              <w:bottom w:type="dxa" w:w="30"/>
-              <w:right w:type="dxa" w:w="70"/>
-            </w:tcMar>
-            <w:vAlign w:val="center"/>
-          </w:tcPr>
-          <w:p>
-            <w:pPr>
+            <w:tcW w:type="dxa" w:w="3630"/>
+            <w:tcBorders>
+              <w:top w:val="single" w:color="000000" w:sz="4"/>
+              <w:left w:val="single" w:color="000000" w:sz="4"/>
+              <w:bottom w:val="single" w:color="000000" w:sz="4"/>
+              <w:right w:val="single" w:color="000000" w:sz="4"/>
+            </w:tcBorders>
+            <w:tcMar>
+              <w:top w:type="dxa" w:w="30"/>
+              <w:left w:type="dxa" w:w="70"/>
+              <w:bottom w:type="dxa" w:w="30"/>
+              <w:right w:type="dxa" w:w="70"/>
+            </w:tcMar>
+            <w:vAlign w:val="center"/>
+          </w:tcPr>
+          <w:p>
+            <w:pPr>
+              <w:keepNext/>
               <w:spacing w:after="0" w:before="0" w:line="240" w:lineRule="auto"/>
               <w:jc w:val="left"/>
             </w:pPr>
@@ -7379,71 +7567,74 @@
         </w:tc>
         <w:tc>
           <w:tcPr>
-            <w:tcW w:type="dxa" w:w="1567"/>
-            <w:tcBorders>
-              <w:top w:val="single" w:color="000000" w:sz="4"/>
-              <w:left w:val="single" w:color="000000" w:sz="4"/>
-              <w:bottom w:val="single" w:color="000000" w:sz="4"/>
-              <w:right w:val="single" w:color="000000" w:sz="4"/>
-            </w:tcBorders>
-            <w:tcMar>
-              <w:top w:type="dxa" w:w="30"/>
-              <w:left w:type="dxa" w:w="70"/>
-              <w:bottom w:type="dxa" w:w="30"/>
-              <w:right w:type="dxa" w:w="70"/>
-            </w:tcMar>
-            <w:vAlign w:val="center"/>
-          </w:tcPr>
-          <w:p>
-            <w:pPr>
-              <w:spacing w:after="0" w:before="0" w:line="240" w:lineRule="auto"/>
-              <w:jc w:val="left"/>
-            </w:pPr>
-          </w:p>
-        </w:tc>
-        <w:tc>
-          <w:tcPr>
-            <w:tcW w:type="dxa" w:w="1567"/>
-            <w:tcBorders>
-              <w:top w:val="single" w:color="000000" w:sz="4"/>
-              <w:left w:val="single" w:color="000000" w:sz="4"/>
-              <w:bottom w:val="single" w:color="000000" w:sz="4"/>
-              <w:right w:val="single" w:color="000000" w:sz="4"/>
-            </w:tcBorders>
-            <w:tcMar>
-              <w:top w:type="dxa" w:w="30"/>
-              <w:left w:type="dxa" w:w="70"/>
-              <w:bottom w:type="dxa" w:w="30"/>
-              <w:right w:type="dxa" w:w="70"/>
-            </w:tcMar>
-            <w:vAlign w:val="center"/>
-          </w:tcPr>
-          <w:p>
-            <w:pPr>
-              <w:spacing w:after="0" w:before="0" w:line="240" w:lineRule="auto"/>
-              <w:jc w:val="left"/>
-            </w:pPr>
-          </w:p>
-        </w:tc>
-        <w:tc>
-          <w:tcPr>
-            <w:tcW w:type="dxa" w:w="1570"/>
-            <w:tcBorders>
-              <w:top w:val="single" w:color="000000" w:sz="4"/>
-              <w:left w:val="single" w:color="000000" w:sz="4"/>
-              <w:bottom w:val="single" w:color="000000" w:sz="4"/>
-              <w:right w:val="single" w:color="000000" w:sz="4"/>
-            </w:tcBorders>
-            <w:tcMar>
-              <w:top w:type="dxa" w:w="30"/>
-              <w:left w:type="dxa" w:w="70"/>
-              <w:bottom w:type="dxa" w:w="30"/>
-              <w:right w:type="dxa" w:w="70"/>
-            </w:tcMar>
-            <w:vAlign w:val="center"/>
-          </w:tcPr>
-          <w:p>
-            <w:pPr>
+            <w:tcW w:type="dxa" w:w="2421"/>
+            <w:tcBorders>
+              <w:top w:val="single" w:color="000000" w:sz="4"/>
+              <w:left w:val="single" w:color="000000" w:sz="4"/>
+              <w:bottom w:val="single" w:color="000000" w:sz="4"/>
+              <w:right w:val="single" w:color="000000" w:sz="4"/>
+            </w:tcBorders>
+            <w:tcMar>
+              <w:top w:type="dxa" w:w="30"/>
+              <w:left w:type="dxa" w:w="70"/>
+              <w:bottom w:type="dxa" w:w="30"/>
+              <w:right w:type="dxa" w:w="70"/>
+            </w:tcMar>
+            <w:vAlign w:val="center"/>
+          </w:tcPr>
+          <w:p>
+            <w:pPr>
+              <w:keepNext/>
+              <w:spacing w:after="0" w:before="0" w:line="240" w:lineRule="auto"/>
+              <w:jc w:val="left"/>
+            </w:pPr>
+          </w:p>
+        </w:tc>
+        <w:tc>
+          <w:tcPr>
+            <w:tcW w:type="dxa" w:w="1486"/>
+            <w:tcBorders>
+              <w:top w:val="single" w:color="000000" w:sz="4"/>
+              <w:left w:val="single" w:color="000000" w:sz="4"/>
+              <w:bottom w:val="single" w:color="000000" w:sz="4"/>
+              <w:right w:val="single" w:color="000000" w:sz="4"/>
+            </w:tcBorders>
+            <w:tcMar>
+              <w:top w:type="dxa" w:w="30"/>
+              <w:left w:type="dxa" w:w="70"/>
+              <w:bottom w:type="dxa" w:w="30"/>
+              <w:right w:type="dxa" w:w="70"/>
+            </w:tcMar>
+            <w:vAlign w:val="center"/>
+          </w:tcPr>
+          <w:p>
+            <w:pPr>
+              <w:keepNext/>
+              <w:spacing w:after="0" w:before="0" w:line="240" w:lineRule="auto"/>
+              <w:jc w:val="left"/>
+            </w:pPr>
+          </w:p>
+        </w:tc>
+        <w:tc>
+          <w:tcPr>
+            <w:tcW w:type="dxa" w:w="1488"/>
+            <w:tcBorders>
+              <w:top w:val="single" w:color="000000" w:sz="4"/>
+              <w:left w:val="single" w:color="000000" w:sz="4"/>
+              <w:bottom w:val="single" w:color="000000" w:sz="4"/>
+              <w:right w:val="single" w:color="000000" w:sz="4"/>
+            </w:tcBorders>
+            <w:tcMar>
+              <w:top w:type="dxa" w:w="30"/>
+              <w:left w:type="dxa" w:w="70"/>
+              <w:bottom w:type="dxa" w:w="30"/>
+              <w:right w:type="dxa" w:w="70"/>
+            </w:tcMar>
+            <w:vAlign w:val="center"/>
+          </w:tcPr>
+          <w:p>
+            <w:pPr>
+              <w:keepNext/>
               <w:spacing w:after="0" w:before="0" w:line="240" w:lineRule="auto"/>
               <w:jc w:val="left"/>
             </w:pPr>
@@ -7457,23 +7648,24 @@
         </w:trPr>
         <w:tc>
           <w:tcPr>
-            <w:tcW w:type="dxa" w:w="4321"/>
-            <w:tcBorders>
-              <w:top w:val="single" w:color="000000" w:sz="4"/>
-              <w:left w:val="single" w:color="000000" w:sz="4"/>
-              <w:bottom w:val="single" w:color="000000" w:sz="4"/>
-              <w:right w:val="single" w:color="000000" w:sz="4"/>
-            </w:tcBorders>
-            <w:tcMar>
-              <w:top w:type="dxa" w:w="30"/>
-              <w:left w:type="dxa" w:w="70"/>
-              <w:bottom w:type="dxa" w:w="30"/>
-              <w:right w:type="dxa" w:w="70"/>
-            </w:tcMar>
-            <w:vAlign w:val="center"/>
-          </w:tcPr>
-          <w:p>
-            <w:pPr>
+            <w:tcW w:type="dxa" w:w="3630"/>
+            <w:tcBorders>
+              <w:top w:val="single" w:color="000000" w:sz="4"/>
+              <w:left w:val="single" w:color="000000" w:sz="4"/>
+              <w:bottom w:val="single" w:color="000000" w:sz="4"/>
+              <w:right w:val="single" w:color="000000" w:sz="4"/>
+            </w:tcBorders>
+            <w:tcMar>
+              <w:top w:type="dxa" w:w="30"/>
+              <w:left w:type="dxa" w:w="70"/>
+              <w:bottom w:type="dxa" w:w="30"/>
+              <w:right w:type="dxa" w:w="70"/>
+            </w:tcMar>
+            <w:vAlign w:val="center"/>
+          </w:tcPr>
+          <w:p>
+            <w:pPr>
+              <w:keepNext/>
               <w:spacing w:after="0" w:before="0" w:line="240" w:lineRule="auto"/>
               <w:jc w:val="left"/>
             </w:pPr>
@@ -7493,71 +7685,74 @@
         </w:tc>
         <w:tc>
           <w:tcPr>
-            <w:tcW w:type="dxa" w:w="1567"/>
-            <w:tcBorders>
-              <w:top w:val="single" w:color="000000" w:sz="4"/>
-              <w:left w:val="single" w:color="000000" w:sz="4"/>
-              <w:bottom w:val="single" w:color="000000" w:sz="4"/>
-              <w:right w:val="single" w:color="000000" w:sz="4"/>
-            </w:tcBorders>
-            <w:tcMar>
-              <w:top w:type="dxa" w:w="30"/>
-              <w:left w:type="dxa" w:w="70"/>
-              <w:bottom w:type="dxa" w:w="30"/>
-              <w:right w:type="dxa" w:w="70"/>
-            </w:tcMar>
-            <w:vAlign w:val="center"/>
-          </w:tcPr>
-          <w:p>
-            <w:pPr>
-              <w:spacing w:after="0" w:before="0" w:line="240" w:lineRule="auto"/>
-              <w:jc w:val="left"/>
-            </w:pPr>
-          </w:p>
-        </w:tc>
-        <w:tc>
-          <w:tcPr>
-            <w:tcW w:type="dxa" w:w="1567"/>
-            <w:tcBorders>
-              <w:top w:val="single" w:color="000000" w:sz="4"/>
-              <w:left w:val="single" w:color="000000" w:sz="4"/>
-              <w:bottom w:val="single" w:color="000000" w:sz="4"/>
-              <w:right w:val="single" w:color="000000" w:sz="4"/>
-            </w:tcBorders>
-            <w:tcMar>
-              <w:top w:type="dxa" w:w="30"/>
-              <w:left w:type="dxa" w:w="70"/>
-              <w:bottom w:type="dxa" w:w="30"/>
-              <w:right w:type="dxa" w:w="70"/>
-            </w:tcMar>
-            <w:vAlign w:val="center"/>
-          </w:tcPr>
-          <w:p>
-            <w:pPr>
-              <w:spacing w:after="0" w:before="0" w:line="240" w:lineRule="auto"/>
-              <w:jc w:val="left"/>
-            </w:pPr>
-          </w:p>
-        </w:tc>
-        <w:tc>
-          <w:tcPr>
-            <w:tcW w:type="dxa" w:w="1570"/>
-            <w:tcBorders>
-              <w:top w:val="single" w:color="000000" w:sz="4"/>
-              <w:left w:val="single" w:color="000000" w:sz="4"/>
-              <w:bottom w:val="single" w:color="000000" w:sz="4"/>
-              <w:right w:val="single" w:color="000000" w:sz="4"/>
-            </w:tcBorders>
-            <w:tcMar>
-              <w:top w:type="dxa" w:w="30"/>
-              <w:left w:type="dxa" w:w="70"/>
-              <w:bottom w:type="dxa" w:w="30"/>
-              <w:right w:type="dxa" w:w="70"/>
-            </w:tcMar>
-            <w:vAlign w:val="center"/>
-          </w:tcPr>
-          <w:p>
-            <w:pPr>
+            <w:tcW w:type="dxa" w:w="2421"/>
+            <w:tcBorders>
+              <w:top w:val="single" w:color="000000" w:sz="4"/>
+              <w:left w:val="single" w:color="000000" w:sz="4"/>
+              <w:bottom w:val="single" w:color="000000" w:sz="4"/>
+              <w:right w:val="single" w:color="000000" w:sz="4"/>
+            </w:tcBorders>
+            <w:tcMar>
+              <w:top w:type="dxa" w:w="30"/>
+              <w:left w:type="dxa" w:w="70"/>
+              <w:bottom w:type="dxa" w:w="30"/>
+              <w:right w:type="dxa" w:w="70"/>
+            </w:tcMar>
+            <w:vAlign w:val="center"/>
+          </w:tcPr>
+          <w:p>
+            <w:pPr>
+              <w:keepNext/>
+              <w:spacing w:after="0" w:before="0" w:line="240" w:lineRule="auto"/>
+              <w:jc w:val="left"/>
+            </w:pPr>
+          </w:p>
+        </w:tc>
+        <w:tc>
+          <w:tcPr>
+            <w:tcW w:type="dxa" w:w="1486"/>
+            <w:tcBorders>
+              <w:top w:val="single" w:color="000000" w:sz="4"/>
+              <w:left w:val="single" w:color="000000" w:sz="4"/>
+              <w:bottom w:val="single" w:color="000000" w:sz="4"/>
+              <w:right w:val="single" w:color="000000" w:sz="4"/>
+            </w:tcBorders>
+            <w:tcMar>
+              <w:top w:type="dxa" w:w="30"/>
+              <w:left w:type="dxa" w:w="70"/>
+              <w:bottom w:type="dxa" w:w="30"/>
+              <w:right w:type="dxa" w:w="70"/>
+            </w:tcMar>
+            <w:vAlign w:val="center"/>
+          </w:tcPr>
+          <w:p>
+            <w:pPr>
+              <w:keepNext/>
+              <w:spacing w:after="0" w:before="0" w:line="240" w:lineRule="auto"/>
+              <w:jc w:val="left"/>
+            </w:pPr>
+          </w:p>
+        </w:tc>
+        <w:tc>
+          <w:tcPr>
+            <w:tcW w:type="dxa" w:w="1488"/>
+            <w:tcBorders>
+              <w:top w:val="single" w:color="000000" w:sz="4"/>
+              <w:left w:val="single" w:color="000000" w:sz="4"/>
+              <w:bottom w:val="single" w:color="000000" w:sz="4"/>
+              <w:right w:val="single" w:color="000000" w:sz="4"/>
+            </w:tcBorders>
+            <w:tcMar>
+              <w:top w:type="dxa" w:w="30"/>
+              <w:left w:type="dxa" w:w="70"/>
+              <w:bottom w:type="dxa" w:w="30"/>
+              <w:right w:type="dxa" w:w="70"/>
+            </w:tcMar>
+            <w:vAlign w:val="center"/>
+          </w:tcPr>
+          <w:p>
+            <w:pPr>
+              <w:keepNext/>
               <w:spacing w:after="0" w:before="0" w:line="240" w:lineRule="auto"/>
               <w:jc w:val="left"/>
             </w:pPr>
@@ -7571,23 +7766,24 @@
         </w:trPr>
         <w:tc>
           <w:tcPr>
-            <w:tcW w:type="dxa" w:w="4321"/>
-            <w:tcBorders>
-              <w:top w:val="single" w:color="000000" w:sz="4"/>
-              <w:left w:val="single" w:color="000000" w:sz="4"/>
-              <w:bottom w:val="single" w:color="000000" w:sz="4"/>
-              <w:right w:val="single" w:color="000000" w:sz="4"/>
-            </w:tcBorders>
-            <w:tcMar>
-              <w:top w:type="dxa" w:w="30"/>
-              <w:left w:type="dxa" w:w="70"/>
-              <w:bottom w:type="dxa" w:w="30"/>
-              <w:right w:type="dxa" w:w="70"/>
-            </w:tcMar>
-            <w:vAlign w:val="center"/>
-          </w:tcPr>
-          <w:p>
-            <w:pPr>
+            <w:tcW w:type="dxa" w:w="3630"/>
+            <w:tcBorders>
+              <w:top w:val="single" w:color="000000" w:sz="4"/>
+              <w:left w:val="single" w:color="000000" w:sz="4"/>
+              <w:bottom w:val="single" w:color="000000" w:sz="4"/>
+              <w:right w:val="single" w:color="000000" w:sz="4"/>
+            </w:tcBorders>
+            <w:tcMar>
+              <w:top w:type="dxa" w:w="30"/>
+              <w:left w:type="dxa" w:w="70"/>
+              <w:bottom w:type="dxa" w:w="30"/>
+              <w:right w:type="dxa" w:w="70"/>
+            </w:tcMar>
+            <w:vAlign w:val="center"/>
+          </w:tcPr>
+          <w:p>
+            <w:pPr>
+              <w:keepNext w:val="false"/>
               <w:spacing w:after="0" w:before="0" w:line="240" w:lineRule="auto"/>
               <w:jc w:val="left"/>
             </w:pPr>
@@ -7607,71 +7803,74 @@
         </w:tc>
         <w:tc>
           <w:tcPr>
-            <w:tcW w:type="dxa" w:w="1567"/>
-            <w:tcBorders>
-              <w:top w:val="single" w:color="000000" w:sz="4"/>
-              <w:left w:val="single" w:color="000000" w:sz="4"/>
-              <w:bottom w:val="single" w:color="000000" w:sz="4"/>
-              <w:right w:val="single" w:color="000000" w:sz="4"/>
-            </w:tcBorders>
-            <w:tcMar>
-              <w:top w:type="dxa" w:w="30"/>
-              <w:left w:type="dxa" w:w="70"/>
-              <w:bottom w:type="dxa" w:w="30"/>
-              <w:right w:type="dxa" w:w="70"/>
-            </w:tcMar>
-            <w:vAlign w:val="center"/>
-          </w:tcPr>
-          <w:p>
-            <w:pPr>
-              <w:spacing w:after="0" w:before="0" w:line="240" w:lineRule="auto"/>
-              <w:jc w:val="left"/>
-            </w:pPr>
-          </w:p>
-        </w:tc>
-        <w:tc>
-          <w:tcPr>
-            <w:tcW w:type="dxa" w:w="1567"/>
-            <w:tcBorders>
-              <w:top w:val="single" w:color="000000" w:sz="4"/>
-              <w:left w:val="single" w:color="000000" w:sz="4"/>
-              <w:bottom w:val="single" w:color="000000" w:sz="4"/>
-              <w:right w:val="single" w:color="000000" w:sz="4"/>
-            </w:tcBorders>
-            <w:tcMar>
-              <w:top w:type="dxa" w:w="30"/>
-              <w:left w:type="dxa" w:w="70"/>
-              <w:bottom w:type="dxa" w:w="30"/>
-              <w:right w:type="dxa" w:w="70"/>
-            </w:tcMar>
-            <w:vAlign w:val="center"/>
-          </w:tcPr>
-          <w:p>
-            <w:pPr>
-              <w:spacing w:after="0" w:before="0" w:line="240" w:lineRule="auto"/>
-              <w:jc w:val="left"/>
-            </w:pPr>
-          </w:p>
-        </w:tc>
-        <w:tc>
-          <w:tcPr>
-            <w:tcW w:type="dxa" w:w="1570"/>
-            <w:tcBorders>
-              <w:top w:val="single" w:color="000000" w:sz="4"/>
-              <w:left w:val="single" w:color="000000" w:sz="4"/>
-              <w:bottom w:val="single" w:color="000000" w:sz="4"/>
-              <w:right w:val="single" w:color="000000" w:sz="4"/>
-            </w:tcBorders>
-            <w:tcMar>
-              <w:top w:type="dxa" w:w="30"/>
-              <w:left w:type="dxa" w:w="70"/>
-              <w:bottom w:type="dxa" w:w="30"/>
-              <w:right w:type="dxa" w:w="70"/>
-            </w:tcMar>
-            <w:vAlign w:val="center"/>
-          </w:tcPr>
-          <w:p>
-            <w:pPr>
+            <w:tcW w:type="dxa" w:w="2421"/>
+            <w:tcBorders>
+              <w:top w:val="single" w:color="000000" w:sz="4"/>
+              <w:left w:val="single" w:color="000000" w:sz="4"/>
+              <w:bottom w:val="single" w:color="000000" w:sz="4"/>
+              <w:right w:val="single" w:color="000000" w:sz="4"/>
+            </w:tcBorders>
+            <w:tcMar>
+              <w:top w:type="dxa" w:w="30"/>
+              <w:left w:type="dxa" w:w="70"/>
+              <w:bottom w:type="dxa" w:w="30"/>
+              <w:right w:type="dxa" w:w="70"/>
+            </w:tcMar>
+            <w:vAlign w:val="center"/>
+          </w:tcPr>
+          <w:p>
+            <w:pPr>
+              <w:keepNext w:val="false"/>
+              <w:spacing w:after="0" w:before="0" w:line="240" w:lineRule="auto"/>
+              <w:jc w:val="left"/>
+            </w:pPr>
+          </w:p>
+        </w:tc>
+        <w:tc>
+          <w:tcPr>
+            <w:tcW w:type="dxa" w:w="1486"/>
+            <w:tcBorders>
+              <w:top w:val="single" w:color="000000" w:sz="4"/>
+              <w:left w:val="single" w:color="000000" w:sz="4"/>
+              <w:bottom w:val="single" w:color="000000" w:sz="4"/>
+              <w:right w:val="single" w:color="000000" w:sz="4"/>
+            </w:tcBorders>
+            <w:tcMar>
+              <w:top w:type="dxa" w:w="30"/>
+              <w:left w:type="dxa" w:w="70"/>
+              <w:bottom w:type="dxa" w:w="30"/>
+              <w:right w:type="dxa" w:w="70"/>
+            </w:tcMar>
+            <w:vAlign w:val="center"/>
+          </w:tcPr>
+          <w:p>
+            <w:pPr>
+              <w:keepNext w:val="false"/>
+              <w:spacing w:after="0" w:before="0" w:line="240" w:lineRule="auto"/>
+              <w:jc w:val="left"/>
+            </w:pPr>
+          </w:p>
+        </w:tc>
+        <w:tc>
+          <w:tcPr>
+            <w:tcW w:type="dxa" w:w="1488"/>
+            <w:tcBorders>
+              <w:top w:val="single" w:color="000000" w:sz="4"/>
+              <w:left w:val="single" w:color="000000" w:sz="4"/>
+              <w:bottom w:val="single" w:color="000000" w:sz="4"/>
+              <w:right w:val="single" w:color="000000" w:sz="4"/>
+            </w:tcBorders>
+            <w:tcMar>
+              <w:top w:type="dxa" w:w="30"/>
+              <w:left w:type="dxa" w:w="70"/>
+              <w:bottom w:type="dxa" w:w="30"/>
+              <w:right w:type="dxa" w:w="70"/>
+            </w:tcMar>
+            <w:vAlign w:val="center"/>
+          </w:tcPr>
+          <w:p>
+            <w:pPr>
+              <w:keepNext w:val="false"/>
               <w:spacing w:after="0" w:before="0" w:line="240" w:lineRule="auto"/>
               <w:jc w:val="left"/>
             </w:pPr>
@@ -7747,6 +7946,7 @@
           </w:tcPr>
           <w:p>
             <w:pPr>
+              <w:keepNext/>
               <w:spacing w:after="0" w:before="0" w:line="240" w:lineRule="auto"/>
               <w:jc w:val="center"/>
             </w:pPr>
@@ -7784,6 +7984,7 @@
           </w:tcPr>
           <w:p>
             <w:pPr>
+              <w:keepNext/>
               <w:spacing w:after="0" w:before="0" w:line="240" w:lineRule="auto"/>
               <w:jc w:val="center"/>
             </w:pPr>
@@ -7826,6 +8027,7 @@
           </w:tcPr>
           <w:p>
             <w:pPr>
+              <w:keepNext/>
               <w:spacing w:after="0" w:before="0" w:line="240" w:lineRule="auto"/>
               <w:jc w:val="left"/>
             </w:pPr>
@@ -7862,6 +8064,7 @@
           </w:tcPr>
           <w:p>
             <w:pPr>
+              <w:keepNext/>
               <w:spacing w:after="0" w:before="0" w:line="240" w:lineRule="auto"/>
               <w:jc w:val="left"/>
             </w:pPr>
@@ -7905,6 +8108,7 @@
           </w:tcPr>
           <w:p>
             <w:pPr>
+              <w:keepNext/>
               <w:spacing w:after="0" w:before="0" w:line="240" w:lineRule="auto"/>
               <w:jc w:val="left"/>
             </w:pPr>
@@ -7941,6 +8145,7 @@
           </w:tcPr>
           <w:p>
             <w:pPr>
+              <w:keepNext/>
               <w:spacing w:after="0" w:before="0" w:line="240" w:lineRule="auto"/>
               <w:jc w:val="left"/>
             </w:pPr>
@@ -7984,6 +8189,7 @@
           </w:tcPr>
           <w:p>
             <w:pPr>
+              <w:keepNext/>
               <w:spacing w:after="0" w:before="0" w:line="240" w:lineRule="auto"/>
               <w:jc w:val="left"/>
             </w:pPr>
@@ -8020,6 +8226,7 @@
           </w:tcPr>
           <w:p>
             <w:pPr>
+              <w:keepNext/>
               <w:spacing w:after="0" w:before="0" w:line="240" w:lineRule="auto"/>
               <w:jc w:val="left"/>
             </w:pPr>
@@ -8088,6 +8295,7 @@
           </w:tcPr>
           <w:p>
             <w:pPr>
+              <w:keepNext w:val="false"/>
               <w:spacing w:after="0" w:before="0" w:line="240" w:lineRule="auto"/>
               <w:jc w:val="left"/>
             </w:pPr>
@@ -8124,6 +8332,7 @@
           </w:tcPr>
           <w:p>
             <w:pPr>
+              <w:keepNext w:val="false"/>
               <w:spacing w:after="0" w:before="0" w:line="240" w:lineRule="auto"/>
               <w:jc w:val="left"/>
             </w:pPr>
@@ -8337,6 +8546,7 @@
           </w:tcPr>
           <w:p>
             <w:pPr>
+              <w:keepNext/>
               <w:spacing w:after="0" w:before="0" w:line="240" w:lineRule="auto"/>
               <w:jc w:val="center"/>
             </w:pPr>
@@ -8374,6 +8584,7 @@
           </w:tcPr>
           <w:p>
             <w:pPr>
+              <w:keepNext/>
               <w:spacing w:after="0" w:before="0" w:line="240" w:lineRule="auto"/>
               <w:jc w:val="center"/>
             </w:pPr>
@@ -8411,6 +8622,7 @@
           </w:tcPr>
           <w:p>
             <w:pPr>
+              <w:keepNext/>
               <w:spacing w:after="0" w:before="0" w:line="240" w:lineRule="auto"/>
               <w:jc w:val="center"/>
             </w:pPr>
@@ -8453,6 +8665,7 @@
           </w:tcPr>
           <w:p>
             <w:pPr>
+              <w:keepNext w:val="false"/>
               <w:spacing w:after="0" w:before="0" w:line="240" w:lineRule="auto"/>
               <w:jc w:val="left"/>
             </w:pPr>
@@ -8490,6 +8703,7 @@
           </w:tcPr>
           <w:p>
             <w:pPr>
+              <w:keepNext w:val="false"/>
               <w:spacing w:after="0" w:before="0" w:line="240" w:lineRule="auto"/>
               <w:jc w:val="left"/>
             </w:pPr>
@@ -8527,6 +8741,7 @@
           </w:tcPr>
           <w:p>
             <w:pPr>
+              <w:keepNext w:val="false"/>
               <w:spacing w:after="0" w:before="0" w:line="240" w:lineRule="auto"/>
               <w:jc w:val="left"/>
             </w:pPr>

--- a/templates/02-ho-so-cap-do/thuyet-minh-de-xuat-cap-do.docx
+++ b/templates/02-ho-so-cap-do/thuyet-minh-de-xuat-cap-do.docx
@@ -1782,31 +1782,7 @@
           <w:sz w:val="26"/>
           <w:szCs w:val="26"/>
         </w:rPr>
-        <w:t xml:space="preserve">(Nếu loại b: nêu dịch vụ trực tuyến cung cấp, lĩnh vực; kết quả tra danh mục ngành, nghề đầu tư kinh doanh có điều kiện — Phụ lục IV Luật Đầu tư, số thứ tự hoặc "không thuộc" </w:t>
-      </w:r>
-      <w:r>
-        <w:rPr>
-          <w:rFonts w:ascii="Times New Roman" w:cs="Times New Roman" w:eastAsia="Times New Roman" w:hAnsi="Times New Roman"/>
-          <w:b/>
-          <w:bCs/>
-          <w:i/>
-          <w:iCs/>
-          <w:sz w:val="26"/>
-          <w:szCs w:val="26"/>
-        </w:rPr>
-        <w:t xml:space="preserve">[CẦN ĐỐI CHIẾU văn bản đang có hiệu lực]</w:t>
-      </w:r>
-      <w:r>
-        <w:rPr>
-          <w:rFonts w:ascii="Times New Roman" w:cs="Times New Roman" w:eastAsia="Times New Roman" w:hAnsi="Times New Roman"/>
-          <w:b w:val="false"/>
-          <w:bCs w:val="false"/>
-          <w:i/>
-          <w:iCs/>
-          <w:sz w:val="26"/>
-          <w:szCs w:val="26"/>
-        </w:rPr>
-        <w:t xml:space="preserve">; có giải quyết thủ tục hành chính không.)</w:t>
+        <w:t xml:space="preserve">(Nếu loại b: nêu dịch vụ trực tuyến cung cấp, lĩnh vực; kết quả tra danh mục ngành, nghề đầu tư kinh doanh có điều kiện — Phụ lục IV Luật Đầu tư 143/2025/QH15 (hiệu lực 01/7/2026), số thứ tự hoặc "không thuộc", ví dụ "mục 98 — Kinh doanh dịch vụ viễn thông" cho dịch vụ cloud; có giải quyết thủ tục hành chính không.)</w:t>
       </w:r>
     </w:p>
     <w:p>
